--- a/連接Clerck和supabase.docx
+++ b/連接Clerck和supabase.docx
@@ -831,7 +831,7 @@
           </mc:Choice>
           <mc:Fallback>
             <w:pict>
-              <v:shapetype w14:anchorId="51FBEB25" id="_x0000_t32" coordsize="21600,21600" o:spt="32" o:oned="t" path="m,l21600,21600e" filled="f">
+              <v:shapetype w14:anchorId="325AB03C" id="_x0000_t32" coordsize="21600,21600" o:spt="32" o:oned="t" path="m,l21600,21600e" filled="f">
                 <v:path arrowok="t" fillok="f" o:connecttype="none"/>
                 <o:lock v:ext="edit" shapetype="t"/>
               </v:shapetype>
@@ -957,7 +957,7 @@
           </mc:Choice>
           <mc:Fallback>
             <w:pict>
-              <v:shape w14:anchorId="2F723682" id="直線單箭頭接點 2" o:spid="_x0000_s1026" type="#_x0000_t32" style="position:absolute;margin-left:37.65pt;margin-top:14.05pt;width:83.95pt;height:82.6pt;z-index:251660288;visibility:visible;mso-wrap-style:square;mso-width-percent:0;mso-height-percent:0;mso-wrap-distance-left:9pt;mso-wrap-distance-top:0;mso-wrap-distance-right:9pt;mso-wrap-distance-bottom:0;mso-position-horizontal:absolute;mso-position-horizontal-relative:text;mso-position-vertical:absolute;mso-position-vertical-relative:text;mso-width-percent:0;mso-height-percent:0;mso-width-relative:margin;mso-height-relative:margin" o:gfxdata="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" strokecolor="#e00" strokeweight=".5pt">
+              <v:shape w14:anchorId="5F39B5BB" id="直線單箭頭接點 2" o:spid="_x0000_s1026" type="#_x0000_t32" style="position:absolute;margin-left:37.65pt;margin-top:14.05pt;width:83.95pt;height:82.6pt;z-index:251660288;visibility:visible;mso-wrap-style:square;mso-width-percent:0;mso-height-percent:0;mso-wrap-distance-left:9pt;mso-wrap-distance-top:0;mso-wrap-distance-right:9pt;mso-wrap-distance-bottom:0;mso-position-horizontal:absolute;mso-position-horizontal-relative:text;mso-position-vertical:absolute;mso-position-vertical-relative:text;mso-width-percent:0;mso-height-percent:0;mso-width-relative:margin;mso-height-relative:margin" o:gfxdata="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" strokecolor="#e00" strokeweight=".5pt">
                 <v:stroke endarrow="block" joinstyle="miter"/>
               </v:shape>
             </w:pict>
@@ -1174,6 +1174,82 @@
         </w:rPr>
       </w:pPr>
       <w:r>
+        <w:rPr>
+          <w:noProof/>
+        </w:rPr>
+        <mc:AlternateContent>
+          <mc:Choice Requires="wps">
+            <w:drawing>
+              <wp:anchor distT="0" distB="0" distL="114300" distR="114300" simplePos="0" relativeHeight="251661312" behindDoc="0" locked="0" layoutInCell="1" allowOverlap="1" wp14:anchorId="48147408" wp14:editId="0B8C9929">
+                <wp:simplePos x="0" y="0"/>
+                <wp:positionH relativeFrom="column">
+                  <wp:posOffset>573604</wp:posOffset>
+                </wp:positionH>
+                <wp:positionV relativeFrom="paragraph">
+                  <wp:posOffset>1453281</wp:posOffset>
+                </wp:positionV>
+                <wp:extent cx="1043425" cy="218783"/>
+                <wp:effectExtent l="0" t="0" r="23495" b="10160"/>
+                <wp:wrapNone/>
+                <wp:docPr id="1545701958" name="橢圓 3"/>
+                <wp:cNvGraphicFramePr/>
+                <a:graphic xmlns:a="http://schemas.openxmlformats.org/drawingml/2006/main">
+                  <a:graphicData uri="http://schemas.microsoft.com/office/word/2010/wordprocessingShape">
+                    <wps:wsp>
+                      <wps:cNvSpPr/>
+                      <wps:spPr>
+                        <a:xfrm>
+                          <a:off x="0" y="0"/>
+                          <a:ext cx="1043425" cy="218783"/>
+                        </a:xfrm>
+                        <a:prstGeom prst="ellipse">
+                          <a:avLst/>
+                        </a:prstGeom>
+                        <a:noFill/>
+                        <a:ln>
+                          <a:solidFill>
+                            <a:srgbClr val="EE0000"/>
+                          </a:solidFill>
+                        </a:ln>
+                      </wps:spPr>
+                      <wps:style>
+                        <a:lnRef idx="2">
+                          <a:schemeClr val="accent1">
+                            <a:shade val="15000"/>
+                          </a:schemeClr>
+                        </a:lnRef>
+                        <a:fillRef idx="1">
+                          <a:schemeClr val="accent1"/>
+                        </a:fillRef>
+                        <a:effectRef idx="0">
+                          <a:schemeClr val="accent1"/>
+                        </a:effectRef>
+                        <a:fontRef idx="minor">
+                          <a:schemeClr val="lt1"/>
+                        </a:fontRef>
+                      </wps:style>
+                      <wps:bodyPr rot="0" spcFirstLastPara="0" vertOverflow="overflow" horzOverflow="overflow" vert="horz" wrap="square" lIns="91440" tIns="45720" rIns="91440" bIns="45720" numCol="1" spcCol="0" rtlCol="0" fromWordArt="0" anchor="ctr" anchorCtr="0" forceAA="0" compatLnSpc="1">
+                        <a:prstTxWarp prst="textNoShape">
+                          <a:avLst/>
+                        </a:prstTxWarp>
+                        <a:noAutofit/>
+                      </wps:bodyPr>
+                    </wps:wsp>
+                  </a:graphicData>
+                </a:graphic>
+              </wp:anchor>
+            </w:drawing>
+          </mc:Choice>
+          <mc:Fallback>
+            <w:pict>
+              <v:oval w14:anchorId="5F71FB53" id="橢圓 3" o:spid="_x0000_s1026" style="position:absolute;margin-left:45.15pt;margin-top:114.45pt;width:82.15pt;height:17.25pt;z-index:251661312;visibility:visible;mso-wrap-style:square;mso-wrap-distance-left:9pt;mso-wrap-distance-top:0;mso-wrap-distance-right:9pt;mso-wrap-distance-bottom:0;mso-position-horizontal:absolute;mso-position-horizontal-relative:text;mso-position-vertical:absolute;mso-position-vertical-relative:text;v-text-anchor:middle" o:gfxdata="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" filled="f" strokecolor="#e00" strokeweight="1pt">
+                <v:stroke joinstyle="miter"/>
+              </v:oval>
+            </w:pict>
+          </mc:Fallback>
+        </mc:AlternateContent>
+      </w:r>
+      <w:r>
         <w:drawing>
           <wp:inline distT="0" distB="0" distL="0" distR="0" wp14:anchorId="157676CA" wp14:editId="7CB7DE46">
             <wp:extent cx="2019582" cy="2029108"/>
@@ -1212,7 +1288,2613 @@
       </w:r>
     </w:p>
     <w:p/>
+    <w:p>
+      <w:r>
+        <w:lastRenderedPageBreak/>
+        <w:drawing>
+          <wp:inline distT="0" distB="0" distL="0" distR="0" wp14:anchorId="26743246" wp14:editId="52B97248">
+            <wp:extent cx="3486637" cy="2991267"/>
+            <wp:effectExtent l="0" t="0" r="0" b="0"/>
+            <wp:docPr id="1261166657" name="圖片 1"/>
+            <wp:cNvGraphicFramePr>
+              <a:graphicFrameLocks xmlns:a="http://schemas.openxmlformats.org/drawingml/2006/main" noChangeAspect="1"/>
+            </wp:cNvGraphicFramePr>
+            <a:graphic xmlns:a="http://schemas.openxmlformats.org/drawingml/2006/main">
+              <a:graphicData uri="http://schemas.openxmlformats.org/drawingml/2006/picture">
+                <pic:pic xmlns:pic="http://schemas.openxmlformats.org/drawingml/2006/picture">
+                  <pic:nvPicPr>
+                    <pic:cNvPr id="1261166657" name=""/>
+                    <pic:cNvPicPr/>
+                  </pic:nvPicPr>
+                  <pic:blipFill>
+                    <a:blip r:embed="rId22"/>
+                    <a:stretch>
+                      <a:fillRect/>
+                    </a:stretch>
+                  </pic:blipFill>
+                  <pic:spPr>
+                    <a:xfrm>
+                      <a:off x="0" y="0"/>
+                      <a:ext cx="3486637" cy="2991267"/>
+                    </a:xfrm>
+                    <a:prstGeom prst="rect">
+                      <a:avLst/>
+                    </a:prstGeom>
+                  </pic:spPr>
+                </pic:pic>
+              </a:graphicData>
+            </a:graphic>
+          </wp:inline>
+        </w:drawing>
+      </w:r>
+    </w:p>
+    <w:p>
+      <w:pPr>
+        <w:rPr>
+          <w:rFonts w:hint="eastAsia"/>
+        </w:rPr>
+      </w:pPr>
+      <w:r>
+        <w:rPr>
+          <w:rFonts w:hint="eastAsia"/>
+          <w:noProof/>
+        </w:rPr>
+        <mc:AlternateContent>
+          <mc:Choice Requires="wps">
+            <w:drawing>
+              <wp:anchor distT="0" distB="0" distL="114300" distR="114300" simplePos="0" relativeHeight="251662336" behindDoc="0" locked="0" layoutInCell="1" allowOverlap="1" wp14:anchorId="72E20006" wp14:editId="07DBA0B2">
+                <wp:simplePos x="0" y="0"/>
+                <wp:positionH relativeFrom="column">
+                  <wp:posOffset>736288</wp:posOffset>
+                </wp:positionH>
+                <wp:positionV relativeFrom="paragraph">
+                  <wp:posOffset>204135</wp:posOffset>
+                </wp:positionV>
+                <wp:extent cx="4841272" cy="1020986"/>
+                <wp:effectExtent l="0" t="0" r="73660" b="84455"/>
+                <wp:wrapNone/>
+                <wp:docPr id="1843062703" name="直線單箭頭接點 4"/>
+                <wp:cNvGraphicFramePr/>
+                <a:graphic xmlns:a="http://schemas.openxmlformats.org/drawingml/2006/main">
+                  <a:graphicData uri="http://schemas.microsoft.com/office/word/2010/wordprocessingShape">
+                    <wps:wsp>
+                      <wps:cNvCnPr/>
+                      <wps:spPr>
+                        <a:xfrm>
+                          <a:off x="0" y="0"/>
+                          <a:ext cx="4841272" cy="1020986"/>
+                        </a:xfrm>
+                        <a:prstGeom prst="straightConnector1">
+                          <a:avLst/>
+                        </a:prstGeom>
+                        <a:ln>
+                          <a:solidFill>
+                            <a:srgbClr val="EE0000"/>
+                          </a:solidFill>
+                          <a:tailEnd type="triangle"/>
+                        </a:ln>
+                      </wps:spPr>
+                      <wps:style>
+                        <a:lnRef idx="1">
+                          <a:schemeClr val="accent1"/>
+                        </a:lnRef>
+                        <a:fillRef idx="0">
+                          <a:schemeClr val="accent1"/>
+                        </a:fillRef>
+                        <a:effectRef idx="0">
+                          <a:schemeClr val="accent1"/>
+                        </a:effectRef>
+                        <a:fontRef idx="minor">
+                          <a:schemeClr val="tx1"/>
+                        </a:fontRef>
+                      </wps:style>
+                      <wps:bodyPr/>
+                    </wps:wsp>
+                  </a:graphicData>
+                </a:graphic>
+              </wp:anchor>
+            </w:drawing>
+          </mc:Choice>
+          <mc:Fallback>
+            <w:pict>
+              <v:shape w14:anchorId="792593B6" id="直線單箭頭接點 4" o:spid="_x0000_s1026" type="#_x0000_t32" style="position:absolute;margin-left:58pt;margin-top:16.05pt;width:381.2pt;height:80.4pt;z-index:251662336;visibility:visible;mso-wrap-style:square;mso-wrap-distance-left:9pt;mso-wrap-distance-top:0;mso-wrap-distance-right:9pt;mso-wrap-distance-bottom:0;mso-position-horizontal:absolute;mso-position-horizontal-relative:text;mso-position-vertical:absolute;mso-position-vertical-relative:text" o:gfxdata="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" strokecolor="#e00" strokeweight=".5pt">
+                <v:stroke endarrow="block" joinstyle="miter"/>
+              </v:shape>
+            </w:pict>
+          </mc:Fallback>
+        </mc:AlternateContent>
+      </w:r>
+      <w:r>
+        <w:rPr>
+          <w:rFonts w:hint="eastAsia"/>
+        </w:rPr>
+        <w:t>選</w:t>
+      </w:r>
+      <w:r>
+        <w:rPr>
+          <w:rFonts w:hint="eastAsia"/>
+        </w:rPr>
+        <w:t>add a variable</w:t>
+      </w:r>
+    </w:p>
+    <w:p>
+      <w:r>
+        <w:drawing>
+          <wp:inline distT="0" distB="0" distL="0" distR="0" wp14:anchorId="34B016EC" wp14:editId="2E636714">
+            <wp:extent cx="6170798" cy="2759710"/>
+            <wp:effectExtent l="0" t="0" r="1905" b="2540"/>
+            <wp:docPr id="432511693" name="圖片 1"/>
+            <wp:cNvGraphicFramePr>
+              <a:graphicFrameLocks xmlns:a="http://schemas.openxmlformats.org/drawingml/2006/main" noChangeAspect="1"/>
+            </wp:cNvGraphicFramePr>
+            <a:graphic xmlns:a="http://schemas.openxmlformats.org/drawingml/2006/main">
+              <a:graphicData uri="http://schemas.openxmlformats.org/drawingml/2006/picture">
+                <pic:pic xmlns:pic="http://schemas.openxmlformats.org/drawingml/2006/picture">
+                  <pic:nvPicPr>
+                    <pic:cNvPr id="432511693" name=""/>
+                    <pic:cNvPicPr/>
+                  </pic:nvPicPr>
+                  <pic:blipFill>
+                    <a:blip r:embed="rId23"/>
+                    <a:stretch>
+                      <a:fillRect/>
+                    </a:stretch>
+                  </pic:blipFill>
+                  <pic:spPr>
+                    <a:xfrm>
+                      <a:off x="0" y="0"/>
+                      <a:ext cx="6180004" cy="2763827"/>
+                    </a:xfrm>
+                    <a:prstGeom prst="rect">
+                      <a:avLst/>
+                    </a:prstGeom>
+                  </pic:spPr>
+                </pic:pic>
+              </a:graphicData>
+            </a:graphic>
+          </wp:inline>
+        </w:drawing>
+      </w:r>
+      <w:r>
+        <w:drawing>
+          <wp:inline distT="0" distB="0" distL="0" distR="0" wp14:anchorId="56468BBA" wp14:editId="4F112EC5">
+            <wp:extent cx="5985510" cy="1946606"/>
+            <wp:effectExtent l="0" t="0" r="0" b="0"/>
+            <wp:docPr id="1638185064" name="圖片 1"/>
+            <wp:cNvGraphicFramePr>
+              <a:graphicFrameLocks xmlns:a="http://schemas.openxmlformats.org/drawingml/2006/main" noChangeAspect="1"/>
+            </wp:cNvGraphicFramePr>
+            <a:graphic xmlns:a="http://schemas.openxmlformats.org/drawingml/2006/main">
+              <a:graphicData uri="http://schemas.openxmlformats.org/drawingml/2006/picture">
+                <pic:pic xmlns:pic="http://schemas.openxmlformats.org/drawingml/2006/picture">
+                  <pic:nvPicPr>
+                    <pic:cNvPr id="1638185064" name=""/>
+                    <pic:cNvPicPr/>
+                  </pic:nvPicPr>
+                  <pic:blipFill>
+                    <a:blip r:embed="rId24"/>
+                    <a:stretch>
+                      <a:fillRect/>
+                    </a:stretch>
+                  </pic:blipFill>
+                  <pic:spPr>
+                    <a:xfrm>
+                      <a:off x="0" y="0"/>
+                      <a:ext cx="6004427" cy="1952758"/>
+                    </a:xfrm>
+                    <a:prstGeom prst="rect">
+                      <a:avLst/>
+                    </a:prstGeom>
+                  </pic:spPr>
+                </pic:pic>
+              </a:graphicData>
+            </a:graphic>
+          </wp:inline>
+        </w:drawing>
+      </w:r>
+    </w:p>
     <w:p/>
+    <w:p>
+      <w:r>
+        <w:rPr>
+          <w:rFonts w:hint="eastAsia"/>
+          <w:noProof/>
+        </w:rPr>
+        <mc:AlternateContent>
+          <mc:Choice Requires="wps">
+            <w:drawing>
+              <wp:anchor distT="0" distB="0" distL="114300" distR="114300" simplePos="0" relativeHeight="251663360" behindDoc="0" locked="0" layoutInCell="1" allowOverlap="1" wp14:anchorId="7B8DC30D" wp14:editId="0BBB62CD">
+                <wp:simplePos x="0" y="0"/>
+                <wp:positionH relativeFrom="column">
+                  <wp:posOffset>1583371</wp:posOffset>
+                </wp:positionH>
+                <wp:positionV relativeFrom="paragraph">
+                  <wp:posOffset>211416</wp:posOffset>
+                </wp:positionV>
+                <wp:extent cx="2731980" cy="1710994"/>
+                <wp:effectExtent l="0" t="0" r="68580" b="60960"/>
+                <wp:wrapNone/>
+                <wp:docPr id="1626846996" name="直線單箭頭接點 5"/>
+                <wp:cNvGraphicFramePr/>
+                <a:graphic xmlns:a="http://schemas.openxmlformats.org/drawingml/2006/main">
+                  <a:graphicData uri="http://schemas.microsoft.com/office/word/2010/wordprocessingShape">
+                    <wps:wsp>
+                      <wps:cNvCnPr/>
+                      <wps:spPr>
+                        <a:xfrm>
+                          <a:off x="0" y="0"/>
+                          <a:ext cx="2731980" cy="1710994"/>
+                        </a:xfrm>
+                        <a:prstGeom prst="straightConnector1">
+                          <a:avLst/>
+                        </a:prstGeom>
+                        <a:ln>
+                          <a:solidFill>
+                            <a:srgbClr val="EE0000"/>
+                          </a:solidFill>
+                          <a:tailEnd type="triangle"/>
+                        </a:ln>
+                      </wps:spPr>
+                      <wps:style>
+                        <a:lnRef idx="1">
+                          <a:schemeClr val="accent1"/>
+                        </a:lnRef>
+                        <a:fillRef idx="0">
+                          <a:schemeClr val="accent1"/>
+                        </a:fillRef>
+                        <a:effectRef idx="0">
+                          <a:schemeClr val="accent1"/>
+                        </a:effectRef>
+                        <a:fontRef idx="minor">
+                          <a:schemeClr val="tx1"/>
+                        </a:fontRef>
+                      </wps:style>
+                      <wps:bodyPr/>
+                    </wps:wsp>
+                  </a:graphicData>
+                </a:graphic>
+              </wp:anchor>
+            </w:drawing>
+          </mc:Choice>
+          <mc:Fallback>
+            <w:pict>
+              <v:shape w14:anchorId="5370DE12" id="直線單箭頭接點 5" o:spid="_x0000_s1026" type="#_x0000_t32" style="position:absolute;margin-left:124.65pt;margin-top:16.65pt;width:215.1pt;height:134.7pt;z-index:251663360;visibility:visible;mso-wrap-style:square;mso-wrap-distance-left:9pt;mso-wrap-distance-top:0;mso-wrap-distance-right:9pt;mso-wrap-distance-bottom:0;mso-position-horizontal:absolute;mso-position-horizontal-relative:text;mso-position-vertical:absolute;mso-position-vertical-relative:text" o:gfxdata="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" strokecolor="#e00" strokeweight=".5pt">
+                <v:stroke endarrow="block" joinstyle="miter"/>
+              </v:shape>
+            </w:pict>
+          </mc:Fallback>
+        </mc:AlternateContent>
+      </w:r>
+      <w:r>
+        <w:rPr>
+          <w:rFonts w:hint="eastAsia"/>
+        </w:rPr>
+        <w:t>再次回到</w:t>
+      </w:r>
+      <w:r>
+        <w:rPr>
+          <w:rFonts w:hint="eastAsia"/>
+        </w:rPr>
+        <w:t>deploy</w:t>
+      </w:r>
+      <w:r>
+        <w:rPr>
+          <w:rFonts w:hint="eastAsia"/>
+        </w:rPr>
+        <w:t>，推送專案</w:t>
+      </w:r>
+    </w:p>
+    <w:p>
+      <w:r>
+        <w:drawing>
+          <wp:inline distT="0" distB="0" distL="0" distR="0" wp14:anchorId="52885EE8" wp14:editId="13C74B4D">
+            <wp:extent cx="5274310" cy="1621237"/>
+            <wp:effectExtent l="0" t="0" r="2540" b="0"/>
+            <wp:docPr id="90912490" name="圖片 1"/>
+            <wp:cNvGraphicFramePr>
+              <a:graphicFrameLocks xmlns:a="http://schemas.openxmlformats.org/drawingml/2006/main" noChangeAspect="1"/>
+            </wp:cNvGraphicFramePr>
+            <a:graphic xmlns:a="http://schemas.openxmlformats.org/drawingml/2006/main">
+              <a:graphicData uri="http://schemas.openxmlformats.org/drawingml/2006/picture">
+                <pic:pic xmlns:pic="http://schemas.openxmlformats.org/drawingml/2006/picture">
+                  <pic:nvPicPr>
+                    <pic:cNvPr id="90912490" name=""/>
+                    <pic:cNvPicPr/>
+                  </pic:nvPicPr>
+                  <pic:blipFill>
+                    <a:blip r:embed="rId25"/>
+                    <a:stretch>
+                      <a:fillRect/>
+                    </a:stretch>
+                  </pic:blipFill>
+                  <pic:spPr>
+                    <a:xfrm>
+                      <a:off x="0" y="0"/>
+                      <a:ext cx="5279402" cy="1622802"/>
+                    </a:xfrm>
+                    <a:prstGeom prst="rect">
+                      <a:avLst/>
+                    </a:prstGeom>
+                  </pic:spPr>
+                </pic:pic>
+              </a:graphicData>
+            </a:graphic>
+          </wp:inline>
+        </w:drawing>
+      </w:r>
+    </w:p>
+    <w:p>
+      <w:r>
+        <w:rPr>
+          <w:rFonts w:hint="eastAsia"/>
+        </w:rPr>
+        <w:t>測試</w:t>
+      </w:r>
+      <w:r>
+        <w:rPr>
+          <w:rFonts w:hint="eastAsia"/>
+        </w:rPr>
+        <w:t>:</w:t>
+      </w:r>
+      <w:r>
+        <w:rPr>
+          <w:rFonts w:hint="eastAsia"/>
+        </w:rPr>
+        <w:t xml:space="preserve"> </w:t>
+      </w:r>
+      <w:r>
+        <w:rPr>
+          <w:rFonts w:hint="eastAsia"/>
+        </w:rPr>
+        <w:t>推送到</w:t>
+      </w:r>
+      <w:r>
+        <w:rPr>
+          <w:rFonts w:hint="eastAsia"/>
+        </w:rPr>
+        <w:t>netlify</w:t>
+      </w:r>
+      <w:r>
+        <w:rPr>
+          <w:rFonts w:hint="eastAsia"/>
+        </w:rPr>
+        <w:t>成功</w:t>
+      </w:r>
+    </w:p>
+    <w:p>
+      <w:r>
+        <w:drawing>
+          <wp:inline distT="0" distB="0" distL="0" distR="0" wp14:anchorId="3E390380" wp14:editId="2AF5D54C">
+            <wp:extent cx="5274310" cy="1161232"/>
+            <wp:effectExtent l="0" t="0" r="2540" b="1270"/>
+            <wp:docPr id="885707243" name="圖片 1"/>
+            <wp:cNvGraphicFramePr>
+              <a:graphicFrameLocks xmlns:a="http://schemas.openxmlformats.org/drawingml/2006/main" noChangeAspect="1"/>
+            </wp:cNvGraphicFramePr>
+            <a:graphic xmlns:a="http://schemas.openxmlformats.org/drawingml/2006/main">
+              <a:graphicData uri="http://schemas.openxmlformats.org/drawingml/2006/picture">
+                <pic:pic xmlns:pic="http://schemas.openxmlformats.org/drawingml/2006/picture">
+                  <pic:nvPicPr>
+                    <pic:cNvPr id="885707243" name=""/>
+                    <pic:cNvPicPr/>
+                  </pic:nvPicPr>
+                  <pic:blipFill>
+                    <a:blip r:embed="rId26"/>
+                    <a:stretch>
+                      <a:fillRect/>
+                    </a:stretch>
+                  </pic:blipFill>
+                  <pic:spPr>
+                    <a:xfrm>
+                      <a:off x="0" y="0"/>
+                      <a:ext cx="5283784" cy="1163318"/>
+                    </a:xfrm>
+                    <a:prstGeom prst="rect">
+                      <a:avLst/>
+                    </a:prstGeom>
+                  </pic:spPr>
+                </pic:pic>
+              </a:graphicData>
+            </a:graphic>
+          </wp:inline>
+        </w:drawing>
+      </w:r>
+    </w:p>
+    <w:p>
+      <w:r>
+        <w:rPr>
+          <w:rFonts w:hint="eastAsia"/>
+        </w:rPr>
+        <w:t>可以到</w:t>
+      </w:r>
+      <w:r>
+        <w:rPr>
+          <w:rFonts w:hint="eastAsia"/>
+        </w:rPr>
+        <w:t>clerk</w:t>
+      </w:r>
+      <w:r>
+        <w:rPr>
+          <w:rFonts w:hint="eastAsia"/>
+        </w:rPr>
+        <w:t>後台看到剛剛登入的使用者</w:t>
+      </w:r>
+      <w:r>
+        <w:drawing>
+          <wp:inline distT="0" distB="0" distL="0" distR="0" wp14:anchorId="6F8B68B5" wp14:editId="353CBD8B">
+            <wp:extent cx="5274310" cy="1338580"/>
+            <wp:effectExtent l="0" t="0" r="2540" b="0"/>
+            <wp:docPr id="1828947560" name="圖片 1"/>
+            <wp:cNvGraphicFramePr>
+              <a:graphicFrameLocks xmlns:a="http://schemas.openxmlformats.org/drawingml/2006/main" noChangeAspect="1"/>
+            </wp:cNvGraphicFramePr>
+            <a:graphic xmlns:a="http://schemas.openxmlformats.org/drawingml/2006/main">
+              <a:graphicData uri="http://schemas.openxmlformats.org/drawingml/2006/picture">
+                <pic:pic xmlns:pic="http://schemas.openxmlformats.org/drawingml/2006/picture">
+                  <pic:nvPicPr>
+                    <pic:cNvPr id="1828947560" name=""/>
+                    <pic:cNvPicPr/>
+                  </pic:nvPicPr>
+                  <pic:blipFill>
+                    <a:blip r:embed="rId27"/>
+                    <a:stretch>
+                      <a:fillRect/>
+                    </a:stretch>
+                  </pic:blipFill>
+                  <pic:spPr>
+                    <a:xfrm>
+                      <a:off x="0" y="0"/>
+                      <a:ext cx="5274310" cy="1338580"/>
+                    </a:xfrm>
+                    <a:prstGeom prst="rect">
+                      <a:avLst/>
+                    </a:prstGeom>
+                  </pic:spPr>
+                </pic:pic>
+              </a:graphicData>
+            </a:graphic>
+          </wp:inline>
+        </w:drawing>
+      </w:r>
+    </w:p>
+    <w:p>
+      <w:r>
+        <w:rPr>
+          <w:rFonts w:hint="eastAsia"/>
+        </w:rPr>
+        <w:t>詢問</w:t>
+      </w:r>
+      <w:r>
+        <w:rPr>
+          <w:rFonts w:hint="eastAsia"/>
+        </w:rPr>
+        <w:t xml:space="preserve">development </w:t>
+      </w:r>
+      <w:r>
+        <w:rPr>
+          <w:rFonts w:hint="eastAsia"/>
+        </w:rPr>
+        <w:t>跟</w:t>
+      </w:r>
+      <w:r>
+        <w:rPr>
+          <w:rFonts w:hint="eastAsia"/>
+        </w:rPr>
+        <w:t xml:space="preserve"> production</w:t>
+      </w:r>
+      <w:r>
+        <w:rPr>
+          <w:rFonts w:hint="eastAsia"/>
+        </w:rPr>
+        <w:t>差別</w:t>
+      </w:r>
+    </w:p>
+    <w:p>
+      <w:pPr>
+        <w:jc w:val="center"/>
+      </w:pPr>
+      <w:r>
+        <w:lastRenderedPageBreak/>
+        <w:drawing>
+          <wp:inline distT="0" distB="0" distL="0" distR="0" wp14:anchorId="2A366EF4" wp14:editId="62D7AC65">
+            <wp:extent cx="3343275" cy="5026570"/>
+            <wp:effectExtent l="0" t="0" r="0" b="3175"/>
+            <wp:docPr id="838303314" name="圖片 1"/>
+            <wp:cNvGraphicFramePr>
+              <a:graphicFrameLocks xmlns:a="http://schemas.openxmlformats.org/drawingml/2006/main" noChangeAspect="1"/>
+            </wp:cNvGraphicFramePr>
+            <a:graphic xmlns:a="http://schemas.openxmlformats.org/drawingml/2006/main">
+              <a:graphicData uri="http://schemas.openxmlformats.org/drawingml/2006/picture">
+                <pic:pic xmlns:pic="http://schemas.openxmlformats.org/drawingml/2006/picture">
+                  <pic:nvPicPr>
+                    <pic:cNvPr id="838303314" name=""/>
+                    <pic:cNvPicPr/>
+                  </pic:nvPicPr>
+                  <pic:blipFill>
+                    <a:blip r:embed="rId28"/>
+                    <a:stretch>
+                      <a:fillRect/>
+                    </a:stretch>
+                  </pic:blipFill>
+                  <pic:spPr>
+                    <a:xfrm>
+                      <a:off x="0" y="0"/>
+                      <a:ext cx="3349805" cy="5036388"/>
+                    </a:xfrm>
+                    <a:prstGeom prst="rect">
+                      <a:avLst/>
+                    </a:prstGeom>
+                  </pic:spPr>
+                </pic:pic>
+              </a:graphicData>
+            </a:graphic>
+          </wp:inline>
+        </w:drawing>
+      </w:r>
+    </w:p>
+    <w:p>
+      <w:r>
+        <w:rPr>
+          <w:rFonts w:hint="eastAsia"/>
+        </w:rPr>
+        <w:t>轉換為</w:t>
+      </w:r>
+      <w:r>
+        <w:rPr>
+          <w:rFonts w:hint="eastAsia"/>
+        </w:rPr>
+        <w:t>production</w:t>
+      </w:r>
+    </w:p>
+    <w:p>
+      <w:r>
+        <w:drawing>
+          <wp:inline distT="0" distB="0" distL="0" distR="0" wp14:anchorId="1465C08C" wp14:editId="1E987D06">
+            <wp:extent cx="3305636" cy="1933845"/>
+            <wp:effectExtent l="0" t="0" r="0" b="9525"/>
+            <wp:docPr id="463429889" name="圖片 1"/>
+            <wp:cNvGraphicFramePr>
+              <a:graphicFrameLocks xmlns:a="http://schemas.openxmlformats.org/drawingml/2006/main" noChangeAspect="1"/>
+            </wp:cNvGraphicFramePr>
+            <a:graphic xmlns:a="http://schemas.openxmlformats.org/drawingml/2006/main">
+              <a:graphicData uri="http://schemas.openxmlformats.org/drawingml/2006/picture">
+                <pic:pic xmlns:pic="http://schemas.openxmlformats.org/drawingml/2006/picture">
+                  <pic:nvPicPr>
+                    <pic:cNvPr id="463429889" name=""/>
+                    <pic:cNvPicPr/>
+                  </pic:nvPicPr>
+                  <pic:blipFill>
+                    <a:blip r:embed="rId29"/>
+                    <a:stretch>
+                      <a:fillRect/>
+                    </a:stretch>
+                  </pic:blipFill>
+                  <pic:spPr>
+                    <a:xfrm>
+                      <a:off x="0" y="0"/>
+                      <a:ext cx="3305636" cy="1933845"/>
+                    </a:xfrm>
+                    <a:prstGeom prst="rect">
+                      <a:avLst/>
+                    </a:prstGeom>
+                  </pic:spPr>
+                </pic:pic>
+              </a:graphicData>
+            </a:graphic>
+          </wp:inline>
+        </w:drawing>
+      </w:r>
+      <w:r>
+        <w:lastRenderedPageBreak/>
+        <w:drawing>
+          <wp:inline distT="0" distB="0" distL="0" distR="0" wp14:anchorId="6DF35B2D" wp14:editId="3EF1D388">
+            <wp:extent cx="5274310" cy="1350645"/>
+            <wp:effectExtent l="0" t="0" r="2540" b="1905"/>
+            <wp:docPr id="1078037186" name="圖片 1"/>
+            <wp:cNvGraphicFramePr>
+              <a:graphicFrameLocks xmlns:a="http://schemas.openxmlformats.org/drawingml/2006/main" noChangeAspect="1"/>
+            </wp:cNvGraphicFramePr>
+            <a:graphic xmlns:a="http://schemas.openxmlformats.org/drawingml/2006/main">
+              <a:graphicData uri="http://schemas.openxmlformats.org/drawingml/2006/picture">
+                <pic:pic xmlns:pic="http://schemas.openxmlformats.org/drawingml/2006/picture">
+                  <pic:nvPicPr>
+                    <pic:cNvPr id="1078037186" name=""/>
+                    <pic:cNvPicPr/>
+                  </pic:nvPicPr>
+                  <pic:blipFill>
+                    <a:blip r:embed="rId30"/>
+                    <a:stretch>
+                      <a:fillRect/>
+                    </a:stretch>
+                  </pic:blipFill>
+                  <pic:spPr>
+                    <a:xfrm>
+                      <a:off x="0" y="0"/>
+                      <a:ext cx="5274310" cy="1350645"/>
+                    </a:xfrm>
+                    <a:prstGeom prst="rect">
+                      <a:avLst/>
+                    </a:prstGeom>
+                  </pic:spPr>
+                </pic:pic>
+              </a:graphicData>
+            </a:graphic>
+          </wp:inline>
+        </w:drawing>
+      </w:r>
+    </w:p>
+    <w:p/>
+    <w:p>
+      <w:pPr>
+        <w:jc w:val="center"/>
+      </w:pPr>
+      <w:r>
+        <w:drawing>
+          <wp:inline distT="0" distB="0" distL="0" distR="0" wp14:anchorId="171DAB02" wp14:editId="4F85FA9F">
+            <wp:extent cx="4362450" cy="2946147"/>
+            <wp:effectExtent l="0" t="0" r="0" b="6985"/>
+            <wp:docPr id="631279720" name="圖片 1"/>
+            <wp:cNvGraphicFramePr>
+              <a:graphicFrameLocks xmlns:a="http://schemas.openxmlformats.org/drawingml/2006/main" noChangeAspect="1"/>
+            </wp:cNvGraphicFramePr>
+            <a:graphic xmlns:a="http://schemas.openxmlformats.org/drawingml/2006/main">
+              <a:graphicData uri="http://schemas.openxmlformats.org/drawingml/2006/picture">
+                <pic:pic xmlns:pic="http://schemas.openxmlformats.org/drawingml/2006/picture">
+                  <pic:nvPicPr>
+                    <pic:cNvPr id="631279720" name=""/>
+                    <pic:cNvPicPr/>
+                  </pic:nvPicPr>
+                  <pic:blipFill>
+                    <a:blip r:embed="rId31"/>
+                    <a:stretch>
+                      <a:fillRect/>
+                    </a:stretch>
+                  </pic:blipFill>
+                  <pic:spPr>
+                    <a:xfrm>
+                      <a:off x="0" y="0"/>
+                      <a:ext cx="4364159" cy="2947301"/>
+                    </a:xfrm>
+                    <a:prstGeom prst="rect">
+                      <a:avLst/>
+                    </a:prstGeom>
+                  </pic:spPr>
+                </pic:pic>
+              </a:graphicData>
+            </a:graphic>
+          </wp:inline>
+        </w:drawing>
+      </w:r>
+    </w:p>
+    <w:p>
+      <w:pPr>
+        <w:jc w:val="center"/>
+      </w:pPr>
+    </w:p>
+    <w:p>
+      <w:pPr>
+        <w:jc w:val="center"/>
+      </w:pPr>
+      <w:r>
+        <w:rPr>
+          <w:rFonts w:hint="eastAsia"/>
+        </w:rPr>
+        <w:t>貼上</w:t>
+      </w:r>
+      <w:r>
+        <w:rPr>
+          <w:rFonts w:hint="eastAsia"/>
+        </w:rPr>
+        <w:t>url</w:t>
+      </w:r>
+    </w:p>
+    <w:p>
+      <w:pPr>
+        <w:jc w:val="center"/>
+      </w:pPr>
+      <w:r>
+        <w:drawing>
+          <wp:inline distT="0" distB="0" distL="0" distR="0" wp14:anchorId="26747048" wp14:editId="0982C1F7">
+            <wp:extent cx="4400549" cy="2085274"/>
+            <wp:effectExtent l="0" t="0" r="635" b="0"/>
+            <wp:docPr id="690487516" name="圖片 1"/>
+            <wp:cNvGraphicFramePr>
+              <a:graphicFrameLocks xmlns:a="http://schemas.openxmlformats.org/drawingml/2006/main" noChangeAspect="1"/>
+            </wp:cNvGraphicFramePr>
+            <a:graphic xmlns:a="http://schemas.openxmlformats.org/drawingml/2006/main">
+              <a:graphicData uri="http://schemas.openxmlformats.org/drawingml/2006/picture">
+                <pic:pic xmlns:pic="http://schemas.openxmlformats.org/drawingml/2006/picture">
+                  <pic:nvPicPr>
+                    <pic:cNvPr id="690487516" name=""/>
+                    <pic:cNvPicPr/>
+                  </pic:nvPicPr>
+                  <pic:blipFill>
+                    <a:blip r:embed="rId32"/>
+                    <a:stretch>
+                      <a:fillRect/>
+                    </a:stretch>
+                  </pic:blipFill>
+                  <pic:spPr>
+                    <a:xfrm>
+                      <a:off x="0" y="0"/>
+                      <a:ext cx="4405904" cy="2087812"/>
+                    </a:xfrm>
+                    <a:prstGeom prst="rect">
+                      <a:avLst/>
+                    </a:prstGeom>
+                  </pic:spPr>
+                </pic:pic>
+              </a:graphicData>
+            </a:graphic>
+          </wp:inline>
+        </w:drawing>
+      </w:r>
+    </w:p>
+    <w:p>
+      <w:pPr>
+        <w:jc w:val="center"/>
+      </w:pPr>
+    </w:p>
+    <w:p>
+      <w:pPr>
+        <w:jc w:val="center"/>
+      </w:pPr>
+    </w:p>
+    <w:p>
+      <w:pPr>
+        <w:jc w:val="center"/>
+      </w:pPr>
+    </w:p>
+    <w:p>
+      <w:pPr>
+        <w:jc w:val="center"/>
+      </w:pPr>
+      <w:r>
+        <w:drawing>
+          <wp:inline distT="0" distB="0" distL="0" distR="0" wp14:anchorId="5EBC879F" wp14:editId="01ABBE00">
+            <wp:extent cx="3353268" cy="2848373"/>
+            <wp:effectExtent l="0" t="0" r="0" b="9525"/>
+            <wp:docPr id="1421315272" name="圖片 1"/>
+            <wp:cNvGraphicFramePr>
+              <a:graphicFrameLocks xmlns:a="http://schemas.openxmlformats.org/drawingml/2006/main" noChangeAspect="1"/>
+            </wp:cNvGraphicFramePr>
+            <a:graphic xmlns:a="http://schemas.openxmlformats.org/drawingml/2006/main">
+              <a:graphicData uri="http://schemas.openxmlformats.org/drawingml/2006/picture">
+                <pic:pic xmlns:pic="http://schemas.openxmlformats.org/drawingml/2006/picture">
+                  <pic:nvPicPr>
+                    <pic:cNvPr id="1421315272" name=""/>
+                    <pic:cNvPicPr/>
+                  </pic:nvPicPr>
+                  <pic:blipFill>
+                    <a:blip r:embed="rId33"/>
+                    <a:stretch>
+                      <a:fillRect/>
+                    </a:stretch>
+                  </pic:blipFill>
+                  <pic:spPr>
+                    <a:xfrm>
+                      <a:off x="0" y="0"/>
+                      <a:ext cx="3353268" cy="2848373"/>
+                    </a:xfrm>
+                    <a:prstGeom prst="rect">
+                      <a:avLst/>
+                    </a:prstGeom>
+                  </pic:spPr>
+                </pic:pic>
+              </a:graphicData>
+            </a:graphic>
+          </wp:inline>
+        </w:drawing>
+      </w:r>
+    </w:p>
+    <w:p>
+      <w:pPr>
+        <w:jc w:val="center"/>
+      </w:pPr>
+    </w:p>
+    <w:p>
+      <w:pPr>
+        <w:jc w:val="center"/>
+      </w:pPr>
+      <w:r>
+        <w:rPr>
+          <w:rFonts w:hint="eastAsia"/>
+        </w:rPr>
+        <w:t>遇到的問題</w:t>
+      </w:r>
+      <w:r>
+        <w:rPr>
+          <w:rFonts w:hint="eastAsia"/>
+        </w:rPr>
+        <w:t>:</w:t>
+      </w:r>
+      <w:r>
+        <w:rPr>
+          <w:rFonts w:hint="eastAsia"/>
+        </w:rPr>
+        <w:t>如果要轉為</w:t>
+      </w:r>
+      <w:r>
+        <w:rPr>
+          <w:rFonts w:hint="eastAsia"/>
+        </w:rPr>
+        <w:t>production</w:t>
+      </w:r>
+      <w:r>
+        <w:rPr>
+          <w:rFonts w:hint="eastAsia"/>
+        </w:rPr>
+        <w:t>的話需要購買客制的</w:t>
+      </w:r>
+      <w:r>
+        <w:rPr>
+          <w:rFonts w:hint="eastAsia"/>
+        </w:rPr>
+        <w:t>domain</w:t>
+      </w:r>
+      <w:r>
+        <w:drawing>
+          <wp:inline distT="0" distB="0" distL="0" distR="0" wp14:anchorId="27799932" wp14:editId="7EF6E9ED">
+            <wp:extent cx="3277057" cy="4134427"/>
+            <wp:effectExtent l="0" t="0" r="0" b="0"/>
+            <wp:docPr id="435077987" name="圖片 1"/>
+            <wp:cNvGraphicFramePr>
+              <a:graphicFrameLocks xmlns:a="http://schemas.openxmlformats.org/drawingml/2006/main" noChangeAspect="1"/>
+            </wp:cNvGraphicFramePr>
+            <a:graphic xmlns:a="http://schemas.openxmlformats.org/drawingml/2006/main">
+              <a:graphicData uri="http://schemas.openxmlformats.org/drawingml/2006/picture">
+                <pic:pic xmlns:pic="http://schemas.openxmlformats.org/drawingml/2006/picture">
+                  <pic:nvPicPr>
+                    <pic:cNvPr id="435077987" name=""/>
+                    <pic:cNvPicPr/>
+                  </pic:nvPicPr>
+                  <pic:blipFill>
+                    <a:blip r:embed="rId34"/>
+                    <a:stretch>
+                      <a:fillRect/>
+                    </a:stretch>
+                  </pic:blipFill>
+                  <pic:spPr>
+                    <a:xfrm>
+                      <a:off x="0" y="0"/>
+                      <a:ext cx="3277057" cy="4134427"/>
+                    </a:xfrm>
+                    <a:prstGeom prst="rect">
+                      <a:avLst/>
+                    </a:prstGeom>
+                  </pic:spPr>
+                </pic:pic>
+              </a:graphicData>
+            </a:graphic>
+          </wp:inline>
+        </w:drawing>
+      </w:r>
+    </w:p>
+    <w:p>
+      <w:pPr>
+        <w:jc w:val="center"/>
+      </w:pPr>
+    </w:p>
+    <w:p>
+      <w:pPr>
+        <w:jc w:val="center"/>
+      </w:pPr>
+      <w:r>
+        <w:rPr>
+          <w:rFonts w:hint="eastAsia"/>
+        </w:rPr>
+        <w:lastRenderedPageBreak/>
+        <w:t>連接</w:t>
+      </w:r>
+      <w:r>
+        <w:rPr>
+          <w:rFonts w:hint="eastAsia"/>
+        </w:rPr>
+        <w:t>supabase</w:t>
+      </w:r>
+      <w:r>
+        <w:rPr>
+          <w:rFonts w:hint="eastAsia"/>
+        </w:rPr>
+        <w:t>使用</w:t>
+      </w:r>
+      <w:r>
+        <w:rPr>
+          <w:rFonts w:hint="eastAsia"/>
+        </w:rPr>
+        <w:t>github</w:t>
+      </w:r>
+      <w:r>
+        <w:rPr>
+          <w:rFonts w:hint="eastAsia"/>
+        </w:rPr>
+        <w:t>帳號</w:t>
+      </w:r>
+    </w:p>
+    <w:p>
+      <w:pPr>
+        <w:jc w:val="center"/>
+      </w:pPr>
+      <w:hyperlink r:id="rId35" w:history="1">
+        <w:r>
+          <w:rPr>
+            <w:rStyle w:val="ae"/>
+          </w:rPr>
+          <w:t>https://supabase.com/</w:t>
+        </w:r>
+      </w:hyperlink>
+    </w:p>
+    <w:p>
+      <w:pPr>
+        <w:jc w:val="center"/>
+      </w:pPr>
+      <w:r>
+        <w:drawing>
+          <wp:inline distT="0" distB="0" distL="0" distR="0" wp14:anchorId="06ED63C4" wp14:editId="5C1916A4">
+            <wp:extent cx="3229426" cy="1476581"/>
+            <wp:effectExtent l="0" t="0" r="9525" b="9525"/>
+            <wp:docPr id="44181229" name="圖片 1"/>
+            <wp:cNvGraphicFramePr>
+              <a:graphicFrameLocks xmlns:a="http://schemas.openxmlformats.org/drawingml/2006/main" noChangeAspect="1"/>
+            </wp:cNvGraphicFramePr>
+            <a:graphic xmlns:a="http://schemas.openxmlformats.org/drawingml/2006/main">
+              <a:graphicData uri="http://schemas.openxmlformats.org/drawingml/2006/picture">
+                <pic:pic xmlns:pic="http://schemas.openxmlformats.org/drawingml/2006/picture">
+                  <pic:nvPicPr>
+                    <pic:cNvPr id="44181229" name=""/>
+                    <pic:cNvPicPr/>
+                  </pic:nvPicPr>
+                  <pic:blipFill>
+                    <a:blip r:embed="rId36"/>
+                    <a:stretch>
+                      <a:fillRect/>
+                    </a:stretch>
+                  </pic:blipFill>
+                  <pic:spPr>
+                    <a:xfrm>
+                      <a:off x="0" y="0"/>
+                      <a:ext cx="3229426" cy="1476581"/>
+                    </a:xfrm>
+                    <a:prstGeom prst="rect">
+                      <a:avLst/>
+                    </a:prstGeom>
+                  </pic:spPr>
+                </pic:pic>
+              </a:graphicData>
+            </a:graphic>
+          </wp:inline>
+        </w:drawing>
+      </w:r>
+    </w:p>
+    <w:p>
+      <w:pPr>
+        <w:jc w:val="center"/>
+      </w:pPr>
+    </w:p>
+    <w:p>
+      <w:r>
+        <w:rPr>
+          <w:rFonts w:hint="eastAsia"/>
+        </w:rPr>
+        <w:t>建立新專案</w:t>
+      </w:r>
+    </w:p>
+    <w:p>
+      <w:pPr>
+        <w:jc w:val="center"/>
+      </w:pPr>
+      <w:r>
+        <w:drawing>
+          <wp:inline distT="0" distB="0" distL="0" distR="0" wp14:anchorId="4E3F324A" wp14:editId="67B19931">
+            <wp:extent cx="5273700" cy="1727823"/>
+            <wp:effectExtent l="0" t="0" r="3175" b="6350"/>
+            <wp:docPr id="1675753613" name="圖片 1"/>
+            <wp:cNvGraphicFramePr>
+              <a:graphicFrameLocks xmlns:a="http://schemas.openxmlformats.org/drawingml/2006/main" noChangeAspect="1"/>
+            </wp:cNvGraphicFramePr>
+            <a:graphic xmlns:a="http://schemas.openxmlformats.org/drawingml/2006/main">
+              <a:graphicData uri="http://schemas.openxmlformats.org/drawingml/2006/picture">
+                <pic:pic xmlns:pic="http://schemas.openxmlformats.org/drawingml/2006/picture">
+                  <pic:nvPicPr>
+                    <pic:cNvPr id="1675753613" name=""/>
+                    <pic:cNvPicPr/>
+                  </pic:nvPicPr>
+                  <pic:blipFill>
+                    <a:blip r:embed="rId37"/>
+                    <a:stretch>
+                      <a:fillRect/>
+                    </a:stretch>
+                  </pic:blipFill>
+                  <pic:spPr>
+                    <a:xfrm>
+                      <a:off x="0" y="0"/>
+                      <a:ext cx="5280799" cy="1730149"/>
+                    </a:xfrm>
+                    <a:prstGeom prst="rect">
+                      <a:avLst/>
+                    </a:prstGeom>
+                  </pic:spPr>
+                </pic:pic>
+              </a:graphicData>
+            </a:graphic>
+          </wp:inline>
+        </w:drawing>
+      </w:r>
+    </w:p>
+    <w:p>
+      <w:pPr>
+        <w:jc w:val="center"/>
+      </w:pPr>
+      <w:r>
+        <w:drawing>
+          <wp:inline distT="0" distB="0" distL="0" distR="0" wp14:anchorId="1D7A1683" wp14:editId="10EC7621">
+            <wp:extent cx="5274310" cy="2338705"/>
+            <wp:effectExtent l="0" t="0" r="2540" b="4445"/>
+            <wp:docPr id="1541373597" name="圖片 1"/>
+            <wp:cNvGraphicFramePr>
+              <a:graphicFrameLocks xmlns:a="http://schemas.openxmlformats.org/drawingml/2006/main" noChangeAspect="1"/>
+            </wp:cNvGraphicFramePr>
+            <a:graphic xmlns:a="http://schemas.openxmlformats.org/drawingml/2006/main">
+              <a:graphicData uri="http://schemas.openxmlformats.org/drawingml/2006/picture">
+                <pic:pic xmlns:pic="http://schemas.openxmlformats.org/drawingml/2006/picture">
+                  <pic:nvPicPr>
+                    <pic:cNvPr id="1541373597" name=""/>
+                    <pic:cNvPicPr/>
+                  </pic:nvPicPr>
+                  <pic:blipFill>
+                    <a:blip r:embed="rId38"/>
+                    <a:stretch>
+                      <a:fillRect/>
+                    </a:stretch>
+                  </pic:blipFill>
+                  <pic:spPr>
+                    <a:xfrm>
+                      <a:off x="0" y="0"/>
+                      <a:ext cx="5274310" cy="2338705"/>
+                    </a:xfrm>
+                    <a:prstGeom prst="rect">
+                      <a:avLst/>
+                    </a:prstGeom>
+                  </pic:spPr>
+                </pic:pic>
+              </a:graphicData>
+            </a:graphic>
+          </wp:inline>
+        </w:drawing>
+      </w:r>
+    </w:p>
+    <w:p>
+      <w:pPr>
+        <w:jc w:val="center"/>
+      </w:pPr>
+      <w:r>
+        <w:rPr>
+          <w:rFonts w:hint="eastAsia"/>
+        </w:rPr>
+        <w:t>密碼</w:t>
+      </w:r>
+      <w:r>
+        <w:rPr>
+          <w:rFonts w:hint="eastAsia"/>
+        </w:rPr>
+        <w:t>:</w:t>
+      </w:r>
+      <w:r>
+        <w:t>pxB5Y63RJ,Ss!Sj</w:t>
+      </w:r>
+    </w:p>
+    <w:p>
+      <w:pPr>
+        <w:jc w:val="center"/>
+      </w:pPr>
+    </w:p>
+    <w:p>
+      <w:pPr>
+        <w:jc w:val="center"/>
+      </w:pPr>
+    </w:p>
+    <w:p>
+      <w:r>
+        <w:rPr>
+          <w:rFonts w:hint="eastAsia"/>
+        </w:rPr>
+        <w:lastRenderedPageBreak/>
+        <w:t>詢問建立</w:t>
+      </w:r>
+      <w:r>
+        <w:rPr>
+          <w:rFonts w:hint="eastAsia"/>
+        </w:rPr>
+        <w:t>order</w:t>
+      </w:r>
+      <w:r>
+        <w:rPr>
+          <w:rFonts w:hint="eastAsia"/>
+        </w:rPr>
+        <w:t>訂單的</w:t>
+      </w:r>
+      <w:r>
+        <w:rPr>
+          <w:rFonts w:hint="eastAsia"/>
+        </w:rPr>
+        <w:t>prompt:</w:t>
+      </w:r>
+    </w:p>
+    <w:p>
+      <w:r>
+        <w:t>create orderHistory component then the user can click one of coffee product then check the order history page , i would like to connect with supabase , create order table</w:t>
+      </w:r>
+    </w:p>
+    <w:p/>
+    <w:p>
+      <w:r>
+        <w:rPr>
+          <w:rFonts w:hint="eastAsia"/>
+        </w:rPr>
+        <w:t>先取得</w:t>
+      </w:r>
+      <w:r>
+        <w:rPr>
+          <w:rFonts w:hint="eastAsia"/>
+        </w:rPr>
+        <w:t>supabase</w:t>
+      </w:r>
+      <w:r>
+        <w:rPr>
+          <w:rFonts w:hint="eastAsia"/>
+        </w:rPr>
+        <w:t>的</w:t>
+      </w:r>
+      <w:r>
+        <w:rPr>
+          <w:rFonts w:hint="eastAsia"/>
+        </w:rPr>
+        <w:t>url</w:t>
+      </w:r>
+      <w:r>
+        <w:rPr>
+          <w:rFonts w:hint="eastAsia"/>
+        </w:rPr>
+        <w:t>，選</w:t>
+      </w:r>
+      <w:r>
+        <w:t>p</w:t>
+      </w:r>
+      <w:r>
+        <w:rPr>
+          <w:rFonts w:hint="eastAsia"/>
+        </w:rPr>
+        <w:t>roject Settings</w:t>
+      </w:r>
+    </w:p>
+    <w:p>
+      <w:pPr>
+        <w:rPr>
+          <w:rFonts w:hint="eastAsia"/>
+        </w:rPr>
+      </w:pPr>
+      <w:r>
+        <w:drawing>
+          <wp:inline distT="0" distB="0" distL="0" distR="0" wp14:anchorId="29535344" wp14:editId="7CAE2541">
+            <wp:extent cx="3286584" cy="3277057"/>
+            <wp:effectExtent l="0" t="0" r="9525" b="0"/>
+            <wp:docPr id="500367903" name="圖片 1"/>
+            <wp:cNvGraphicFramePr>
+              <a:graphicFrameLocks xmlns:a="http://schemas.openxmlformats.org/drawingml/2006/main" noChangeAspect="1"/>
+            </wp:cNvGraphicFramePr>
+            <a:graphic xmlns:a="http://schemas.openxmlformats.org/drawingml/2006/main">
+              <a:graphicData uri="http://schemas.openxmlformats.org/drawingml/2006/picture">
+                <pic:pic xmlns:pic="http://schemas.openxmlformats.org/drawingml/2006/picture">
+                  <pic:nvPicPr>
+                    <pic:cNvPr id="500367903" name=""/>
+                    <pic:cNvPicPr/>
+                  </pic:nvPicPr>
+                  <pic:blipFill>
+                    <a:blip r:embed="rId39"/>
+                    <a:stretch>
+                      <a:fillRect/>
+                    </a:stretch>
+                  </pic:blipFill>
+                  <pic:spPr>
+                    <a:xfrm>
+                      <a:off x="0" y="0"/>
+                      <a:ext cx="3286584" cy="3277057"/>
+                    </a:xfrm>
+                    <a:prstGeom prst="rect">
+                      <a:avLst/>
+                    </a:prstGeom>
+                  </pic:spPr>
+                </pic:pic>
+              </a:graphicData>
+            </a:graphic>
+          </wp:inline>
+        </w:drawing>
+      </w:r>
+    </w:p>
+    <w:p>
+      <w:r>
+        <w:drawing>
+          <wp:inline distT="0" distB="0" distL="0" distR="0" wp14:anchorId="1D1E673B" wp14:editId="5F8FE548">
+            <wp:extent cx="2400647" cy="2900274"/>
+            <wp:effectExtent l="0" t="0" r="0" b="0"/>
+            <wp:docPr id="1625164243" name="圖片 1"/>
+            <wp:cNvGraphicFramePr>
+              <a:graphicFrameLocks xmlns:a="http://schemas.openxmlformats.org/drawingml/2006/main" noChangeAspect="1"/>
+            </wp:cNvGraphicFramePr>
+            <a:graphic xmlns:a="http://schemas.openxmlformats.org/drawingml/2006/main">
+              <a:graphicData uri="http://schemas.openxmlformats.org/drawingml/2006/picture">
+                <pic:pic xmlns:pic="http://schemas.openxmlformats.org/drawingml/2006/picture">
+                  <pic:nvPicPr>
+                    <pic:cNvPr id="1625164243" name=""/>
+                    <pic:cNvPicPr/>
+                  </pic:nvPicPr>
+                  <pic:blipFill>
+                    <a:blip r:embed="rId40"/>
+                    <a:stretch>
+                      <a:fillRect/>
+                    </a:stretch>
+                  </pic:blipFill>
+                  <pic:spPr>
+                    <a:xfrm>
+                      <a:off x="0" y="0"/>
+                      <a:ext cx="2421919" cy="2925973"/>
+                    </a:xfrm>
+                    <a:prstGeom prst="rect">
+                      <a:avLst/>
+                    </a:prstGeom>
+                  </pic:spPr>
+                </pic:pic>
+              </a:graphicData>
+            </a:graphic>
+          </wp:inline>
+        </w:drawing>
+      </w:r>
+    </w:p>
+    <w:p/>
+    <w:p>
+      <w:pPr>
+        <w:rPr>
+          <w:rFonts w:hint="eastAsia"/>
+        </w:rPr>
+      </w:pPr>
+      <w:r>
+        <w:rPr>
+          <w:rFonts w:hint="eastAsia"/>
+        </w:rPr>
+        <w:lastRenderedPageBreak/>
+        <w:t>找到</w:t>
+      </w:r>
+      <w:r>
+        <w:rPr>
+          <w:rFonts w:hint="eastAsia"/>
+        </w:rPr>
+        <w:t>Data api</w:t>
+      </w:r>
+      <w:r>
+        <w:rPr>
+          <w:rFonts w:hint="eastAsia"/>
+        </w:rPr>
+        <w:t>複製</w:t>
+      </w:r>
+      <w:r>
+        <w:rPr>
+          <w:rFonts w:hint="eastAsia"/>
+        </w:rPr>
+        <w:t>API URL</w:t>
+      </w:r>
+      <w:r>
+        <w:rPr>
+          <w:rFonts w:hint="eastAsia"/>
+        </w:rPr>
+        <w:t>到</w:t>
+      </w:r>
+      <w:r>
+        <w:rPr>
+          <w:rFonts w:hint="eastAsia"/>
+        </w:rPr>
+        <w:t>SUPABASE_URL</w:t>
+      </w:r>
+      <w:r>
+        <w:rPr>
+          <w:rFonts w:hint="eastAsia"/>
+        </w:rPr>
+        <w:t>變數</w:t>
+      </w:r>
+    </w:p>
+    <w:p>
+      <w:pPr>
+        <w:rPr>
+          <w:rFonts w:hint="eastAsia"/>
+        </w:rPr>
+      </w:pPr>
+      <w:r>
+        <w:rPr>
+          <w:noProof/>
+        </w:rPr>
+        <mc:AlternateContent>
+          <mc:Choice Requires="wps">
+            <w:drawing>
+              <wp:anchor distT="0" distB="0" distL="114300" distR="114300" simplePos="0" relativeHeight="251666432" behindDoc="0" locked="0" layoutInCell="1" allowOverlap="1" wp14:anchorId="3976AB1F" wp14:editId="2B86FDB7">
+                <wp:simplePos x="0" y="0"/>
+                <wp:positionH relativeFrom="column">
+                  <wp:posOffset>1286050</wp:posOffset>
+                </wp:positionH>
+                <wp:positionV relativeFrom="paragraph">
+                  <wp:posOffset>1108987</wp:posOffset>
+                </wp:positionV>
+                <wp:extent cx="3321011" cy="498795"/>
+                <wp:effectExtent l="0" t="0" r="13335" b="15875"/>
+                <wp:wrapNone/>
+                <wp:docPr id="877419680" name="矩形 6"/>
+                <wp:cNvGraphicFramePr/>
+                <a:graphic xmlns:a="http://schemas.openxmlformats.org/drawingml/2006/main">
+                  <a:graphicData uri="http://schemas.microsoft.com/office/word/2010/wordprocessingShape">
+                    <wps:wsp>
+                      <wps:cNvSpPr/>
+                      <wps:spPr>
+                        <a:xfrm>
+                          <a:off x="0" y="0"/>
+                          <a:ext cx="3321011" cy="498795"/>
+                        </a:xfrm>
+                        <a:prstGeom prst="rect">
+                          <a:avLst/>
+                        </a:prstGeom>
+                        <a:noFill/>
+                        <a:ln>
+                          <a:solidFill>
+                            <a:srgbClr val="EE0000"/>
+                          </a:solidFill>
+                        </a:ln>
+                      </wps:spPr>
+                      <wps:style>
+                        <a:lnRef idx="2">
+                          <a:schemeClr val="accent1">
+                            <a:shade val="15000"/>
+                          </a:schemeClr>
+                        </a:lnRef>
+                        <a:fillRef idx="1">
+                          <a:schemeClr val="accent1"/>
+                        </a:fillRef>
+                        <a:effectRef idx="0">
+                          <a:schemeClr val="accent1"/>
+                        </a:effectRef>
+                        <a:fontRef idx="minor">
+                          <a:schemeClr val="lt1"/>
+                        </a:fontRef>
+                      </wps:style>
+                      <wps:bodyPr rot="0" spcFirstLastPara="0" vertOverflow="overflow" horzOverflow="overflow" vert="horz" wrap="square" lIns="91440" tIns="45720" rIns="91440" bIns="45720" numCol="1" spcCol="0" rtlCol="0" fromWordArt="0" anchor="ctr" anchorCtr="0" forceAA="0" compatLnSpc="1">
+                        <a:prstTxWarp prst="textNoShape">
+                          <a:avLst/>
+                        </a:prstTxWarp>
+                        <a:noAutofit/>
+                      </wps:bodyPr>
+                    </wps:wsp>
+                  </a:graphicData>
+                </a:graphic>
+                <wp14:sizeRelV relativeFrom="margin">
+                  <wp14:pctHeight>0</wp14:pctHeight>
+                </wp14:sizeRelV>
+              </wp:anchor>
+            </w:drawing>
+          </mc:Choice>
+          <mc:Fallback>
+            <w:pict>
+              <v:rect w14:anchorId="35AA8B1A" id="矩形 6" o:spid="_x0000_s1026" style="position:absolute;margin-left:101.25pt;margin-top:87.3pt;width:261.5pt;height:39.3pt;z-index:251666432;visibility:visible;mso-wrap-style:square;mso-height-percent:0;mso-wrap-distance-left:9pt;mso-wrap-distance-top:0;mso-wrap-distance-right:9pt;mso-wrap-distance-bottom:0;mso-position-horizontal:absolute;mso-position-horizontal-relative:text;mso-position-vertical:absolute;mso-position-vertical-relative:text;mso-height-percent:0;mso-height-relative:margin;v-text-anchor:middle" o:gfxdata="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" filled="f" strokecolor="#e00" strokeweight="1pt"/>
+            </w:pict>
+          </mc:Fallback>
+        </mc:AlternateContent>
+      </w:r>
+      <w:r>
+        <w:drawing>
+          <wp:inline distT="0" distB="0" distL="0" distR="0" wp14:anchorId="114200D2" wp14:editId="32BBADC5">
+            <wp:extent cx="5274310" cy="1459230"/>
+            <wp:effectExtent l="0" t="0" r="2540" b="7620"/>
+            <wp:docPr id="831778001" name="圖片 1"/>
+            <wp:cNvGraphicFramePr>
+              <a:graphicFrameLocks xmlns:a="http://schemas.openxmlformats.org/drawingml/2006/main" noChangeAspect="1"/>
+            </wp:cNvGraphicFramePr>
+            <a:graphic xmlns:a="http://schemas.openxmlformats.org/drawingml/2006/main">
+              <a:graphicData uri="http://schemas.openxmlformats.org/drawingml/2006/picture">
+                <pic:pic xmlns:pic="http://schemas.openxmlformats.org/drawingml/2006/picture">
+                  <pic:nvPicPr>
+                    <pic:cNvPr id="831778001" name=""/>
+                    <pic:cNvPicPr/>
+                  </pic:nvPicPr>
+                  <pic:blipFill>
+                    <a:blip r:embed="rId41"/>
+                    <a:stretch>
+                      <a:fillRect/>
+                    </a:stretch>
+                  </pic:blipFill>
+                  <pic:spPr>
+                    <a:xfrm>
+                      <a:off x="0" y="0"/>
+                      <a:ext cx="5274310" cy="1459230"/>
+                    </a:xfrm>
+                    <a:prstGeom prst="rect">
+                      <a:avLst/>
+                    </a:prstGeom>
+                  </pic:spPr>
+                </pic:pic>
+              </a:graphicData>
+            </a:graphic>
+          </wp:inline>
+        </w:drawing>
+      </w:r>
+    </w:p>
+    <w:p>
+      <w:r>
+        <w:rPr>
+          <w:noProof/>
+        </w:rPr>
+        <mc:AlternateContent>
+          <mc:Choice Requires="wps">
+            <w:drawing>
+              <wp:anchor distT="0" distB="0" distL="114300" distR="114300" simplePos="0" relativeHeight="251664384" behindDoc="0" locked="0" layoutInCell="1" allowOverlap="1" wp14:anchorId="64F151EF" wp14:editId="67A2DFE0">
+                <wp:simplePos x="0" y="0"/>
+                <wp:positionH relativeFrom="column">
+                  <wp:posOffset>612872</wp:posOffset>
+                </wp:positionH>
+                <wp:positionV relativeFrom="paragraph">
+                  <wp:posOffset>966715</wp:posOffset>
+                </wp:positionV>
+                <wp:extent cx="3321011" cy="482445"/>
+                <wp:effectExtent l="0" t="0" r="13335" b="13335"/>
+                <wp:wrapNone/>
+                <wp:docPr id="1968828521" name="矩形 6"/>
+                <wp:cNvGraphicFramePr/>
+                <a:graphic xmlns:a="http://schemas.openxmlformats.org/drawingml/2006/main">
+                  <a:graphicData uri="http://schemas.microsoft.com/office/word/2010/wordprocessingShape">
+                    <wps:wsp>
+                      <wps:cNvSpPr/>
+                      <wps:spPr>
+                        <a:xfrm>
+                          <a:off x="0" y="0"/>
+                          <a:ext cx="3321011" cy="482445"/>
+                        </a:xfrm>
+                        <a:prstGeom prst="rect">
+                          <a:avLst/>
+                        </a:prstGeom>
+                        <a:noFill/>
+                        <a:ln>
+                          <a:solidFill>
+                            <a:srgbClr val="EE0000"/>
+                          </a:solidFill>
+                        </a:ln>
+                      </wps:spPr>
+                      <wps:style>
+                        <a:lnRef idx="2">
+                          <a:schemeClr val="accent1">
+                            <a:shade val="15000"/>
+                          </a:schemeClr>
+                        </a:lnRef>
+                        <a:fillRef idx="1">
+                          <a:schemeClr val="accent1"/>
+                        </a:fillRef>
+                        <a:effectRef idx="0">
+                          <a:schemeClr val="accent1"/>
+                        </a:effectRef>
+                        <a:fontRef idx="minor">
+                          <a:schemeClr val="lt1"/>
+                        </a:fontRef>
+                      </wps:style>
+                      <wps:bodyPr rot="0" spcFirstLastPara="0" vertOverflow="overflow" horzOverflow="overflow" vert="horz" wrap="square" lIns="91440" tIns="45720" rIns="91440" bIns="45720" numCol="1" spcCol="0" rtlCol="0" fromWordArt="0" anchor="ctr" anchorCtr="0" forceAA="0" compatLnSpc="1">
+                        <a:prstTxWarp prst="textNoShape">
+                          <a:avLst/>
+                        </a:prstTxWarp>
+                        <a:noAutofit/>
+                      </wps:bodyPr>
+                    </wps:wsp>
+                  </a:graphicData>
+                </a:graphic>
+              </wp:anchor>
+            </w:drawing>
+          </mc:Choice>
+          <mc:Fallback>
+            <w:pict>
+              <v:rect w14:anchorId="60AE146F" id="矩形 6" o:spid="_x0000_s1026" style="position:absolute;margin-left:48.25pt;margin-top:76.1pt;width:261.5pt;height:38pt;z-index:251664384;visibility:visible;mso-wrap-style:square;mso-wrap-distance-left:9pt;mso-wrap-distance-top:0;mso-wrap-distance-right:9pt;mso-wrap-distance-bottom:0;mso-position-horizontal:absolute;mso-position-horizontal-relative:text;mso-position-vertical:absolute;mso-position-vertical-relative:text;v-text-anchor:middle" o:gfxdata="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" filled="f" strokecolor="#e00" strokeweight="1pt"/>
+            </w:pict>
+          </mc:Fallback>
+        </mc:AlternateContent>
+      </w:r>
+      <w:r>
+        <w:drawing>
+          <wp:inline distT="0" distB="0" distL="0" distR="0" wp14:anchorId="4B9F4A04" wp14:editId="38E76314">
+            <wp:extent cx="3858163" cy="2019582"/>
+            <wp:effectExtent l="0" t="0" r="0" b="0"/>
+            <wp:docPr id="1466649844" name="圖片 1"/>
+            <wp:cNvGraphicFramePr>
+              <a:graphicFrameLocks xmlns:a="http://schemas.openxmlformats.org/drawingml/2006/main" noChangeAspect="1"/>
+            </wp:cNvGraphicFramePr>
+            <a:graphic xmlns:a="http://schemas.openxmlformats.org/drawingml/2006/main">
+              <a:graphicData uri="http://schemas.openxmlformats.org/drawingml/2006/picture">
+                <pic:pic xmlns:pic="http://schemas.openxmlformats.org/drawingml/2006/picture">
+                  <pic:nvPicPr>
+                    <pic:cNvPr id="1466649844" name=""/>
+                    <pic:cNvPicPr/>
+                  </pic:nvPicPr>
+                  <pic:blipFill>
+                    <a:blip r:embed="rId42"/>
+                    <a:stretch>
+                      <a:fillRect/>
+                    </a:stretch>
+                  </pic:blipFill>
+                  <pic:spPr>
+                    <a:xfrm>
+                      <a:off x="0" y="0"/>
+                      <a:ext cx="3858163" cy="2019582"/>
+                    </a:xfrm>
+                    <a:prstGeom prst="rect">
+                      <a:avLst/>
+                    </a:prstGeom>
+                  </pic:spPr>
+                </pic:pic>
+              </a:graphicData>
+            </a:graphic>
+          </wp:inline>
+        </w:drawing>
+      </w:r>
+    </w:p>
+    <w:p>
+      <w:pPr>
+        <w:rPr>
+          <w:rFonts w:hint="eastAsia"/>
+        </w:rPr>
+      </w:pPr>
+      <w:r>
+        <w:rPr>
+          <w:rFonts w:hint="eastAsia"/>
+        </w:rPr>
+        <w:t>在</w:t>
+      </w:r>
+      <w:r>
+        <w:rPr>
+          <w:rFonts w:hint="eastAsia"/>
+        </w:rPr>
+        <w:t>API Keys</w:t>
+      </w:r>
+      <w:r>
+        <w:rPr>
+          <w:rFonts w:hint="eastAsia"/>
+        </w:rPr>
+        <w:t>選項右側切到</w:t>
+      </w:r>
+      <w:r>
+        <w:rPr>
+          <w:rFonts w:hint="eastAsia"/>
+        </w:rPr>
+        <w:t>anon api keys</w:t>
+      </w:r>
+      <w:r>
+        <w:rPr>
+          <w:rFonts w:hint="eastAsia"/>
+        </w:rPr>
+        <w:t>複製</w:t>
+      </w:r>
+      <w:r>
+        <w:rPr>
+          <w:rFonts w:hint="eastAsia"/>
+        </w:rPr>
+        <w:t>public</w:t>
+      </w:r>
+    </w:p>
+    <w:p>
+      <w:r>
+        <w:drawing>
+          <wp:inline distT="0" distB="0" distL="0" distR="0" wp14:anchorId="7BFD22EE" wp14:editId="415D7828">
+            <wp:extent cx="5274310" cy="1720850"/>
+            <wp:effectExtent l="0" t="0" r="2540" b="0"/>
+            <wp:docPr id="401298852" name="圖片 1"/>
+            <wp:cNvGraphicFramePr>
+              <a:graphicFrameLocks xmlns:a="http://schemas.openxmlformats.org/drawingml/2006/main" noChangeAspect="1"/>
+            </wp:cNvGraphicFramePr>
+            <a:graphic xmlns:a="http://schemas.openxmlformats.org/drawingml/2006/main">
+              <a:graphicData uri="http://schemas.openxmlformats.org/drawingml/2006/picture">
+                <pic:pic xmlns:pic="http://schemas.openxmlformats.org/drawingml/2006/picture">
+                  <pic:nvPicPr>
+                    <pic:cNvPr id="401298852" name=""/>
+                    <pic:cNvPicPr/>
+                  </pic:nvPicPr>
+                  <pic:blipFill>
+                    <a:blip r:embed="rId43"/>
+                    <a:stretch>
+                      <a:fillRect/>
+                    </a:stretch>
+                  </pic:blipFill>
+                  <pic:spPr>
+                    <a:xfrm>
+                      <a:off x="0" y="0"/>
+                      <a:ext cx="5274310" cy="1720850"/>
+                    </a:xfrm>
+                    <a:prstGeom prst="rect">
+                      <a:avLst/>
+                    </a:prstGeom>
+                  </pic:spPr>
+                </pic:pic>
+              </a:graphicData>
+            </a:graphic>
+          </wp:inline>
+        </w:drawing>
+      </w:r>
+    </w:p>
+    <w:p>
+      <w:pPr>
+        <w:rPr>
+          <w:rFonts w:hint="eastAsia"/>
+        </w:rPr>
+      </w:pPr>
+      <w:r>
+        <w:rPr>
+          <w:rFonts w:hint="eastAsia"/>
+        </w:rPr>
+        <w:t>再到</w:t>
+      </w:r>
+      <w:r>
+        <w:rPr>
+          <w:rFonts w:hint="eastAsia"/>
+        </w:rPr>
+        <w:t>supabase</w:t>
+      </w:r>
+      <w:r>
+        <w:rPr>
+          <w:rFonts w:hint="eastAsia"/>
+        </w:rPr>
+        <w:t>的</w:t>
+      </w:r>
+      <w:r>
+        <w:rPr>
+          <w:rFonts w:hint="eastAsia"/>
+        </w:rPr>
+        <w:t>SQL Editor</w:t>
+      </w:r>
+    </w:p>
+    <w:p>
+      <w:r>
+        <w:drawing>
+          <wp:inline distT="0" distB="0" distL="0" distR="0" wp14:anchorId="2C76FBAE" wp14:editId="0463AFD5">
+            <wp:extent cx="5274310" cy="1514327"/>
+            <wp:effectExtent l="0" t="0" r="2540" b="0"/>
+            <wp:docPr id="1717031229" name="圖片 1"/>
+            <wp:cNvGraphicFramePr>
+              <a:graphicFrameLocks xmlns:a="http://schemas.openxmlformats.org/drawingml/2006/main" noChangeAspect="1"/>
+            </wp:cNvGraphicFramePr>
+            <a:graphic xmlns:a="http://schemas.openxmlformats.org/drawingml/2006/main">
+              <a:graphicData uri="http://schemas.openxmlformats.org/drawingml/2006/picture">
+                <pic:pic xmlns:pic="http://schemas.openxmlformats.org/drawingml/2006/picture">
+                  <pic:nvPicPr>
+                    <pic:cNvPr id="1717031229" name=""/>
+                    <pic:cNvPicPr/>
+                  </pic:nvPicPr>
+                  <pic:blipFill>
+                    <a:blip r:embed="rId44"/>
+                    <a:stretch>
+                      <a:fillRect/>
+                    </a:stretch>
+                  </pic:blipFill>
+                  <pic:spPr>
+                    <a:xfrm>
+                      <a:off x="0" y="0"/>
+                      <a:ext cx="5281505" cy="1516393"/>
+                    </a:xfrm>
+                    <a:prstGeom prst="rect">
+                      <a:avLst/>
+                    </a:prstGeom>
+                  </pic:spPr>
+                </pic:pic>
+              </a:graphicData>
+            </a:graphic>
+          </wp:inline>
+        </w:drawing>
+      </w:r>
+    </w:p>
+    <w:p/>
+    <w:p>
+      <w:r>
+        <w:rPr>
+          <w:rFonts w:hint="eastAsia"/>
+        </w:rPr>
+        <w:lastRenderedPageBreak/>
+        <w:t>貼上</w:t>
+      </w:r>
+      <w:r>
+        <w:rPr>
+          <w:rFonts w:hint="eastAsia"/>
+        </w:rPr>
+        <w:t>sql</w:t>
+      </w:r>
+      <w:r>
+        <w:rPr>
+          <w:rFonts w:hint="eastAsia"/>
+        </w:rPr>
+        <w:t>程式碼建立</w:t>
+      </w:r>
+      <w:r>
+        <w:rPr>
+          <w:rFonts w:hint="eastAsia"/>
+        </w:rPr>
+        <w:t>orders</w:t>
+      </w:r>
+      <w:r>
+        <w:rPr>
+          <w:rFonts w:hint="eastAsia"/>
+        </w:rPr>
+        <w:t>的</w:t>
+      </w:r>
+      <w:r>
+        <w:rPr>
+          <w:rFonts w:hint="eastAsia"/>
+        </w:rPr>
+        <w:t>table</w:t>
+      </w:r>
+      <w:r>
+        <w:drawing>
+          <wp:inline distT="0" distB="0" distL="0" distR="0" wp14:anchorId="3D0D5427" wp14:editId="28FD543F">
+            <wp:extent cx="5274310" cy="1834515"/>
+            <wp:effectExtent l="0" t="0" r="2540" b="0"/>
+            <wp:docPr id="139920091" name="圖片 1"/>
+            <wp:cNvGraphicFramePr>
+              <a:graphicFrameLocks xmlns:a="http://schemas.openxmlformats.org/drawingml/2006/main" noChangeAspect="1"/>
+            </wp:cNvGraphicFramePr>
+            <a:graphic xmlns:a="http://schemas.openxmlformats.org/drawingml/2006/main">
+              <a:graphicData uri="http://schemas.openxmlformats.org/drawingml/2006/picture">
+                <pic:pic xmlns:pic="http://schemas.openxmlformats.org/drawingml/2006/picture">
+                  <pic:nvPicPr>
+                    <pic:cNvPr id="139920091" name=""/>
+                    <pic:cNvPicPr/>
+                  </pic:nvPicPr>
+                  <pic:blipFill>
+                    <a:blip r:embed="rId45"/>
+                    <a:stretch>
+                      <a:fillRect/>
+                    </a:stretch>
+                  </pic:blipFill>
+                  <pic:spPr>
+                    <a:xfrm>
+                      <a:off x="0" y="0"/>
+                      <a:ext cx="5274310" cy="1834515"/>
+                    </a:xfrm>
+                    <a:prstGeom prst="rect">
+                      <a:avLst/>
+                    </a:prstGeom>
+                  </pic:spPr>
+                </pic:pic>
+              </a:graphicData>
+            </a:graphic>
+          </wp:inline>
+        </w:drawing>
+      </w:r>
+    </w:p>
+    <w:p>
+      <w:r>
+        <w:rPr>
+          <w:rFonts w:hint="eastAsia"/>
+        </w:rPr>
+        <w:t>程式碼</w:t>
+      </w:r>
+      <w:r>
+        <w:rPr>
+          <w:rFonts w:hint="eastAsia"/>
+        </w:rPr>
+        <w:t>:</w:t>
+      </w:r>
+    </w:p>
+    <w:p>
+      <w:r>
+        <w:t>create table orders (</w:t>
+      </w:r>
+    </w:p>
+    <w:p>
+      <w:r>
+        <w:t>  id uuid default gen_random_uuid() primary key,</w:t>
+      </w:r>
+    </w:p>
+    <w:p>
+      <w:r>
+        <w:t>  user_id text not null,</w:t>
+      </w:r>
+    </w:p>
+    <w:p>
+      <w:r>
+        <w:t>  product_id integer not null,</w:t>
+      </w:r>
+    </w:p>
+    <w:p>
+      <w:r>
+        <w:t>  product_name text not null,</w:t>
+      </w:r>
+    </w:p>
+    <w:p>
+      <w:r>
+        <w:t>  product_price text not null,</w:t>
+      </w:r>
+    </w:p>
+    <w:p>
+      <w:r>
+        <w:t>  product_image text not null,</w:t>
+      </w:r>
+    </w:p>
+    <w:p>
+      <w:r>
+        <w:t>  product_description text not null,</w:t>
+      </w:r>
+    </w:p>
+    <w:p>
+      <w:r>
+        <w:t>  created_at timestamp with time zone default now()</w:t>
+      </w:r>
+    </w:p>
+    <w:p>
+      <w:r>
+        <w:t>);</w:t>
+      </w:r>
+    </w:p>
+    <w:p/>
+    <w:p>
+      <w:r>
+        <w:t>alter table orders enable row level security;</w:t>
+      </w:r>
+    </w:p>
+    <w:p/>
+    <w:p>
+      <w:r>
+        <w:t>create policy "Users can manage their own orders"</w:t>
+      </w:r>
+    </w:p>
+    <w:p>
+      <w:r>
+        <w:t>on orders for all</w:t>
+      </w:r>
+    </w:p>
+    <w:p>
+      <w:r>
+        <w:t>using (auth.uid()::text = user_id OR user_id = user_id)</w:t>
+      </w:r>
+    </w:p>
+    <w:p>
+      <w:r>
+        <w:lastRenderedPageBreak/>
+        <w:t>with check (true);</w:t>
+      </w:r>
+    </w:p>
+    <w:p>
+      <w:r>
+        <w:rPr>
+          <w:rFonts w:hint="eastAsia"/>
+        </w:rPr>
+        <w:t>確認之後按下執行</w:t>
+      </w:r>
+    </w:p>
+    <w:p>
+      <w:r>
+        <w:rPr>
+          <w:rFonts w:hint="eastAsia"/>
+        </w:rPr>
+        <w:t>沒有報錯誤</w:t>
+      </w:r>
+      <w:r>
+        <w:rPr>
+          <w:rFonts w:hint="eastAsia"/>
+        </w:rPr>
+        <w:t>:</w:t>
+      </w:r>
+    </w:p>
+    <w:p/>
+    <w:p>
+      <w:r>
+        <w:drawing>
+          <wp:inline distT="0" distB="0" distL="0" distR="0" wp14:anchorId="4E775545" wp14:editId="7228A74E">
+            <wp:extent cx="5274310" cy="1205230"/>
+            <wp:effectExtent l="0" t="0" r="2540" b="0"/>
+            <wp:docPr id="1991716739" name="圖片 1"/>
+            <wp:cNvGraphicFramePr>
+              <a:graphicFrameLocks xmlns:a="http://schemas.openxmlformats.org/drawingml/2006/main" noChangeAspect="1"/>
+            </wp:cNvGraphicFramePr>
+            <a:graphic xmlns:a="http://schemas.openxmlformats.org/drawingml/2006/main">
+              <a:graphicData uri="http://schemas.openxmlformats.org/drawingml/2006/picture">
+                <pic:pic xmlns:pic="http://schemas.openxmlformats.org/drawingml/2006/picture">
+                  <pic:nvPicPr>
+                    <pic:cNvPr id="1991716739" name=""/>
+                    <pic:cNvPicPr/>
+                  </pic:nvPicPr>
+                  <pic:blipFill>
+                    <a:blip r:embed="rId46"/>
+                    <a:stretch>
+                      <a:fillRect/>
+                    </a:stretch>
+                  </pic:blipFill>
+                  <pic:spPr>
+                    <a:xfrm>
+                      <a:off x="0" y="0"/>
+                      <a:ext cx="5274310" cy="1205230"/>
+                    </a:xfrm>
+                    <a:prstGeom prst="rect">
+                      <a:avLst/>
+                    </a:prstGeom>
+                  </pic:spPr>
+                </pic:pic>
+              </a:graphicData>
+            </a:graphic>
+          </wp:inline>
+        </w:drawing>
+      </w:r>
+    </w:p>
+    <w:p/>
+    <w:p/>
+    <w:p>
+      <w:r>
+        <w:rPr>
+          <w:rFonts w:hint="eastAsia"/>
+        </w:rPr>
+        <w:t>測試</w:t>
+      </w:r>
+      <w:r>
+        <w:rPr>
+          <w:rFonts w:hint="eastAsia"/>
+        </w:rPr>
+        <w:t>:</w:t>
+      </w:r>
+      <w:r>
+        <w:rPr>
+          <w:rFonts w:hint="eastAsia"/>
+        </w:rPr>
+        <w:t xml:space="preserve"> </w:t>
+      </w:r>
+      <w:r>
+        <w:rPr>
+          <w:rFonts w:hint="eastAsia"/>
+        </w:rPr>
+        <w:t>使用者登入之後選加入訂單</w:t>
+      </w:r>
+    </w:p>
+    <w:p>
+      <w:r>
+        <w:drawing>
+          <wp:inline distT="0" distB="0" distL="0" distR="0" wp14:anchorId="54797E07" wp14:editId="66F3004A">
+            <wp:extent cx="5274310" cy="2264028"/>
+            <wp:effectExtent l="0" t="0" r="2540" b="3175"/>
+            <wp:docPr id="616909192" name="圖片 1"/>
+            <wp:cNvGraphicFramePr>
+              <a:graphicFrameLocks xmlns:a="http://schemas.openxmlformats.org/drawingml/2006/main" noChangeAspect="1"/>
+            </wp:cNvGraphicFramePr>
+            <a:graphic xmlns:a="http://schemas.openxmlformats.org/drawingml/2006/main">
+              <a:graphicData uri="http://schemas.openxmlformats.org/drawingml/2006/picture">
+                <pic:pic xmlns:pic="http://schemas.openxmlformats.org/drawingml/2006/picture">
+                  <pic:nvPicPr>
+                    <pic:cNvPr id="616909192" name=""/>
+                    <pic:cNvPicPr/>
+                  </pic:nvPicPr>
+                  <pic:blipFill>
+                    <a:blip r:embed="rId47"/>
+                    <a:stretch>
+                      <a:fillRect/>
+                    </a:stretch>
+                  </pic:blipFill>
+                  <pic:spPr>
+                    <a:xfrm>
+                      <a:off x="0" y="0"/>
+                      <a:ext cx="5278154" cy="2265678"/>
+                    </a:xfrm>
+                    <a:prstGeom prst="rect">
+                      <a:avLst/>
+                    </a:prstGeom>
+                  </pic:spPr>
+                </pic:pic>
+              </a:graphicData>
+            </a:graphic>
+          </wp:inline>
+        </w:drawing>
+      </w:r>
+    </w:p>
+    <w:p>
+      <w:r>
+        <w:rPr>
+          <w:rFonts w:hint="eastAsia"/>
+        </w:rPr>
+        <w:t>請求可以在</w:t>
+      </w:r>
+      <w:r>
+        <w:rPr>
+          <w:rFonts w:hint="eastAsia"/>
+        </w:rPr>
+        <w:t>Navbar</w:t>
+      </w:r>
+      <w:r>
+        <w:rPr>
+          <w:rFonts w:hint="eastAsia"/>
+        </w:rPr>
+        <w:t>看到訂單紀錄的</w:t>
+      </w:r>
+      <w:r>
+        <w:rPr>
+          <w:rFonts w:hint="eastAsia"/>
+        </w:rPr>
+        <w:t>button</w:t>
+      </w:r>
+      <w:r>
+        <w:rPr>
+          <w:rFonts w:hint="eastAsia"/>
+        </w:rPr>
+        <w:t>導引到訂單紀錄網頁</w:t>
+      </w:r>
+      <w:r>
+        <w:drawing>
+          <wp:inline distT="0" distB="0" distL="0" distR="0" wp14:anchorId="5C79EE91" wp14:editId="45D1140A">
+            <wp:extent cx="5274310" cy="1565139"/>
+            <wp:effectExtent l="0" t="0" r="2540" b="0"/>
+            <wp:docPr id="1803875976" name="圖片 1"/>
+            <wp:cNvGraphicFramePr>
+              <a:graphicFrameLocks xmlns:a="http://schemas.openxmlformats.org/drawingml/2006/main" noChangeAspect="1"/>
+            </wp:cNvGraphicFramePr>
+            <a:graphic xmlns:a="http://schemas.openxmlformats.org/drawingml/2006/main">
+              <a:graphicData uri="http://schemas.openxmlformats.org/drawingml/2006/picture">
+                <pic:pic xmlns:pic="http://schemas.openxmlformats.org/drawingml/2006/picture">
+                  <pic:nvPicPr>
+                    <pic:cNvPr id="1803875976" name=""/>
+                    <pic:cNvPicPr/>
+                  </pic:nvPicPr>
+                  <pic:blipFill>
+                    <a:blip r:embed="rId48"/>
+                    <a:stretch>
+                      <a:fillRect/>
+                    </a:stretch>
+                  </pic:blipFill>
+                  <pic:spPr>
+                    <a:xfrm>
+                      <a:off x="0" y="0"/>
+                      <a:ext cx="5276606" cy="1565820"/>
+                    </a:xfrm>
+                    <a:prstGeom prst="rect">
+                      <a:avLst/>
+                    </a:prstGeom>
+                  </pic:spPr>
+                </pic:pic>
+              </a:graphicData>
+            </a:graphic>
+          </wp:inline>
+        </w:drawing>
+      </w:r>
+    </w:p>
+    <w:p/>
+    <w:p>
+      <w:r>
+        <w:rPr>
+          <w:noProof/>
+        </w:rPr>
+        <w:lastRenderedPageBreak/>
+        <mc:AlternateContent>
+          <mc:Choice Requires="wps">
+            <w:drawing>
+              <wp:anchor distT="0" distB="0" distL="114300" distR="114300" simplePos="0" relativeHeight="251667456" behindDoc="0" locked="0" layoutInCell="1" allowOverlap="1" wp14:anchorId="02C9A4F4" wp14:editId="48D61E8E">
+                <wp:simplePos x="0" y="0"/>
+                <wp:positionH relativeFrom="column">
+                  <wp:posOffset>4186325</wp:posOffset>
+                </wp:positionH>
+                <wp:positionV relativeFrom="paragraph">
+                  <wp:posOffset>22439</wp:posOffset>
+                </wp:positionV>
+                <wp:extent cx="673178" cy="443176"/>
+                <wp:effectExtent l="0" t="0" r="12700" b="14605"/>
+                <wp:wrapNone/>
+                <wp:docPr id="1920573345" name="橢圓 7"/>
+                <wp:cNvGraphicFramePr/>
+                <a:graphic xmlns:a="http://schemas.openxmlformats.org/drawingml/2006/main">
+                  <a:graphicData uri="http://schemas.microsoft.com/office/word/2010/wordprocessingShape">
+                    <wps:wsp>
+                      <wps:cNvSpPr/>
+                      <wps:spPr>
+                        <a:xfrm>
+                          <a:off x="0" y="0"/>
+                          <a:ext cx="673178" cy="443176"/>
+                        </a:xfrm>
+                        <a:prstGeom prst="ellipse">
+                          <a:avLst/>
+                        </a:prstGeom>
+                        <a:noFill/>
+                        <a:ln>
+                          <a:solidFill>
+                            <a:srgbClr val="EE0000"/>
+                          </a:solidFill>
+                        </a:ln>
+                      </wps:spPr>
+                      <wps:style>
+                        <a:lnRef idx="2">
+                          <a:schemeClr val="accent1">
+                            <a:shade val="15000"/>
+                          </a:schemeClr>
+                        </a:lnRef>
+                        <a:fillRef idx="1">
+                          <a:schemeClr val="accent1"/>
+                        </a:fillRef>
+                        <a:effectRef idx="0">
+                          <a:schemeClr val="accent1"/>
+                        </a:effectRef>
+                        <a:fontRef idx="minor">
+                          <a:schemeClr val="lt1"/>
+                        </a:fontRef>
+                      </wps:style>
+                      <wps:bodyPr rot="0" spcFirstLastPara="0" vertOverflow="overflow" horzOverflow="overflow" vert="horz" wrap="square" lIns="91440" tIns="45720" rIns="91440" bIns="45720" numCol="1" spcCol="0" rtlCol="0" fromWordArt="0" anchor="ctr" anchorCtr="0" forceAA="0" compatLnSpc="1">
+                        <a:prstTxWarp prst="textNoShape">
+                          <a:avLst/>
+                        </a:prstTxWarp>
+                        <a:noAutofit/>
+                      </wps:bodyPr>
+                    </wps:wsp>
+                  </a:graphicData>
+                </a:graphic>
+              </wp:anchor>
+            </w:drawing>
+          </mc:Choice>
+          <mc:Fallback>
+            <w:pict>
+              <v:oval w14:anchorId="49FD3C08" id="橢圓 7" o:spid="_x0000_s1026" style="position:absolute;margin-left:329.65pt;margin-top:1.75pt;width:53pt;height:34.9pt;z-index:251667456;visibility:visible;mso-wrap-style:square;mso-wrap-distance-left:9pt;mso-wrap-distance-top:0;mso-wrap-distance-right:9pt;mso-wrap-distance-bottom:0;mso-position-horizontal:absolute;mso-position-horizontal-relative:text;mso-position-vertical:absolute;mso-position-vertical-relative:text;v-text-anchor:middle" o:gfxdata="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" filled="f" strokecolor="#e00" strokeweight="1pt">
+                <v:stroke joinstyle="miter"/>
+              </v:oval>
+            </w:pict>
+          </mc:Fallback>
+        </mc:AlternateContent>
+      </w:r>
+      <w:r>
+        <w:drawing>
+          <wp:inline distT="0" distB="0" distL="0" distR="0" wp14:anchorId="444C0203" wp14:editId="5B8B4BE4">
+            <wp:extent cx="5274310" cy="584835"/>
+            <wp:effectExtent l="0" t="0" r="2540" b="5715"/>
+            <wp:docPr id="181610431" name="圖片 1"/>
+            <wp:cNvGraphicFramePr>
+              <a:graphicFrameLocks xmlns:a="http://schemas.openxmlformats.org/drawingml/2006/main" noChangeAspect="1"/>
+            </wp:cNvGraphicFramePr>
+            <a:graphic xmlns:a="http://schemas.openxmlformats.org/drawingml/2006/main">
+              <a:graphicData uri="http://schemas.openxmlformats.org/drawingml/2006/picture">
+                <pic:pic xmlns:pic="http://schemas.openxmlformats.org/drawingml/2006/picture">
+                  <pic:nvPicPr>
+                    <pic:cNvPr id="181610431" name=""/>
+                    <pic:cNvPicPr/>
+                  </pic:nvPicPr>
+                  <pic:blipFill>
+                    <a:blip r:embed="rId49"/>
+                    <a:stretch>
+                      <a:fillRect/>
+                    </a:stretch>
+                  </pic:blipFill>
+                  <pic:spPr>
+                    <a:xfrm>
+                      <a:off x="0" y="0"/>
+                      <a:ext cx="5274310" cy="584835"/>
+                    </a:xfrm>
+                    <a:prstGeom prst="rect">
+                      <a:avLst/>
+                    </a:prstGeom>
+                  </pic:spPr>
+                </pic:pic>
+              </a:graphicData>
+            </a:graphic>
+          </wp:inline>
+        </w:drawing>
+      </w:r>
+    </w:p>
+    <w:p>
+      <w:r>
+        <w:drawing>
+          <wp:inline distT="0" distB="0" distL="0" distR="0" wp14:anchorId="66A53B6B" wp14:editId="22B19D22">
+            <wp:extent cx="5274310" cy="3609406"/>
+            <wp:effectExtent l="0" t="0" r="2540" b="0"/>
+            <wp:docPr id="953890702" name="圖片 1"/>
+            <wp:cNvGraphicFramePr>
+              <a:graphicFrameLocks xmlns:a="http://schemas.openxmlformats.org/drawingml/2006/main" noChangeAspect="1"/>
+            </wp:cNvGraphicFramePr>
+            <a:graphic xmlns:a="http://schemas.openxmlformats.org/drawingml/2006/main">
+              <a:graphicData uri="http://schemas.openxmlformats.org/drawingml/2006/picture">
+                <pic:pic xmlns:pic="http://schemas.openxmlformats.org/drawingml/2006/picture">
+                  <pic:nvPicPr>
+                    <pic:cNvPr id="953890702" name=""/>
+                    <pic:cNvPicPr/>
+                  </pic:nvPicPr>
+                  <pic:blipFill>
+                    <a:blip r:embed="rId50"/>
+                    <a:stretch>
+                      <a:fillRect/>
+                    </a:stretch>
+                  </pic:blipFill>
+                  <pic:spPr>
+                    <a:xfrm>
+                      <a:off x="0" y="0"/>
+                      <a:ext cx="5277279" cy="3611438"/>
+                    </a:xfrm>
+                    <a:prstGeom prst="rect">
+                      <a:avLst/>
+                    </a:prstGeom>
+                  </pic:spPr>
+                </pic:pic>
+              </a:graphicData>
+            </a:graphic>
+          </wp:inline>
+        </w:drawing>
+      </w:r>
+    </w:p>
+    <w:p/>
+    <w:p>
+      <w:pPr>
+        <w:rPr>
+          <w:rFonts w:hint="eastAsia"/>
+        </w:rPr>
+      </w:pPr>
+      <w:r>
+        <w:rPr>
+          <w:rFonts w:hint="eastAsia"/>
+        </w:rPr>
+        <w:t>在</w:t>
+      </w:r>
+      <w:r>
+        <w:rPr>
+          <w:rFonts w:hint="eastAsia"/>
+        </w:rPr>
+        <w:t>supabase</w:t>
+      </w:r>
+      <w:r>
+        <w:rPr>
+          <w:rFonts w:hint="eastAsia"/>
+        </w:rPr>
+        <w:t>後台</w:t>
+      </w:r>
+      <w:r>
+        <w:rPr>
+          <w:rFonts w:hint="eastAsia"/>
+        </w:rPr>
+        <w:t>選</w:t>
+      </w:r>
+      <w:r>
+        <w:rPr>
+          <w:rFonts w:hint="eastAsia"/>
+        </w:rPr>
+        <w:t>Table Editor</w:t>
+      </w:r>
+      <w:r>
+        <w:rPr>
+          <w:rFonts w:hint="eastAsia"/>
+        </w:rPr>
+        <w:t>，</w:t>
+      </w:r>
+      <w:r>
+        <w:rPr>
+          <w:rFonts w:hint="eastAsia"/>
+        </w:rPr>
+        <w:t>orders</w:t>
+      </w:r>
+      <w:r>
+        <w:rPr>
+          <w:rFonts w:hint="eastAsia"/>
+        </w:rPr>
+        <w:t>的</w:t>
+      </w:r>
+      <w:r>
+        <w:t>t</w:t>
+      </w:r>
+      <w:r>
+        <w:rPr>
+          <w:rFonts w:hint="eastAsia"/>
+        </w:rPr>
+        <w:t>able</w:t>
+      </w:r>
+    </w:p>
+    <w:p>
+      <w:r>
+        <w:rPr>
+          <w:noProof/>
+        </w:rPr>
+        <mc:AlternateContent>
+          <mc:Choice Requires="wps">
+            <w:drawing>
+              <wp:anchor distT="0" distB="0" distL="114300" distR="114300" simplePos="0" relativeHeight="251668480" behindDoc="0" locked="0" layoutInCell="1" allowOverlap="1" wp14:anchorId="487BEBE9" wp14:editId="34421822">
+                <wp:simplePos x="0" y="0"/>
+                <wp:positionH relativeFrom="column">
+                  <wp:posOffset>854094</wp:posOffset>
+                </wp:positionH>
+                <wp:positionV relativeFrom="paragraph">
+                  <wp:posOffset>2338740</wp:posOffset>
+                </wp:positionV>
+                <wp:extent cx="1699775" cy="712447"/>
+                <wp:effectExtent l="0" t="0" r="15240" b="12065"/>
+                <wp:wrapNone/>
+                <wp:docPr id="1313787005" name="橢圓 8"/>
+                <wp:cNvGraphicFramePr/>
+                <a:graphic xmlns:a="http://schemas.openxmlformats.org/drawingml/2006/main">
+                  <a:graphicData uri="http://schemas.microsoft.com/office/word/2010/wordprocessingShape">
+                    <wps:wsp>
+                      <wps:cNvSpPr/>
+                      <wps:spPr>
+                        <a:xfrm>
+                          <a:off x="0" y="0"/>
+                          <a:ext cx="1699775" cy="712447"/>
+                        </a:xfrm>
+                        <a:prstGeom prst="ellipse">
+                          <a:avLst/>
+                        </a:prstGeom>
+                        <a:noFill/>
+                        <a:ln>
+                          <a:solidFill>
+                            <a:srgbClr val="EE0000"/>
+                          </a:solidFill>
+                        </a:ln>
+                      </wps:spPr>
+                      <wps:style>
+                        <a:lnRef idx="2">
+                          <a:schemeClr val="accent1">
+                            <a:shade val="15000"/>
+                          </a:schemeClr>
+                        </a:lnRef>
+                        <a:fillRef idx="1">
+                          <a:schemeClr val="accent1"/>
+                        </a:fillRef>
+                        <a:effectRef idx="0">
+                          <a:schemeClr val="accent1"/>
+                        </a:effectRef>
+                        <a:fontRef idx="minor">
+                          <a:schemeClr val="lt1"/>
+                        </a:fontRef>
+                      </wps:style>
+                      <wps:bodyPr rot="0" spcFirstLastPara="0" vertOverflow="overflow" horzOverflow="overflow" vert="horz" wrap="square" lIns="91440" tIns="45720" rIns="91440" bIns="45720" numCol="1" spcCol="0" rtlCol="0" fromWordArt="0" anchor="ctr" anchorCtr="0" forceAA="0" compatLnSpc="1">
+                        <a:prstTxWarp prst="textNoShape">
+                          <a:avLst/>
+                        </a:prstTxWarp>
+                        <a:noAutofit/>
+                      </wps:bodyPr>
+                    </wps:wsp>
+                  </a:graphicData>
+                </a:graphic>
+              </wp:anchor>
+            </w:drawing>
+          </mc:Choice>
+          <mc:Fallback>
+            <w:pict>
+              <v:oval w14:anchorId="7F5713AA" id="橢圓 8" o:spid="_x0000_s1026" style="position:absolute;margin-left:67.25pt;margin-top:184.15pt;width:133.85pt;height:56.1pt;z-index:251668480;visibility:visible;mso-wrap-style:square;mso-wrap-distance-left:9pt;mso-wrap-distance-top:0;mso-wrap-distance-right:9pt;mso-wrap-distance-bottom:0;mso-position-horizontal:absolute;mso-position-horizontal-relative:text;mso-position-vertical:absolute;mso-position-vertical-relative:text;v-text-anchor:middle" o:gfxdata="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" filled="f" strokecolor="#e00" strokeweight="1pt">
+                <v:stroke joinstyle="miter"/>
+              </v:oval>
+            </w:pict>
+          </mc:Fallback>
+        </mc:AlternateContent>
+      </w:r>
+      <w:r>
+        <w:drawing>
+          <wp:inline distT="0" distB="0" distL="0" distR="0" wp14:anchorId="399354D1" wp14:editId="6429B648">
+            <wp:extent cx="3734321" cy="2829320"/>
+            <wp:effectExtent l="0" t="0" r="0" b="9525"/>
+            <wp:docPr id="1472555362" name="圖片 1"/>
+            <wp:cNvGraphicFramePr>
+              <a:graphicFrameLocks xmlns:a="http://schemas.openxmlformats.org/drawingml/2006/main" noChangeAspect="1"/>
+            </wp:cNvGraphicFramePr>
+            <a:graphic xmlns:a="http://schemas.openxmlformats.org/drawingml/2006/main">
+              <a:graphicData uri="http://schemas.openxmlformats.org/drawingml/2006/picture">
+                <pic:pic xmlns:pic="http://schemas.openxmlformats.org/drawingml/2006/picture">
+                  <pic:nvPicPr>
+                    <pic:cNvPr id="1472555362" name=""/>
+                    <pic:cNvPicPr/>
+                  </pic:nvPicPr>
+                  <pic:blipFill>
+                    <a:blip r:embed="rId51"/>
+                    <a:stretch>
+                      <a:fillRect/>
+                    </a:stretch>
+                  </pic:blipFill>
+                  <pic:spPr>
+                    <a:xfrm>
+                      <a:off x="0" y="0"/>
+                      <a:ext cx="3734321" cy="2829320"/>
+                    </a:xfrm>
+                    <a:prstGeom prst="rect">
+                      <a:avLst/>
+                    </a:prstGeom>
+                  </pic:spPr>
+                </pic:pic>
+              </a:graphicData>
+            </a:graphic>
+          </wp:inline>
+        </w:drawing>
+      </w:r>
+    </w:p>
+    <w:p/>
+    <w:p>
+      <w:pPr>
+        <w:rPr>
+          <w:rFonts w:hint="eastAsia"/>
+        </w:rPr>
+      </w:pPr>
+      <w:r>
+        <w:rPr>
+          <w:rFonts w:hint="eastAsia"/>
+        </w:rPr>
+        <w:lastRenderedPageBreak/>
+        <w:t>可以查看所有訂單紀錄</w:t>
+      </w:r>
+    </w:p>
+    <w:p>
+      <w:r>
+        <w:drawing>
+          <wp:inline distT="0" distB="0" distL="0" distR="0" wp14:anchorId="25F49802" wp14:editId="4089E97F">
+            <wp:extent cx="5274310" cy="1542699"/>
+            <wp:effectExtent l="0" t="0" r="2540" b="635"/>
+            <wp:docPr id="1491776897" name="圖片 1"/>
+            <wp:cNvGraphicFramePr>
+              <a:graphicFrameLocks xmlns:a="http://schemas.openxmlformats.org/drawingml/2006/main" noChangeAspect="1"/>
+            </wp:cNvGraphicFramePr>
+            <a:graphic xmlns:a="http://schemas.openxmlformats.org/drawingml/2006/main">
+              <a:graphicData uri="http://schemas.openxmlformats.org/drawingml/2006/picture">
+                <pic:pic xmlns:pic="http://schemas.openxmlformats.org/drawingml/2006/picture">
+                  <pic:nvPicPr>
+                    <pic:cNvPr id="1491776897" name=""/>
+                    <pic:cNvPicPr/>
+                  </pic:nvPicPr>
+                  <pic:blipFill>
+                    <a:blip r:embed="rId52"/>
+                    <a:stretch>
+                      <a:fillRect/>
+                    </a:stretch>
+                  </pic:blipFill>
+                  <pic:spPr>
+                    <a:xfrm>
+                      <a:off x="0" y="0"/>
+                      <a:ext cx="5284233" cy="1545602"/>
+                    </a:xfrm>
+                    <a:prstGeom prst="rect">
+                      <a:avLst/>
+                    </a:prstGeom>
+                  </pic:spPr>
+                </pic:pic>
+              </a:graphicData>
+            </a:graphic>
+          </wp:inline>
+        </w:drawing>
+      </w:r>
+    </w:p>
+    <w:p>
+      <w:pPr>
+        <w:rPr>
+          <w:rFonts w:hint="eastAsia"/>
+        </w:rPr>
+      </w:pPr>
+      <w:r>
+        <w:rPr>
+          <w:rFonts w:hint="eastAsia"/>
+        </w:rPr>
+        <w:t>或者</w:t>
+      </w:r>
+      <w:r>
+        <w:rPr>
+          <w:rFonts w:hint="eastAsia"/>
+        </w:rPr>
+        <w:t>到</w:t>
+      </w:r>
+      <w:r>
+        <w:rPr>
+          <w:rFonts w:hint="eastAsia"/>
+        </w:rPr>
+        <w:t>SQL Editor</w:t>
+      </w:r>
+      <w:r>
+        <w:rPr>
+          <w:rFonts w:hint="eastAsia"/>
+        </w:rPr>
+        <w:t>開新的視窗執行</w:t>
+      </w:r>
+      <w:r>
+        <w:rPr>
+          <w:rFonts w:hint="eastAsia"/>
+        </w:rPr>
+        <w:t>:select * from orders; (</w:t>
+      </w:r>
+      <w:r>
+        <w:rPr>
+          <w:rFonts w:hint="eastAsia"/>
+        </w:rPr>
+        <w:t>選取</w:t>
+      </w:r>
+      <w:r>
+        <w:rPr>
+          <w:rFonts w:hint="eastAsia"/>
+        </w:rPr>
+        <w:t xml:space="preserve"> * (</w:t>
+      </w:r>
+      <w:r>
+        <w:rPr>
+          <w:rFonts w:hint="eastAsia"/>
+        </w:rPr>
+        <w:t>所有的</w:t>
+      </w:r>
+      <w:r>
+        <w:rPr>
+          <w:rFonts w:hint="eastAsia"/>
+        </w:rPr>
+        <w:t>)orders)</w:t>
+      </w:r>
+    </w:p>
+    <w:p>
+      <w:pPr>
+        <w:rPr>
+          <w:rFonts w:hint="eastAsia"/>
+        </w:rPr>
+      </w:pPr>
+      <w:r>
+        <w:drawing>
+          <wp:inline distT="0" distB="0" distL="0" distR="0" wp14:anchorId="3AE358D3" wp14:editId="2515DC11">
+            <wp:extent cx="5274310" cy="2154169"/>
+            <wp:effectExtent l="0" t="0" r="2540" b="0"/>
+            <wp:docPr id="427381702" name="圖片 1"/>
+            <wp:cNvGraphicFramePr>
+              <a:graphicFrameLocks xmlns:a="http://schemas.openxmlformats.org/drawingml/2006/main" noChangeAspect="1"/>
+            </wp:cNvGraphicFramePr>
+            <a:graphic xmlns:a="http://schemas.openxmlformats.org/drawingml/2006/main">
+              <a:graphicData uri="http://schemas.openxmlformats.org/drawingml/2006/picture">
+                <pic:pic xmlns:pic="http://schemas.openxmlformats.org/drawingml/2006/picture">
+                  <pic:nvPicPr>
+                    <pic:cNvPr id="427381702" name=""/>
+                    <pic:cNvPicPr/>
+                  </pic:nvPicPr>
+                  <pic:blipFill>
+                    <a:blip r:embed="rId53"/>
+                    <a:stretch>
+                      <a:fillRect/>
+                    </a:stretch>
+                  </pic:blipFill>
+                  <pic:spPr>
+                    <a:xfrm>
+                      <a:off x="0" y="0"/>
+                      <a:ext cx="5274920" cy="2154418"/>
+                    </a:xfrm>
+                    <a:prstGeom prst="rect">
+                      <a:avLst/>
+                    </a:prstGeom>
+                  </pic:spPr>
+                </pic:pic>
+              </a:graphicData>
+            </a:graphic>
+          </wp:inline>
+        </w:drawing>
+      </w:r>
+    </w:p>
+    <w:p/>
+    <w:p>
+      <w:pPr>
+        <w:rPr>
+          <w:rFonts w:hint="eastAsia"/>
+        </w:rPr>
+      </w:pPr>
+      <w:r>
+        <w:lastRenderedPageBreak/>
+        <w:drawing>
+          <wp:inline distT="0" distB="0" distL="0" distR="0" wp14:anchorId="3D9C8724" wp14:editId="10CFE210">
+            <wp:extent cx="5274310" cy="3884930"/>
+            <wp:effectExtent l="0" t="0" r="2540" b="1270"/>
+            <wp:docPr id="2057834347" name="圖片 1"/>
+            <wp:cNvGraphicFramePr>
+              <a:graphicFrameLocks xmlns:a="http://schemas.openxmlformats.org/drawingml/2006/main" noChangeAspect="1"/>
+            </wp:cNvGraphicFramePr>
+            <a:graphic xmlns:a="http://schemas.openxmlformats.org/drawingml/2006/main">
+              <a:graphicData uri="http://schemas.openxmlformats.org/drawingml/2006/picture">
+                <pic:pic xmlns:pic="http://schemas.openxmlformats.org/drawingml/2006/picture">
+                  <pic:nvPicPr>
+                    <pic:cNvPr id="2057834347" name=""/>
+                    <pic:cNvPicPr/>
+                  </pic:nvPicPr>
+                  <pic:blipFill>
+                    <a:blip r:embed="rId54"/>
+                    <a:stretch>
+                      <a:fillRect/>
+                    </a:stretch>
+                  </pic:blipFill>
+                  <pic:spPr>
+                    <a:xfrm>
+                      <a:off x="0" y="0"/>
+                      <a:ext cx="5274310" cy="3884930"/>
+                    </a:xfrm>
+                    <a:prstGeom prst="rect">
+                      <a:avLst/>
+                    </a:prstGeom>
+                  </pic:spPr>
+                </pic:pic>
+              </a:graphicData>
+            </a:graphic>
+          </wp:inline>
+        </w:drawing>
+      </w:r>
+    </w:p>
     <w:p>
       <w:pPr>
         <w:rPr>
@@ -1842,7 +4524,6 @@
   <w:style w:type="character" w:default="1" w:styleId="a0">
     <w:name w:val="Default Paragraph Font"/>
     <w:uiPriority w:val="1"/>
-    <w:semiHidden/>
     <w:unhideWhenUsed/>
   </w:style>
   <w:style w:type="table" w:default="1" w:styleId="a1">

--- a/連接Clerck和supabase.docx
+++ b/連接Clerck和supabase.docx
@@ -47,7 +47,7 @@
       </w:r>
     </w:p>
     <w:p>
-      <w:hyperlink r:id="rId4" w:history="1">
+      <w:hyperlink r:id="rId6" w:history="1">
         <w:r>
           <w:rPr>
             <w:rStyle w:val="ae"/>
@@ -66,6 +66,9 @@
     </w:p>
     <w:p>
       <w:r>
+        <w:rPr>
+          <w:noProof/>
+        </w:rPr>
         <w:drawing>
           <wp:inline distT="0" distB="0" distL="0" distR="0" wp14:anchorId="5E3C3CB2" wp14:editId="398404BC">
             <wp:extent cx="3916662" cy="2432261"/>
@@ -82,7 +85,7 @@
                     <pic:cNvPicPr/>
                   </pic:nvPicPr>
                   <pic:blipFill>
-                    <a:blip r:embed="rId5"/>
+                    <a:blip r:embed="rId7"/>
                     <a:stretch>
                       <a:fillRect/>
                     </a:stretch>
@@ -131,6 +134,9 @@
     </w:p>
     <w:p>
       <w:r>
+        <w:rPr>
+          <w:noProof/>
+        </w:rPr>
         <w:drawing>
           <wp:inline distT="0" distB="0" distL="0" distR="0" wp14:anchorId="7E45A3C7" wp14:editId="1EEDEE3C">
             <wp:extent cx="3483696" cy="2113280"/>
@@ -147,7 +153,7 @@
                     <pic:cNvPicPr/>
                   </pic:nvPicPr>
                   <pic:blipFill>
-                    <a:blip r:embed="rId6"/>
+                    <a:blip r:embed="rId8"/>
                     <a:stretch>
                       <a:fillRect/>
                     </a:stretch>
@@ -184,6 +190,9 @@
     </w:p>
     <w:p>
       <w:r>
+        <w:rPr>
+          <w:noProof/>
+        </w:rPr>
         <w:drawing>
           <wp:inline distT="0" distB="0" distL="0" distR="0" wp14:anchorId="20EAE996" wp14:editId="5E3604F2">
             <wp:extent cx="5274310" cy="1152583"/>
@@ -200,7 +209,7 @@
                     <pic:cNvPicPr/>
                   </pic:nvPicPr>
                   <pic:blipFill>
-                    <a:blip r:embed="rId7"/>
+                    <a:blip r:embed="rId9"/>
                     <a:stretch>
                       <a:fillRect/>
                     </a:stretch>
@@ -237,14 +246,14 @@
         <w:t>:</w:t>
       </w:r>
       <w:r>
-        <w:t xml:space="preserve"> </w:t>
-      </w:r>
-      <w:r>
-        <w:t>npm install @clerk/react</w:t>
-      </w:r>
-    </w:p>
-    <w:p>
-      <w:r>
+        <w:t xml:space="preserve"> npm install @clerk/react</w:t>
+      </w:r>
+    </w:p>
+    <w:p>
+      <w:r>
+        <w:rPr>
+          <w:noProof/>
+        </w:rPr>
         <w:drawing>
           <wp:inline distT="0" distB="0" distL="0" distR="0" wp14:anchorId="30162041" wp14:editId="4B8B8CB0">
             <wp:extent cx="5274310" cy="1049655"/>
@@ -261,7 +270,7 @@
                     <pic:cNvPicPr/>
                   </pic:nvPicPr>
                   <pic:blipFill>
-                    <a:blip r:embed="rId8"/>
+                    <a:blip r:embed="rId10"/>
                     <a:stretch>
                       <a:fillRect/>
                     </a:stretch>
@@ -305,6 +314,9 @@
     </w:p>
     <w:p>
       <w:r>
+        <w:rPr>
+          <w:noProof/>
+        </w:rPr>
         <w:drawing>
           <wp:inline distT="0" distB="0" distL="0" distR="0" wp14:anchorId="18515E40" wp14:editId="01C3614D">
             <wp:extent cx="5274310" cy="925830"/>
@@ -321,7 +333,7 @@
                     <pic:cNvPicPr/>
                   </pic:nvPicPr>
                   <pic:blipFill>
-                    <a:blip r:embed="rId9"/>
+                    <a:blip r:embed="rId11"/>
                     <a:stretch>
                       <a:fillRect/>
                     </a:stretch>
@@ -342,6 +354,9 @@
         </w:drawing>
       </w:r>
       <w:r>
+        <w:rPr>
+          <w:noProof/>
+        </w:rPr>
         <w:drawing>
           <wp:inline distT="0" distB="0" distL="0" distR="0" wp14:anchorId="747E24C3" wp14:editId="4008BFCB">
             <wp:extent cx="5274310" cy="1896745"/>
@@ -358,7 +373,7 @@
                     <pic:cNvPicPr/>
                   </pic:nvPicPr>
                   <pic:blipFill>
-                    <a:blip r:embed="rId10"/>
+                    <a:blip r:embed="rId12"/>
                     <a:stretch>
                       <a:fillRect/>
                     </a:stretch>
@@ -407,6 +422,9 @@
     </w:p>
     <w:p>
       <w:r>
+        <w:rPr>
+          <w:noProof/>
+        </w:rPr>
         <w:drawing>
           <wp:inline distT="0" distB="0" distL="0" distR="0" wp14:anchorId="5E8F1EBC" wp14:editId="3AF63AD9">
             <wp:extent cx="5274310" cy="1873573"/>
@@ -423,7 +441,7 @@
                     <pic:cNvPicPr/>
                   </pic:nvPicPr>
                   <pic:blipFill>
-                    <a:blip r:embed="rId11"/>
+                    <a:blip r:embed="rId13"/>
                     <a:stretch>
                       <a:fillRect/>
                     </a:stretch>
@@ -463,6 +481,9 @@
     </w:p>
     <w:p>
       <w:r>
+        <w:rPr>
+          <w:noProof/>
+        </w:rPr>
         <w:drawing>
           <wp:inline distT="0" distB="0" distL="0" distR="0" wp14:anchorId="75E857F1" wp14:editId="62392AA3">
             <wp:extent cx="5274310" cy="899795"/>
@@ -479,7 +500,7 @@
                     <pic:cNvPicPr/>
                   </pic:nvPicPr>
                   <pic:blipFill>
-                    <a:blip r:embed="rId12"/>
+                    <a:blip r:embed="rId14"/>
                     <a:stretch>
                       <a:fillRect/>
                     </a:stretch>
@@ -503,6 +524,9 @@
     <w:p/>
     <w:p>
       <w:r>
+        <w:rPr>
+          <w:noProof/>
+        </w:rPr>
         <w:drawing>
           <wp:inline distT="0" distB="0" distL="0" distR="0" wp14:anchorId="2CAC9A11" wp14:editId="13A426B2">
             <wp:extent cx="5274310" cy="3191047"/>
@@ -519,7 +543,7 @@
                     <pic:cNvPicPr/>
                   </pic:nvPicPr>
                   <pic:blipFill>
-                    <a:blip r:embed="rId13"/>
+                    <a:blip r:embed="rId15"/>
                     <a:stretch>
                       <a:fillRect/>
                     </a:stretch>
@@ -543,6 +567,9 @@
     <w:p/>
     <w:p>
       <w:r>
+        <w:rPr>
+          <w:noProof/>
+        </w:rPr>
         <w:drawing>
           <wp:inline distT="0" distB="0" distL="0" distR="0" wp14:anchorId="68A61D8C" wp14:editId="1B6DBF6A">
             <wp:extent cx="5274310" cy="1336675"/>
@@ -559,7 +586,7 @@
                     <pic:cNvPicPr/>
                   </pic:nvPicPr>
                   <pic:blipFill>
-                    <a:blip r:embed="rId14"/>
+                    <a:blip r:embed="rId16"/>
                     <a:stretch>
                       <a:fillRect/>
                     </a:stretch>
@@ -612,6 +639,9 @@
     </w:p>
     <w:p>
       <w:r>
+        <w:rPr>
+          <w:noProof/>
+        </w:rPr>
         <w:drawing>
           <wp:inline distT="0" distB="0" distL="0" distR="0" wp14:anchorId="70E0F446" wp14:editId="3EDDB2C5">
             <wp:extent cx="5274310" cy="629920"/>
@@ -628,7 +658,7 @@
                     <pic:cNvPicPr/>
                   </pic:nvPicPr>
                   <pic:blipFill>
-                    <a:blip r:embed="rId15"/>
+                    <a:blip r:embed="rId17"/>
                     <a:stretch>
                       <a:fillRect/>
                     </a:stretch>
@@ -673,6 +703,9 @@
     </w:p>
     <w:p>
       <w:r>
+        <w:rPr>
+          <w:noProof/>
+        </w:rPr>
         <w:drawing>
           <wp:inline distT="0" distB="0" distL="0" distR="0" wp14:anchorId="629FBF08" wp14:editId="25707D76">
             <wp:extent cx="3572374" cy="2753109"/>
@@ -689,7 +722,7 @@
                     <pic:cNvPicPr/>
                   </pic:nvPicPr>
                   <pic:blipFill>
-                    <a:blip r:embed="rId16"/>
+                    <a:blip r:embed="rId18"/>
                     <a:stretch>
                       <a:fillRect/>
                     </a:stretch>
@@ -724,12 +757,12 @@
         <w:t>:</w:t>
       </w:r>
       <w:r>
-        <w:t xml:space="preserve"> </w:t>
-      </w:r>
-      <w:r>
-        <w:t>npm install @clerk/localizations</w:t>
-      </w:r>
-      <w:r>
+        <w:t xml:space="preserve"> npm install @clerk/localizations</w:t>
+      </w:r>
+      <w:r>
+        <w:rPr>
+          <w:noProof/>
+        </w:rPr>
         <w:drawing>
           <wp:inline distT="0" distB="0" distL="0" distR="0" wp14:anchorId="02EB3E3C" wp14:editId="5DF187F4">
             <wp:extent cx="3495675" cy="1405961"/>
@@ -746,7 +779,7 @@
                     <pic:cNvPicPr/>
                   </pic:nvPicPr>
                   <pic:blipFill>
-                    <a:blip r:embed="rId17"/>
+                    <a:blip r:embed="rId19"/>
                     <a:stretch>
                       <a:fillRect/>
                     </a:stretch>
@@ -831,7 +864,7 @@
           </mc:Choice>
           <mc:Fallback>
             <w:pict>
-              <v:shapetype w14:anchorId="325AB03C" id="_x0000_t32" coordsize="21600,21600" o:spt="32" o:oned="t" path="m,l21600,21600e" filled="f">
+              <v:shapetype w14:anchorId="1DAEA30A" id="_x0000_t32" coordsize="21600,21600" o:spt="32" o:oned="t" path="m,l21600,21600e" filled="f">
                 <v:path arrowok="t" fillok="f" o:connecttype="none"/>
                 <o:lock v:ext="edit" shapetype="t"/>
               </v:shapetype>
@@ -851,6 +884,9 @@
     </w:p>
     <w:p>
       <w:r>
+        <w:rPr>
+          <w:noProof/>
+        </w:rPr>
         <w:drawing>
           <wp:inline distT="0" distB="0" distL="0" distR="0" wp14:anchorId="1B2D65E6" wp14:editId="0C2D0A4F">
             <wp:extent cx="5274310" cy="744855"/>
@@ -867,7 +903,7 @@
                     <pic:cNvPicPr/>
                   </pic:nvPicPr>
                   <pic:blipFill>
-                    <a:blip r:embed="rId18"/>
+                    <a:blip r:embed="rId20"/>
                     <a:stretch>
                       <a:fillRect/>
                     </a:stretch>
@@ -957,7 +993,7 @@
           </mc:Choice>
           <mc:Fallback>
             <w:pict>
-              <v:shape w14:anchorId="5F39B5BB" id="直線單箭頭接點 2" o:spid="_x0000_s1026" type="#_x0000_t32" style="position:absolute;margin-left:37.65pt;margin-top:14.05pt;width:83.95pt;height:82.6pt;z-index:251660288;visibility:visible;mso-wrap-style:square;mso-width-percent:0;mso-height-percent:0;mso-wrap-distance-left:9pt;mso-wrap-distance-top:0;mso-wrap-distance-right:9pt;mso-wrap-distance-bottom:0;mso-position-horizontal:absolute;mso-position-horizontal-relative:text;mso-position-vertical:absolute;mso-position-vertical-relative:text;mso-width-percent:0;mso-height-percent:0;mso-width-relative:margin;mso-height-relative:margin" o:gfxdata="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" strokecolor="#e00" strokeweight=".5pt">
+              <v:shape w14:anchorId="4D0A0ECE" id="直線單箭頭接點 2" o:spid="_x0000_s1026" type="#_x0000_t32" style="position:absolute;margin-left:37.65pt;margin-top:14.05pt;width:83.95pt;height:82.6pt;z-index:251660288;visibility:visible;mso-wrap-style:square;mso-width-percent:0;mso-height-percent:0;mso-wrap-distance-left:9pt;mso-wrap-distance-top:0;mso-wrap-distance-right:9pt;mso-wrap-distance-bottom:0;mso-position-horizontal:absolute;mso-position-horizontal-relative:text;mso-position-vertical:absolute;mso-position-vertical-relative:text;mso-width-percent:0;mso-height-percent:0;mso-width-relative:margin;mso-height-relative:margin" o:gfxdata="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" strokecolor="#e00" strokeweight=".5pt">
                 <v:stroke endarrow="block" joinstyle="miter"/>
               </v:shape>
             </w:pict>
@@ -988,6 +1024,9 @@
     </w:p>
     <w:p>
       <w:r>
+        <w:rPr>
+          <w:noProof/>
+        </w:rPr>
         <w:drawing>
           <wp:inline distT="0" distB="0" distL="0" distR="0" wp14:anchorId="0256C169" wp14:editId="3092C035">
             <wp:extent cx="5271560" cy="880741"/>
@@ -1004,7 +1043,7 @@
                     <pic:cNvPicPr/>
                   </pic:nvPicPr>
                   <pic:blipFill>
-                    <a:blip r:embed="rId19"/>
+                    <a:blip r:embed="rId21"/>
                     <a:stretch>
                       <a:fillRect/>
                     </a:stretch>
@@ -1038,6 +1077,9 @@
     </w:p>
     <w:p>
       <w:r>
+        <w:rPr>
+          <w:noProof/>
+        </w:rPr>
         <w:drawing>
           <wp:inline distT="0" distB="0" distL="0" distR="0" wp14:anchorId="64DBAE48" wp14:editId="0B0362D7">
             <wp:extent cx="2608565" cy="4481778"/>
@@ -1054,7 +1096,7 @@
                     <pic:cNvPicPr/>
                   </pic:nvPicPr>
                   <pic:blipFill>
-                    <a:blip r:embed="rId20"/>
+                    <a:blip r:embed="rId22"/>
                     <a:stretch>
                       <a:fillRect/>
                     </a:stretch>
@@ -1168,11 +1210,6 @@
       </w:r>
     </w:p>
     <w:p>
-      <w:pPr>
-        <w:rPr>
-          <w:rFonts w:hint="eastAsia"/>
-        </w:rPr>
-      </w:pPr>
       <w:r>
         <w:rPr>
           <w:noProof/>
@@ -1242,7 +1279,7 @@
           </mc:Choice>
           <mc:Fallback>
             <w:pict>
-              <v:oval w14:anchorId="5F71FB53" id="橢圓 3" o:spid="_x0000_s1026" style="position:absolute;margin-left:45.15pt;margin-top:114.45pt;width:82.15pt;height:17.25pt;z-index:251661312;visibility:visible;mso-wrap-style:square;mso-wrap-distance-left:9pt;mso-wrap-distance-top:0;mso-wrap-distance-right:9pt;mso-wrap-distance-bottom:0;mso-position-horizontal:absolute;mso-position-horizontal-relative:text;mso-position-vertical:absolute;mso-position-vertical-relative:text;v-text-anchor:middle" o:gfxdata="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" filled="f" strokecolor="#e00" strokeweight="1pt">
+              <v:oval w14:anchorId="266AB4DD" id="橢圓 3" o:spid="_x0000_s1026" style="position:absolute;margin-left:45.15pt;margin-top:114.45pt;width:82.15pt;height:17.25pt;z-index:251661312;visibility:visible;mso-wrap-style:square;mso-wrap-distance-left:9pt;mso-wrap-distance-top:0;mso-wrap-distance-right:9pt;mso-wrap-distance-bottom:0;mso-position-horizontal:absolute;mso-position-horizontal-relative:text;mso-position-vertical:absolute;mso-position-vertical-relative:text;v-text-anchor:middle" o:gfxdata="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" filled="f" strokecolor="#e00" strokeweight="1pt">
                 <v:stroke joinstyle="miter"/>
               </v:oval>
             </w:pict>
@@ -1250,6 +1287,9 @@
         </mc:AlternateContent>
       </w:r>
       <w:r>
+        <w:rPr>
+          <w:noProof/>
+        </w:rPr>
         <w:drawing>
           <wp:inline distT="0" distB="0" distL="0" distR="0" wp14:anchorId="157676CA" wp14:editId="7CB7DE46">
             <wp:extent cx="2019582" cy="2029108"/>
@@ -1266,7 +1306,7 @@
                     <pic:cNvPicPr/>
                   </pic:nvPicPr>
                   <pic:blipFill>
-                    <a:blip r:embed="rId21"/>
+                    <a:blip r:embed="rId23"/>
                     <a:stretch>
                       <a:fillRect/>
                     </a:stretch>
@@ -1290,6 +1330,9 @@
     <w:p/>
     <w:p>
       <w:r>
+        <w:rPr>
+          <w:noProof/>
+        </w:rPr>
         <w:lastRenderedPageBreak/>
         <w:drawing>
           <wp:inline distT="0" distB="0" distL="0" distR="0" wp14:anchorId="26743246" wp14:editId="52B97248">
@@ -1307,7 +1350,7 @@
                     <pic:cNvPicPr/>
                   </pic:nvPicPr>
                   <pic:blipFill>
-                    <a:blip r:embed="rId22"/>
+                    <a:blip r:embed="rId24"/>
                     <a:stretch>
                       <a:fillRect/>
                     </a:stretch>
@@ -1329,11 +1372,6 @@
       </w:r>
     </w:p>
     <w:p>
-      <w:pPr>
-        <w:rPr>
-          <w:rFonts w:hint="eastAsia"/>
-        </w:rPr>
-      </w:pPr>
       <w:r>
         <w:rPr>
           <w:rFonts w:hint="eastAsia"/>
@@ -1397,7 +1435,7 @@
           </mc:Choice>
           <mc:Fallback>
             <w:pict>
-              <v:shape w14:anchorId="792593B6" id="直線單箭頭接點 4" o:spid="_x0000_s1026" type="#_x0000_t32" style="position:absolute;margin-left:58pt;margin-top:16.05pt;width:381.2pt;height:80.4pt;z-index:251662336;visibility:visible;mso-wrap-style:square;mso-wrap-distance-left:9pt;mso-wrap-distance-top:0;mso-wrap-distance-right:9pt;mso-wrap-distance-bottom:0;mso-position-horizontal:absolute;mso-position-horizontal-relative:text;mso-position-vertical:absolute;mso-position-vertical-relative:text" o:gfxdata="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" strokecolor="#e00" strokeweight=".5pt">
+              <v:shape w14:anchorId="13DFA3A9" id="直線單箭頭接點 4" o:spid="_x0000_s1026" type="#_x0000_t32" style="position:absolute;margin-left:58pt;margin-top:16.05pt;width:381.2pt;height:80.4pt;z-index:251662336;visibility:visible;mso-wrap-style:square;mso-wrap-distance-left:9pt;mso-wrap-distance-top:0;mso-wrap-distance-right:9pt;mso-wrap-distance-bottom:0;mso-position-horizontal:absolute;mso-position-horizontal-relative:text;mso-position-vertical:absolute;mso-position-vertical-relative:text" o:gfxdata="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" strokecolor="#e00" strokeweight=".5pt">
                 <v:stroke endarrow="block" joinstyle="miter"/>
               </v:shape>
             </w:pict>
@@ -1419,6 +1457,9 @@
     </w:p>
     <w:p>
       <w:r>
+        <w:rPr>
+          <w:noProof/>
+        </w:rPr>
         <w:drawing>
           <wp:inline distT="0" distB="0" distL="0" distR="0" wp14:anchorId="34B016EC" wp14:editId="2E636714">
             <wp:extent cx="6170798" cy="2759710"/>
@@ -1435,7 +1476,7 @@
                     <pic:cNvPicPr/>
                   </pic:nvPicPr>
                   <pic:blipFill>
-                    <a:blip r:embed="rId23"/>
+                    <a:blip r:embed="rId25"/>
                     <a:stretch>
                       <a:fillRect/>
                     </a:stretch>
@@ -1456,6 +1497,9 @@
         </w:drawing>
       </w:r>
       <w:r>
+        <w:rPr>
+          <w:noProof/>
+        </w:rPr>
         <w:drawing>
           <wp:inline distT="0" distB="0" distL="0" distR="0" wp14:anchorId="56468BBA" wp14:editId="4F112EC5">
             <wp:extent cx="5985510" cy="1946606"/>
@@ -1472,7 +1516,7 @@
                     <pic:cNvPicPr/>
                   </pic:nvPicPr>
                   <pic:blipFill>
-                    <a:blip r:embed="rId24"/>
+                    <a:blip r:embed="rId26"/>
                     <a:stretch>
                       <a:fillRect/>
                     </a:stretch>
@@ -1558,7 +1602,7 @@
           </mc:Choice>
           <mc:Fallback>
             <w:pict>
-              <v:shape w14:anchorId="5370DE12" id="直線單箭頭接點 5" o:spid="_x0000_s1026" type="#_x0000_t32" style="position:absolute;margin-left:124.65pt;margin-top:16.65pt;width:215.1pt;height:134.7pt;z-index:251663360;visibility:visible;mso-wrap-style:square;mso-wrap-distance-left:9pt;mso-wrap-distance-top:0;mso-wrap-distance-right:9pt;mso-wrap-distance-bottom:0;mso-position-horizontal:absolute;mso-position-horizontal-relative:text;mso-position-vertical:absolute;mso-position-vertical-relative:text" o:gfxdata="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" strokecolor="#e00" strokeweight=".5pt">
+              <v:shape w14:anchorId="57021E15" id="直線單箭頭接點 5" o:spid="_x0000_s1026" type="#_x0000_t32" style="position:absolute;margin-left:124.65pt;margin-top:16.65pt;width:215.1pt;height:134.7pt;z-index:251663360;visibility:visible;mso-wrap-style:square;mso-wrap-distance-left:9pt;mso-wrap-distance-top:0;mso-wrap-distance-right:9pt;mso-wrap-distance-bottom:0;mso-position-horizontal:absolute;mso-position-horizontal-relative:text;mso-position-vertical:absolute;mso-position-vertical-relative:text" o:gfxdata="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" strokecolor="#e00" strokeweight=".5pt">
                 <v:stroke endarrow="block" joinstyle="miter"/>
               </v:shape>
             </w:pict>
@@ -1586,6 +1630,9 @@
     </w:p>
     <w:p>
       <w:r>
+        <w:rPr>
+          <w:noProof/>
+        </w:rPr>
         <w:drawing>
           <wp:inline distT="0" distB="0" distL="0" distR="0" wp14:anchorId="52885EE8" wp14:editId="13C74B4D">
             <wp:extent cx="5274310" cy="1621237"/>
@@ -1602,7 +1649,7 @@
                     <pic:cNvPicPr/>
                   </pic:nvPicPr>
                   <pic:blipFill>
-                    <a:blip r:embed="rId25"/>
+                    <a:blip r:embed="rId27"/>
                     <a:stretch>
                       <a:fillRect/>
                     </a:stretch>
@@ -1663,6 +1710,9 @@
     </w:p>
     <w:p>
       <w:r>
+        <w:rPr>
+          <w:noProof/>
+        </w:rPr>
         <w:drawing>
           <wp:inline distT="0" distB="0" distL="0" distR="0" wp14:anchorId="3E390380" wp14:editId="2AF5D54C">
             <wp:extent cx="5274310" cy="1161232"/>
@@ -1679,7 +1729,7 @@
                     <pic:cNvPicPr/>
                   </pic:nvPicPr>
                   <pic:blipFill>
-                    <a:blip r:embed="rId26"/>
+                    <a:blip r:embed="rId28"/>
                     <a:stretch>
                       <a:fillRect/>
                     </a:stretch>
@@ -1720,6 +1770,9 @@
         <w:t>後台看到剛剛登入的使用者</w:t>
       </w:r>
       <w:r>
+        <w:rPr>
+          <w:noProof/>
+        </w:rPr>
         <w:drawing>
           <wp:inline distT="0" distB="0" distL="0" distR="0" wp14:anchorId="6F8B68B5" wp14:editId="353CBD8B">
             <wp:extent cx="5274310" cy="1338580"/>
@@ -1736,7 +1789,7 @@
                     <pic:cNvPicPr/>
                   </pic:nvPicPr>
                   <pic:blipFill>
-                    <a:blip r:embed="rId27"/>
+                    <a:blip r:embed="rId29"/>
                     <a:stretch>
                       <a:fillRect/>
                     </a:stretch>
@@ -1794,6 +1847,9 @@
         <w:jc w:val="center"/>
       </w:pPr>
       <w:r>
+        <w:rPr>
+          <w:noProof/>
+        </w:rPr>
         <w:lastRenderedPageBreak/>
         <w:drawing>
           <wp:inline distT="0" distB="0" distL="0" distR="0" wp14:anchorId="2A366EF4" wp14:editId="62D7AC65">
@@ -1811,7 +1867,7 @@
                     <pic:cNvPicPr/>
                   </pic:nvPicPr>
                   <pic:blipFill>
-                    <a:blip r:embed="rId28"/>
+                    <a:blip r:embed="rId30"/>
                     <a:stretch>
                       <a:fillRect/>
                     </a:stretch>
@@ -1848,6 +1904,9 @@
     </w:p>
     <w:p>
       <w:r>
+        <w:rPr>
+          <w:noProof/>
+        </w:rPr>
         <w:drawing>
           <wp:inline distT="0" distB="0" distL="0" distR="0" wp14:anchorId="1465C08C" wp14:editId="1E987D06">
             <wp:extent cx="3305636" cy="1933845"/>
@@ -1864,7 +1923,7 @@
                     <pic:cNvPicPr/>
                   </pic:nvPicPr>
                   <pic:blipFill>
-                    <a:blip r:embed="rId29"/>
+                    <a:blip r:embed="rId31"/>
                     <a:stretch>
                       <a:fillRect/>
                     </a:stretch>
@@ -1885,6 +1944,9 @@
         </w:drawing>
       </w:r>
       <w:r>
+        <w:rPr>
+          <w:noProof/>
+        </w:rPr>
         <w:lastRenderedPageBreak/>
         <w:drawing>
           <wp:inline distT="0" distB="0" distL="0" distR="0" wp14:anchorId="6DF35B2D" wp14:editId="3EF1D388">
@@ -1902,7 +1964,7 @@
                     <pic:cNvPicPr/>
                   </pic:nvPicPr>
                   <pic:blipFill>
-                    <a:blip r:embed="rId30"/>
+                    <a:blip r:embed="rId32"/>
                     <a:stretch>
                       <a:fillRect/>
                     </a:stretch>
@@ -1929,6 +1991,9 @@
         <w:jc w:val="center"/>
       </w:pPr>
       <w:r>
+        <w:rPr>
+          <w:noProof/>
+        </w:rPr>
         <w:drawing>
           <wp:inline distT="0" distB="0" distL="0" distR="0" wp14:anchorId="171DAB02" wp14:editId="4F85FA9F">
             <wp:extent cx="4362450" cy="2946147"/>
@@ -1945,7 +2010,7 @@
                     <pic:cNvPicPr/>
                   </pic:nvPicPr>
                   <pic:blipFill>
-                    <a:blip r:embed="rId31"/>
+                    <a:blip r:embed="rId33"/>
                     <a:stretch>
                       <a:fillRect/>
                     </a:stretch>
@@ -1993,6 +2058,9 @@
         <w:jc w:val="center"/>
       </w:pPr>
       <w:r>
+        <w:rPr>
+          <w:noProof/>
+        </w:rPr>
         <w:drawing>
           <wp:inline distT="0" distB="0" distL="0" distR="0" wp14:anchorId="26747048" wp14:editId="0982C1F7">
             <wp:extent cx="4400549" cy="2085274"/>
@@ -2009,7 +2077,7 @@
                     <pic:cNvPicPr/>
                   </pic:nvPicPr>
                   <pic:blipFill>
-                    <a:blip r:embed="rId32"/>
+                    <a:blip r:embed="rId34"/>
                     <a:stretch>
                       <a:fillRect/>
                     </a:stretch>
@@ -2050,6 +2118,9 @@
         <w:jc w:val="center"/>
       </w:pPr>
       <w:r>
+        <w:rPr>
+          <w:noProof/>
+        </w:rPr>
         <w:drawing>
           <wp:inline distT="0" distB="0" distL="0" distR="0" wp14:anchorId="5EBC879F" wp14:editId="01ABBE00">
             <wp:extent cx="3353268" cy="2848373"/>
@@ -2066,7 +2137,7 @@
                     <pic:cNvPicPr/>
                   </pic:nvPicPr>
                   <pic:blipFill>
-                    <a:blip r:embed="rId33"/>
+                    <a:blip r:embed="rId35"/>
                     <a:stretch>
                       <a:fillRect/>
                     </a:stretch>
@@ -2133,6 +2204,9 @@
         <w:t>domain</w:t>
       </w:r>
       <w:r>
+        <w:rPr>
+          <w:noProof/>
+        </w:rPr>
         <w:drawing>
           <wp:inline distT="0" distB="0" distL="0" distR="0" wp14:anchorId="27799932" wp14:editId="7EF6E9ED">
             <wp:extent cx="3277057" cy="4134427"/>
@@ -2149,7 +2223,7 @@
                     <pic:cNvPicPr/>
                   </pic:nvPicPr>
                   <pic:blipFill>
-                    <a:blip r:embed="rId34"/>
+                    <a:blip r:embed="rId36"/>
                     <a:stretch>
                       <a:fillRect/>
                     </a:stretch>
@@ -2215,7 +2289,7 @@
       <w:pPr>
         <w:jc w:val="center"/>
       </w:pPr>
-      <w:hyperlink r:id="rId35" w:history="1">
+      <w:hyperlink r:id="rId37" w:history="1">
         <w:r>
           <w:rPr>
             <w:rStyle w:val="ae"/>
@@ -2229,6 +2303,9 @@
         <w:jc w:val="center"/>
       </w:pPr>
       <w:r>
+        <w:rPr>
+          <w:noProof/>
+        </w:rPr>
         <w:drawing>
           <wp:inline distT="0" distB="0" distL="0" distR="0" wp14:anchorId="06ED63C4" wp14:editId="5C1916A4">
             <wp:extent cx="3229426" cy="1476581"/>
@@ -2245,7 +2322,7 @@
                     <pic:cNvPicPr/>
                   </pic:nvPicPr>
                   <pic:blipFill>
-                    <a:blip r:embed="rId36"/>
+                    <a:blip r:embed="rId38"/>
                     <a:stretch>
                       <a:fillRect/>
                     </a:stretch>
@@ -2284,6 +2361,9 @@
         <w:jc w:val="center"/>
       </w:pPr>
       <w:r>
+        <w:rPr>
+          <w:noProof/>
+        </w:rPr>
         <w:drawing>
           <wp:inline distT="0" distB="0" distL="0" distR="0" wp14:anchorId="4E3F324A" wp14:editId="67B19931">
             <wp:extent cx="5273700" cy="1727823"/>
@@ -2300,7 +2380,7 @@
                     <pic:cNvPicPr/>
                   </pic:nvPicPr>
                   <pic:blipFill>
-                    <a:blip r:embed="rId37"/>
+                    <a:blip r:embed="rId39"/>
                     <a:stretch>
                       <a:fillRect/>
                     </a:stretch>
@@ -2326,6 +2406,9 @@
         <w:jc w:val="center"/>
       </w:pPr>
       <w:r>
+        <w:rPr>
+          <w:noProof/>
+        </w:rPr>
         <w:drawing>
           <wp:inline distT="0" distB="0" distL="0" distR="0" wp14:anchorId="1D7A1683" wp14:editId="10EC7621">
             <wp:extent cx="5274310" cy="2338705"/>
@@ -2342,7 +2425,7 @@
                     <pic:cNvPicPr/>
                   </pic:nvPicPr>
                   <pic:blipFill>
-                    <a:blip r:embed="rId38"/>
+                    <a:blip r:embed="rId40"/>
                     <a:stretch>
                       <a:fillRect/>
                     </a:stretch>
@@ -2468,12 +2551,10 @@
       </w:r>
     </w:p>
     <w:p>
-      <w:pPr>
-        <w:rPr>
-          <w:rFonts w:hint="eastAsia"/>
-        </w:rPr>
-      </w:pPr>
-      <w:r>
+      <w:r>
+        <w:rPr>
+          <w:noProof/>
+        </w:rPr>
         <w:drawing>
           <wp:inline distT="0" distB="0" distL="0" distR="0" wp14:anchorId="29535344" wp14:editId="7CAE2541">
             <wp:extent cx="3286584" cy="3277057"/>
@@ -2490,7 +2571,7 @@
                     <pic:cNvPicPr/>
                   </pic:nvPicPr>
                   <pic:blipFill>
-                    <a:blip r:embed="rId39"/>
+                    <a:blip r:embed="rId41"/>
                     <a:stretch>
                       <a:fillRect/>
                     </a:stretch>
@@ -2513,6 +2594,9 @@
     </w:p>
     <w:p>
       <w:r>
+        <w:rPr>
+          <w:noProof/>
+        </w:rPr>
         <w:drawing>
           <wp:inline distT="0" distB="0" distL="0" distR="0" wp14:anchorId="1D1E673B" wp14:editId="5F8FE548">
             <wp:extent cx="2400647" cy="2900274"/>
@@ -2529,7 +2613,7 @@
                     <pic:cNvPicPr/>
                   </pic:nvPicPr>
                   <pic:blipFill>
-                    <a:blip r:embed="rId40"/>
+                    <a:blip r:embed="rId42"/>
                     <a:stretch>
                       <a:fillRect/>
                     </a:stretch>
@@ -2552,11 +2636,6 @@
     </w:p>
     <w:p/>
     <w:p>
-      <w:pPr>
-        <w:rPr>
-          <w:rFonts w:hint="eastAsia"/>
-        </w:rPr>
-      </w:pPr>
       <w:r>
         <w:rPr>
           <w:rFonts w:hint="eastAsia"/>
@@ -2602,11 +2681,6 @@
       </w:r>
     </w:p>
     <w:p>
-      <w:pPr>
-        <w:rPr>
-          <w:rFonts w:hint="eastAsia"/>
-        </w:rPr>
-      </w:pPr>
       <w:r>
         <w:rPr>
           <w:noProof/>
@@ -2679,12 +2753,15 @@
           </mc:Choice>
           <mc:Fallback>
             <w:pict>
-              <v:rect w14:anchorId="35AA8B1A" id="矩形 6" o:spid="_x0000_s1026" style="position:absolute;margin-left:101.25pt;margin-top:87.3pt;width:261.5pt;height:39.3pt;z-index:251666432;visibility:visible;mso-wrap-style:square;mso-height-percent:0;mso-wrap-distance-left:9pt;mso-wrap-distance-top:0;mso-wrap-distance-right:9pt;mso-wrap-distance-bottom:0;mso-position-horizontal:absolute;mso-position-horizontal-relative:text;mso-position-vertical:absolute;mso-position-vertical-relative:text;mso-height-percent:0;mso-height-relative:margin;v-text-anchor:middle" o:gfxdata="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" filled="f" strokecolor="#e00" strokeweight="1pt"/>
+              <v:rect w14:anchorId="6D1FFDB8" id="矩形 6" o:spid="_x0000_s1026" style="position:absolute;margin-left:101.25pt;margin-top:87.3pt;width:261.5pt;height:39.3pt;z-index:251666432;visibility:visible;mso-wrap-style:square;mso-height-percent:0;mso-wrap-distance-left:9pt;mso-wrap-distance-top:0;mso-wrap-distance-right:9pt;mso-wrap-distance-bottom:0;mso-position-horizontal:absolute;mso-position-horizontal-relative:text;mso-position-vertical:absolute;mso-position-vertical-relative:text;mso-height-percent:0;mso-height-relative:margin;v-text-anchor:middle" o:gfxdata="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" filled="f" strokecolor="#e00" strokeweight="1pt"/>
             </w:pict>
           </mc:Fallback>
         </mc:AlternateContent>
       </w:r>
       <w:r>
+        <w:rPr>
+          <w:noProof/>
+        </w:rPr>
         <w:drawing>
           <wp:inline distT="0" distB="0" distL="0" distR="0" wp14:anchorId="114200D2" wp14:editId="32BBADC5">
             <wp:extent cx="5274310" cy="1459230"/>
@@ -2701,7 +2778,7 @@
                     <pic:cNvPicPr/>
                   </pic:nvPicPr>
                   <pic:blipFill>
-                    <a:blip r:embed="rId41"/>
+                    <a:blip r:embed="rId43"/>
                     <a:stretch>
                       <a:fillRect/>
                     </a:stretch>
@@ -2792,12 +2869,15 @@
           </mc:Choice>
           <mc:Fallback>
             <w:pict>
-              <v:rect w14:anchorId="60AE146F" id="矩形 6" o:spid="_x0000_s1026" style="position:absolute;margin-left:48.25pt;margin-top:76.1pt;width:261.5pt;height:38pt;z-index:251664384;visibility:visible;mso-wrap-style:square;mso-wrap-distance-left:9pt;mso-wrap-distance-top:0;mso-wrap-distance-right:9pt;mso-wrap-distance-bottom:0;mso-position-horizontal:absolute;mso-position-horizontal-relative:text;mso-position-vertical:absolute;mso-position-vertical-relative:text;v-text-anchor:middle" o:gfxdata="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" filled="f" strokecolor="#e00" strokeweight="1pt"/>
+              <v:rect w14:anchorId="34F521A8" id="矩形 6" o:spid="_x0000_s1026" style="position:absolute;margin-left:48.25pt;margin-top:76.1pt;width:261.5pt;height:38pt;z-index:251664384;visibility:visible;mso-wrap-style:square;mso-wrap-distance-left:9pt;mso-wrap-distance-top:0;mso-wrap-distance-right:9pt;mso-wrap-distance-bottom:0;mso-position-horizontal:absolute;mso-position-horizontal-relative:text;mso-position-vertical:absolute;mso-position-vertical-relative:text;v-text-anchor:middle" o:gfxdata="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" filled="f" strokecolor="#e00" strokeweight="1pt"/>
             </w:pict>
           </mc:Fallback>
         </mc:AlternateContent>
       </w:r>
       <w:r>
+        <w:rPr>
+          <w:noProof/>
+        </w:rPr>
         <w:drawing>
           <wp:inline distT="0" distB="0" distL="0" distR="0" wp14:anchorId="4B9F4A04" wp14:editId="38E76314">
             <wp:extent cx="3858163" cy="2019582"/>
@@ -2814,7 +2894,7 @@
                     <pic:cNvPicPr/>
                   </pic:nvPicPr>
                   <pic:blipFill>
-                    <a:blip r:embed="rId42"/>
+                    <a:blip r:embed="rId44"/>
                     <a:stretch>
                       <a:fillRect/>
                     </a:stretch>
@@ -2836,11 +2916,6 @@
       </w:r>
     </w:p>
     <w:p>
-      <w:pPr>
-        <w:rPr>
-          <w:rFonts w:hint="eastAsia"/>
-        </w:rPr>
-      </w:pPr>
       <w:r>
         <w:rPr>
           <w:rFonts w:hint="eastAsia"/>
@@ -2880,6 +2955,9 @@
     </w:p>
     <w:p>
       <w:r>
+        <w:rPr>
+          <w:noProof/>
+        </w:rPr>
         <w:drawing>
           <wp:inline distT="0" distB="0" distL="0" distR="0" wp14:anchorId="7BFD22EE" wp14:editId="415D7828">
             <wp:extent cx="5274310" cy="1720850"/>
@@ -2896,7 +2974,7 @@
                     <pic:cNvPicPr/>
                   </pic:nvPicPr>
                   <pic:blipFill>
-                    <a:blip r:embed="rId43"/>
+                    <a:blip r:embed="rId45"/>
                     <a:stretch>
                       <a:fillRect/>
                     </a:stretch>
@@ -2918,11 +2996,6 @@
       </w:r>
     </w:p>
     <w:p>
-      <w:pPr>
-        <w:rPr>
-          <w:rFonts w:hint="eastAsia"/>
-        </w:rPr>
-      </w:pPr>
       <w:r>
         <w:rPr>
           <w:rFonts w:hint="eastAsia"/>
@@ -2950,6 +3023,9 @@
     </w:p>
     <w:p>
       <w:r>
+        <w:rPr>
+          <w:noProof/>
+        </w:rPr>
         <w:drawing>
           <wp:inline distT="0" distB="0" distL="0" distR="0" wp14:anchorId="2C76FBAE" wp14:editId="0463AFD5">
             <wp:extent cx="5274310" cy="1514327"/>
@@ -2966,7 +3042,7 @@
                     <pic:cNvPicPr/>
                   </pic:nvPicPr>
                   <pic:blipFill>
-                    <a:blip r:embed="rId44"/>
+                    <a:blip r:embed="rId46"/>
                     <a:stretch>
                       <a:fillRect/>
                     </a:stretch>
@@ -3027,6 +3103,9 @@
         <w:t>table</w:t>
       </w:r>
       <w:r>
+        <w:rPr>
+          <w:noProof/>
+        </w:rPr>
         <w:drawing>
           <wp:inline distT="0" distB="0" distL="0" distR="0" wp14:anchorId="3D0D5427" wp14:editId="28FD543F">
             <wp:extent cx="5274310" cy="1834515"/>
@@ -3043,7 +3122,7 @@
                     <pic:cNvPicPr/>
                   </pic:nvPicPr>
                   <pic:blipFill>
-                    <a:blip r:embed="rId45"/>
+                    <a:blip r:embed="rId47"/>
                     <a:stretch>
                       <a:fillRect/>
                     </a:stretch>
@@ -3181,6 +3260,9 @@
     <w:p/>
     <w:p>
       <w:r>
+        <w:rPr>
+          <w:noProof/>
+        </w:rPr>
         <w:drawing>
           <wp:inline distT="0" distB="0" distL="0" distR="0" wp14:anchorId="4E775545" wp14:editId="7228A74E">
             <wp:extent cx="5274310" cy="1205230"/>
@@ -3197,7 +3279,7 @@
                     <pic:cNvPicPr/>
                   </pic:nvPicPr>
                   <pic:blipFill>
-                    <a:blip r:embed="rId46"/>
+                    <a:blip r:embed="rId48"/>
                     <a:stretch>
                       <a:fillRect/>
                     </a:stretch>
@@ -3248,6 +3330,9 @@
     </w:p>
     <w:p>
       <w:r>
+        <w:rPr>
+          <w:noProof/>
+        </w:rPr>
         <w:drawing>
           <wp:inline distT="0" distB="0" distL="0" distR="0" wp14:anchorId="54797E07" wp14:editId="66F3004A">
             <wp:extent cx="5274310" cy="2264028"/>
@@ -3264,7 +3349,7 @@
                     <pic:cNvPicPr/>
                   </pic:nvPicPr>
                   <pic:blipFill>
-                    <a:blip r:embed="rId47"/>
+                    <a:blip r:embed="rId49"/>
                     <a:stretch>
                       <a:fillRect/>
                     </a:stretch>
@@ -3317,6 +3402,9 @@
         <w:t>導引到訂單紀錄網頁</w:t>
       </w:r>
       <w:r>
+        <w:rPr>
+          <w:noProof/>
+        </w:rPr>
         <w:drawing>
           <wp:inline distT="0" distB="0" distL="0" distR="0" wp14:anchorId="5C79EE91" wp14:editId="45D1140A">
             <wp:extent cx="5274310" cy="1565139"/>
@@ -3333,7 +3421,7 @@
                     <pic:cNvPicPr/>
                   </pic:nvPicPr>
                   <pic:blipFill>
-                    <a:blip r:embed="rId48"/>
+                    <a:blip r:embed="rId50"/>
                     <a:stretch>
                       <a:fillRect/>
                     </a:stretch>
@@ -3426,7 +3514,7 @@
           </mc:Choice>
           <mc:Fallback>
             <w:pict>
-              <v:oval w14:anchorId="49FD3C08" id="橢圓 7" o:spid="_x0000_s1026" style="position:absolute;margin-left:329.65pt;margin-top:1.75pt;width:53pt;height:34.9pt;z-index:251667456;visibility:visible;mso-wrap-style:square;mso-wrap-distance-left:9pt;mso-wrap-distance-top:0;mso-wrap-distance-right:9pt;mso-wrap-distance-bottom:0;mso-position-horizontal:absolute;mso-position-horizontal-relative:text;mso-position-vertical:absolute;mso-position-vertical-relative:text;v-text-anchor:middle" o:gfxdata="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" filled="f" strokecolor="#e00" strokeweight="1pt">
+              <v:oval w14:anchorId="22BE1DD0" id="橢圓 7" o:spid="_x0000_s1026" style="position:absolute;margin-left:329.65pt;margin-top:1.75pt;width:53pt;height:34.9pt;z-index:251667456;visibility:visible;mso-wrap-style:square;mso-wrap-distance-left:9pt;mso-wrap-distance-top:0;mso-wrap-distance-right:9pt;mso-wrap-distance-bottom:0;mso-position-horizontal:absolute;mso-position-horizontal-relative:text;mso-position-vertical:absolute;mso-position-vertical-relative:text;v-text-anchor:middle" o:gfxdata="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" filled="f" strokecolor="#e00" strokeweight="1pt">
                 <v:stroke joinstyle="miter"/>
               </v:oval>
             </w:pict>
@@ -3434,6 +3522,9 @@
         </mc:AlternateContent>
       </w:r>
       <w:r>
+        <w:rPr>
+          <w:noProof/>
+        </w:rPr>
         <w:drawing>
           <wp:inline distT="0" distB="0" distL="0" distR="0" wp14:anchorId="444C0203" wp14:editId="5B8B4BE4">
             <wp:extent cx="5274310" cy="584835"/>
@@ -3450,7 +3541,7 @@
                     <pic:cNvPicPr/>
                   </pic:nvPicPr>
                   <pic:blipFill>
-                    <a:blip r:embed="rId49"/>
+                    <a:blip r:embed="rId51"/>
                     <a:stretch>
                       <a:fillRect/>
                     </a:stretch>
@@ -3473,6 +3564,9 @@
     </w:p>
     <w:p>
       <w:r>
+        <w:rPr>
+          <w:noProof/>
+        </w:rPr>
         <w:drawing>
           <wp:inline distT="0" distB="0" distL="0" distR="0" wp14:anchorId="66A53B6B" wp14:editId="22B19D22">
             <wp:extent cx="5274310" cy="3609406"/>
@@ -3489,7 +3583,7 @@
                     <pic:cNvPicPr/>
                   </pic:nvPicPr>
                   <pic:blipFill>
-                    <a:blip r:embed="rId50"/>
+                    <a:blip r:embed="rId52"/>
                     <a:stretch>
                       <a:fillRect/>
                     </a:stretch>
@@ -3512,11 +3606,6 @@
     </w:p>
     <w:p/>
     <w:p>
-      <w:pPr>
-        <w:rPr>
-          <w:rFonts w:hint="eastAsia"/>
-        </w:rPr>
-      </w:pPr>
       <w:r>
         <w:rPr>
           <w:rFonts w:hint="eastAsia"/>
@@ -3645,7 +3734,7 @@
           </mc:Choice>
           <mc:Fallback>
             <w:pict>
-              <v:oval w14:anchorId="7F5713AA" id="橢圓 8" o:spid="_x0000_s1026" style="position:absolute;margin-left:67.25pt;margin-top:184.15pt;width:133.85pt;height:56.1pt;z-index:251668480;visibility:visible;mso-wrap-style:square;mso-wrap-distance-left:9pt;mso-wrap-distance-top:0;mso-wrap-distance-right:9pt;mso-wrap-distance-bottom:0;mso-position-horizontal:absolute;mso-position-horizontal-relative:text;mso-position-vertical:absolute;mso-position-vertical-relative:text;v-text-anchor:middle" o:gfxdata="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" filled="f" strokecolor="#e00" strokeweight="1pt">
+              <v:oval w14:anchorId="253006DE" id="橢圓 8" o:spid="_x0000_s1026" style="position:absolute;margin-left:67.25pt;margin-top:184.15pt;width:133.85pt;height:56.1pt;z-index:251668480;visibility:visible;mso-wrap-style:square;mso-wrap-distance-left:9pt;mso-wrap-distance-top:0;mso-wrap-distance-right:9pt;mso-wrap-distance-bottom:0;mso-position-horizontal:absolute;mso-position-horizontal-relative:text;mso-position-vertical:absolute;mso-position-vertical-relative:text;v-text-anchor:middle" o:gfxdata="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" filled="f" strokecolor="#e00" strokeweight="1pt">
                 <v:stroke joinstyle="miter"/>
               </v:oval>
             </w:pict>
@@ -3653,6 +3742,9 @@
         </mc:AlternateContent>
       </w:r>
       <w:r>
+        <w:rPr>
+          <w:noProof/>
+        </w:rPr>
         <w:drawing>
           <wp:inline distT="0" distB="0" distL="0" distR="0" wp14:anchorId="399354D1" wp14:editId="6429B648">
             <wp:extent cx="3734321" cy="2829320"/>
@@ -3669,7 +3761,7 @@
                     <pic:cNvPicPr/>
                   </pic:nvPicPr>
                   <pic:blipFill>
-                    <a:blip r:embed="rId51"/>
+                    <a:blip r:embed="rId53"/>
                     <a:stretch>
                       <a:fillRect/>
                     </a:stretch>
@@ -3692,11 +3784,6 @@
     </w:p>
     <w:p/>
     <w:p>
-      <w:pPr>
-        <w:rPr>
-          <w:rFonts w:hint="eastAsia"/>
-        </w:rPr>
-      </w:pPr>
       <w:r>
         <w:rPr>
           <w:rFonts w:hint="eastAsia"/>
@@ -3707,6 +3794,9 @@
     </w:p>
     <w:p>
       <w:r>
+        <w:rPr>
+          <w:noProof/>
+        </w:rPr>
         <w:drawing>
           <wp:inline distT="0" distB="0" distL="0" distR="0" wp14:anchorId="25F49802" wp14:editId="4089E97F">
             <wp:extent cx="5274310" cy="1542699"/>
@@ -3723,7 +3813,7 @@
                     <pic:cNvPicPr/>
                   </pic:nvPicPr>
                   <pic:blipFill>
-                    <a:blip r:embed="rId52"/>
+                    <a:blip r:embed="rId54"/>
                     <a:stretch>
                       <a:fillRect/>
                     </a:stretch>
@@ -3745,11 +3835,6 @@
       </w:r>
     </w:p>
     <w:p>
-      <w:pPr>
-        <w:rPr>
-          <w:rFonts w:hint="eastAsia"/>
-        </w:rPr>
-      </w:pPr>
       <w:r>
         <w:rPr>
           <w:rFonts w:hint="eastAsia"/>
@@ -3806,12 +3891,10 @@
       </w:r>
     </w:p>
     <w:p>
-      <w:pPr>
-        <w:rPr>
-          <w:rFonts w:hint="eastAsia"/>
-        </w:rPr>
-      </w:pPr>
-      <w:r>
+      <w:r>
+        <w:rPr>
+          <w:noProof/>
+        </w:rPr>
         <w:drawing>
           <wp:inline distT="0" distB="0" distL="0" distR="0" wp14:anchorId="3AE358D3" wp14:editId="2515DC11">
             <wp:extent cx="5274310" cy="2154169"/>
@@ -3828,7 +3911,7 @@
                     <pic:cNvPicPr/>
                   </pic:nvPicPr>
                   <pic:blipFill>
-                    <a:blip r:embed="rId53"/>
+                    <a:blip r:embed="rId55"/>
                     <a:stretch>
                       <a:fillRect/>
                     </a:stretch>
@@ -3849,14 +3932,246 @@
         </w:drawing>
       </w:r>
     </w:p>
+    <w:p>
+      <w:r>
+        <w:rPr>
+          <w:rFonts w:hint="eastAsia"/>
+        </w:rPr>
+        <w:t>上傳到</w:t>
+      </w:r>
+      <w:r>
+        <w:rPr>
+          <w:rFonts w:hint="eastAsia"/>
+        </w:rPr>
+        <w:t>netlify</w:t>
+      </w:r>
+      <w:r>
+        <w:rPr>
+          <w:rFonts w:hint="eastAsia"/>
+        </w:rPr>
+        <w:t>，</w:t>
+      </w:r>
+      <w:r>
+        <w:rPr>
+          <w:rFonts w:hint="eastAsia"/>
+        </w:rPr>
+        <w:t>push</w:t>
+      </w:r>
+      <w:r>
+        <w:rPr>
+          <w:rFonts w:hint="eastAsia"/>
+        </w:rPr>
+        <w:t>之後新增</w:t>
+      </w:r>
+      <w:r>
+        <w:rPr>
+          <w:rFonts w:hint="eastAsia"/>
+        </w:rPr>
+        <w:t>.env</w:t>
+      </w:r>
+      <w:r>
+        <w:rPr>
+          <w:rFonts w:hint="eastAsia"/>
+        </w:rPr>
+        <w:t>檔案關於</w:t>
+      </w:r>
+      <w:r>
+        <w:rPr>
+          <w:rFonts w:hint="eastAsia"/>
+        </w:rPr>
+        <w:t>supabase</w:t>
+      </w:r>
+      <w:r>
+        <w:rPr>
+          <w:rFonts w:hint="eastAsia"/>
+        </w:rPr>
+        <w:t>的變數</w:t>
+      </w:r>
+    </w:p>
+    <w:p>
+      <w:r>
+        <w:rPr>
+          <w:noProof/>
+        </w:rPr>
+        <w:drawing>
+          <wp:inline distT="0" distB="0" distL="0" distR="0" wp14:anchorId="7EEBE017" wp14:editId="51CA616A">
+            <wp:extent cx="5274310" cy="2017395"/>
+            <wp:effectExtent l="0" t="0" r="2540" b="1905"/>
+            <wp:docPr id="341355053" name="圖片 1"/>
+            <wp:cNvGraphicFramePr>
+              <a:graphicFrameLocks xmlns:a="http://schemas.openxmlformats.org/drawingml/2006/main" noChangeAspect="1"/>
+            </wp:cNvGraphicFramePr>
+            <a:graphic xmlns:a="http://schemas.openxmlformats.org/drawingml/2006/main">
+              <a:graphicData uri="http://schemas.openxmlformats.org/drawingml/2006/picture">
+                <pic:pic xmlns:pic="http://schemas.openxmlformats.org/drawingml/2006/picture">
+                  <pic:nvPicPr>
+                    <pic:cNvPr id="341355053" name=""/>
+                    <pic:cNvPicPr/>
+                  </pic:nvPicPr>
+                  <pic:blipFill>
+                    <a:blip r:embed="rId56"/>
+                    <a:stretch>
+                      <a:fillRect/>
+                    </a:stretch>
+                  </pic:blipFill>
+                  <pic:spPr>
+                    <a:xfrm>
+                      <a:off x="0" y="0"/>
+                      <a:ext cx="5274310" cy="2017395"/>
+                    </a:xfrm>
+                    <a:prstGeom prst="rect">
+                      <a:avLst/>
+                    </a:prstGeom>
+                  </pic:spPr>
+                </pic:pic>
+              </a:graphicData>
+            </a:graphic>
+          </wp:inline>
+        </w:drawing>
+      </w:r>
+      <w:r>
+        <w:rPr>
+          <w:rFonts w:hint="eastAsia"/>
+        </w:rPr>
+        <w:t>儲存之後再</w:t>
+      </w:r>
+      <w:r>
+        <w:rPr>
+          <w:rFonts w:hint="eastAsia"/>
+        </w:rPr>
+        <w:t>一次重新</w:t>
+      </w:r>
+      <w:r>
+        <w:rPr>
+          <w:rFonts w:hint="eastAsia"/>
+        </w:rPr>
+        <w:t>deploy</w:t>
+      </w:r>
+    </w:p>
+    <w:p>
+      <w:r>
+        <w:rPr>
+          <w:noProof/>
+        </w:rPr>
+        <mc:AlternateContent>
+          <mc:Choice Requires="wps">
+            <w:drawing>
+              <wp:anchor distT="0" distB="0" distL="114300" distR="114300" simplePos="0" relativeHeight="251669504" behindDoc="0" locked="0" layoutInCell="1" allowOverlap="1" wp14:anchorId="35BC1B29" wp14:editId="1B5B5A34">
+                <wp:simplePos x="0" y="0"/>
+                <wp:positionH relativeFrom="column">
+                  <wp:posOffset>4264863</wp:posOffset>
+                </wp:positionH>
+                <wp:positionV relativeFrom="paragraph">
+                  <wp:posOffset>673318</wp:posOffset>
+                </wp:positionV>
+                <wp:extent cx="751715" cy="409517"/>
+                <wp:effectExtent l="0" t="0" r="10795" b="10160"/>
+                <wp:wrapNone/>
+                <wp:docPr id="983496927" name="橢圓 11"/>
+                <wp:cNvGraphicFramePr/>
+                <a:graphic xmlns:a="http://schemas.openxmlformats.org/drawingml/2006/main">
+                  <a:graphicData uri="http://schemas.microsoft.com/office/word/2010/wordprocessingShape">
+                    <wps:wsp>
+                      <wps:cNvSpPr/>
+                      <wps:spPr>
+                        <a:xfrm>
+                          <a:off x="0" y="0"/>
+                          <a:ext cx="751715" cy="409517"/>
+                        </a:xfrm>
+                        <a:prstGeom prst="ellipse">
+                          <a:avLst/>
+                        </a:prstGeom>
+                        <a:noFill/>
+                        <a:ln>
+                          <a:solidFill>
+                            <a:srgbClr val="EE0000"/>
+                          </a:solidFill>
+                        </a:ln>
+                      </wps:spPr>
+                      <wps:style>
+                        <a:lnRef idx="2">
+                          <a:schemeClr val="accent1">
+                            <a:shade val="15000"/>
+                          </a:schemeClr>
+                        </a:lnRef>
+                        <a:fillRef idx="1">
+                          <a:schemeClr val="accent1"/>
+                        </a:fillRef>
+                        <a:effectRef idx="0">
+                          <a:schemeClr val="accent1"/>
+                        </a:effectRef>
+                        <a:fontRef idx="minor">
+                          <a:schemeClr val="lt1"/>
+                        </a:fontRef>
+                      </wps:style>
+                      <wps:bodyPr rot="0" spcFirstLastPara="0" vertOverflow="overflow" horzOverflow="overflow" vert="horz" wrap="square" lIns="91440" tIns="45720" rIns="91440" bIns="45720" numCol="1" spcCol="0" rtlCol="0" fromWordArt="0" anchor="ctr" anchorCtr="0" forceAA="0" compatLnSpc="1">
+                        <a:prstTxWarp prst="textNoShape">
+                          <a:avLst/>
+                        </a:prstTxWarp>
+                        <a:noAutofit/>
+                      </wps:bodyPr>
+                    </wps:wsp>
+                  </a:graphicData>
+                </a:graphic>
+              </wp:anchor>
+            </w:drawing>
+          </mc:Choice>
+          <mc:Fallback>
+            <w:pict>
+              <v:oval w14:anchorId="08816D87" id="橢圓 11" o:spid="_x0000_s1026" style="position:absolute;margin-left:335.8pt;margin-top:53pt;width:59.2pt;height:32.25pt;z-index:251669504;visibility:visible;mso-wrap-style:square;mso-wrap-distance-left:9pt;mso-wrap-distance-top:0;mso-wrap-distance-right:9pt;mso-wrap-distance-bottom:0;mso-position-horizontal:absolute;mso-position-horizontal-relative:text;mso-position-vertical:absolute;mso-position-vertical-relative:text;v-text-anchor:middle" o:gfxdata="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" filled="f" strokecolor="#e00" strokeweight="1pt">
+                <v:stroke joinstyle="miter"/>
+              </v:oval>
+            </w:pict>
+          </mc:Fallback>
+        </mc:AlternateContent>
+      </w:r>
+      <w:r>
+        <w:rPr>
+          <w:noProof/>
+        </w:rPr>
+        <w:drawing>
+          <wp:inline distT="0" distB="0" distL="0" distR="0" wp14:anchorId="65B7C977" wp14:editId="2AF49F6B">
+            <wp:extent cx="5274310" cy="795281"/>
+            <wp:effectExtent l="0" t="0" r="2540" b="5080"/>
+            <wp:docPr id="299713872" name="圖片 1"/>
+            <wp:cNvGraphicFramePr>
+              <a:graphicFrameLocks xmlns:a="http://schemas.openxmlformats.org/drawingml/2006/main" noChangeAspect="1"/>
+            </wp:cNvGraphicFramePr>
+            <a:graphic xmlns:a="http://schemas.openxmlformats.org/drawingml/2006/main">
+              <a:graphicData uri="http://schemas.openxmlformats.org/drawingml/2006/picture">
+                <pic:pic xmlns:pic="http://schemas.openxmlformats.org/drawingml/2006/picture">
+                  <pic:nvPicPr>
+                    <pic:cNvPr id="299713872" name=""/>
+                    <pic:cNvPicPr/>
+                  </pic:nvPicPr>
+                  <pic:blipFill>
+                    <a:blip r:embed="rId57"/>
+                    <a:stretch>
+                      <a:fillRect/>
+                    </a:stretch>
+                  </pic:blipFill>
+                  <pic:spPr>
+                    <a:xfrm>
+                      <a:off x="0" y="0"/>
+                      <a:ext cx="5279677" cy="796090"/>
+                    </a:xfrm>
+                    <a:prstGeom prst="rect">
+                      <a:avLst/>
+                    </a:prstGeom>
+                  </pic:spPr>
+                </pic:pic>
+              </a:graphicData>
+            </a:graphic>
+          </wp:inline>
+        </w:drawing>
+      </w:r>
+    </w:p>
     <w:p/>
     <w:p>
-      <w:pPr>
-        <w:rPr>
-          <w:rFonts w:hint="eastAsia"/>
-        </w:rPr>
-      </w:pPr>
-      <w:r>
+      <w:r>
+        <w:rPr>
+          <w:noProof/>
+        </w:rPr>
         <w:lastRenderedPageBreak/>
         <w:drawing>
           <wp:inline distT="0" distB="0" distL="0" distR="0" wp14:anchorId="3D9C8724" wp14:editId="10CFE210">
@@ -3874,7 +4189,7 @@
                     <pic:cNvPicPr/>
                   </pic:nvPicPr>
                   <pic:blipFill>
-                    <a:blip r:embed="rId54"/>
+                    <a:blip r:embed="rId58"/>
                     <a:stretch>
                       <a:fillRect/>
                     </a:stretch>
@@ -3896,12 +4211,238 @@
       </w:r>
     </w:p>
     <w:p>
+      <w:r>
+        <w:rPr>
+          <w:rFonts w:hint="eastAsia"/>
+        </w:rPr>
+        <w:t>新增可以針對客戶把產品加入到我的最愛狀態，新增案新的按鈕在產品左上</w:t>
+      </w:r>
+    </w:p>
+    <w:p>
+      <w:r>
+        <w:rPr>
+          <w:noProof/>
+        </w:rPr>
+        <mc:AlternateContent>
+          <mc:Choice Requires="wps">
+            <w:drawing>
+              <wp:anchor distT="0" distB="0" distL="114300" distR="114300" simplePos="0" relativeHeight="251670528" behindDoc="0" locked="0" layoutInCell="1" allowOverlap="1" wp14:anchorId="5365A7E6" wp14:editId="43A76EA5">
+                <wp:simplePos x="0" y="0"/>
+                <wp:positionH relativeFrom="column">
+                  <wp:posOffset>-25400</wp:posOffset>
+                </wp:positionH>
+                <wp:positionV relativeFrom="paragraph">
+                  <wp:posOffset>55245</wp:posOffset>
+                </wp:positionV>
+                <wp:extent cx="487680" cy="548640"/>
+                <wp:effectExtent l="0" t="0" r="26670" b="22860"/>
+                <wp:wrapNone/>
+                <wp:docPr id="1831124979" name="矩形 11"/>
+                <wp:cNvGraphicFramePr/>
+                <a:graphic xmlns:a="http://schemas.openxmlformats.org/drawingml/2006/main">
+                  <a:graphicData uri="http://schemas.microsoft.com/office/word/2010/wordprocessingShape">
+                    <wps:wsp>
+                      <wps:cNvSpPr/>
+                      <wps:spPr>
+                        <a:xfrm>
+                          <a:off x="0" y="0"/>
+                          <a:ext cx="487680" cy="548640"/>
+                        </a:xfrm>
+                        <a:prstGeom prst="rect">
+                          <a:avLst/>
+                        </a:prstGeom>
+                        <a:noFill/>
+                        <a:ln>
+                          <a:solidFill>
+                            <a:srgbClr val="EE0000"/>
+                          </a:solidFill>
+                        </a:ln>
+                      </wps:spPr>
+                      <wps:style>
+                        <a:lnRef idx="2">
+                          <a:schemeClr val="accent1">
+                            <a:shade val="15000"/>
+                          </a:schemeClr>
+                        </a:lnRef>
+                        <a:fillRef idx="1">
+                          <a:schemeClr val="accent1"/>
+                        </a:fillRef>
+                        <a:effectRef idx="0">
+                          <a:schemeClr val="accent1"/>
+                        </a:effectRef>
+                        <a:fontRef idx="minor">
+                          <a:schemeClr val="lt1"/>
+                        </a:fontRef>
+                      </wps:style>
+                      <wps:bodyPr rot="0" spcFirstLastPara="0" vertOverflow="overflow" horzOverflow="overflow" vert="horz" wrap="square" lIns="91440" tIns="45720" rIns="91440" bIns="45720" numCol="1" spcCol="0" rtlCol="0" fromWordArt="0" anchor="ctr" anchorCtr="0" forceAA="0" compatLnSpc="1">
+                        <a:prstTxWarp prst="textNoShape">
+                          <a:avLst/>
+                        </a:prstTxWarp>
+                        <a:noAutofit/>
+                      </wps:bodyPr>
+                    </wps:wsp>
+                  </a:graphicData>
+                </a:graphic>
+                <wp14:sizeRelH relativeFrom="margin">
+                  <wp14:pctWidth>0</wp14:pctWidth>
+                </wp14:sizeRelH>
+                <wp14:sizeRelV relativeFrom="margin">
+                  <wp14:pctHeight>0</wp14:pctHeight>
+                </wp14:sizeRelV>
+              </wp:anchor>
+            </w:drawing>
+          </mc:Choice>
+          <mc:Fallback>
+            <w:pict>
+              <v:rect w14:anchorId="19271686" id="矩形 11" o:spid="_x0000_s1026" style="position:absolute;margin-left:-2pt;margin-top:4.35pt;width:38.4pt;height:43.2pt;z-index:251670528;visibility:visible;mso-wrap-style:square;mso-width-percent:0;mso-height-percent:0;mso-wrap-distance-left:9pt;mso-wrap-distance-top:0;mso-wrap-distance-right:9pt;mso-wrap-distance-bottom:0;mso-position-horizontal:absolute;mso-position-horizontal-relative:text;mso-position-vertical:absolute;mso-position-vertical-relative:text;mso-width-percent:0;mso-height-percent:0;mso-width-relative:margin;mso-height-relative:margin;v-text-anchor:middle" o:gfxdata="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" filled="f" strokecolor="#e00" strokeweight="1pt"/>
+            </w:pict>
+          </mc:Fallback>
+        </mc:AlternateContent>
+      </w:r>
+      <w:r>
+        <w:drawing>
+          <wp:inline distT="0" distB="0" distL="0" distR="0" wp14:anchorId="1BEC04E0" wp14:editId="49191901">
+            <wp:extent cx="2628354" cy="3388360"/>
+            <wp:effectExtent l="0" t="0" r="635" b="2540"/>
+            <wp:docPr id="884824171" name="圖片 1"/>
+            <wp:cNvGraphicFramePr>
+              <a:graphicFrameLocks xmlns:a="http://schemas.openxmlformats.org/drawingml/2006/main" noChangeAspect="1"/>
+            </wp:cNvGraphicFramePr>
+            <a:graphic xmlns:a="http://schemas.openxmlformats.org/drawingml/2006/main">
+              <a:graphicData uri="http://schemas.openxmlformats.org/drawingml/2006/picture">
+                <pic:pic xmlns:pic="http://schemas.openxmlformats.org/drawingml/2006/picture">
+                  <pic:nvPicPr>
+                    <pic:cNvPr id="884824171" name=""/>
+                    <pic:cNvPicPr/>
+                  </pic:nvPicPr>
+                  <pic:blipFill>
+                    <a:blip r:embed="rId59"/>
+                    <a:stretch>
+                      <a:fillRect/>
+                    </a:stretch>
+                  </pic:blipFill>
+                  <pic:spPr>
+                    <a:xfrm>
+                      <a:off x="0" y="0"/>
+                      <a:ext cx="2629838" cy="3390273"/>
+                    </a:xfrm>
+                    <a:prstGeom prst="rect">
+                      <a:avLst/>
+                    </a:prstGeom>
+                  </pic:spPr>
+                </pic:pic>
+              </a:graphicData>
+            </a:graphic>
+          </wp:inline>
+        </w:drawing>
+      </w:r>
+      <w:r>
+        <w:drawing>
+          <wp:inline distT="0" distB="0" distL="0" distR="0" wp14:anchorId="08CFFD05" wp14:editId="270EFDB8">
+            <wp:extent cx="2390775" cy="3379225"/>
+            <wp:effectExtent l="0" t="0" r="0" b="0"/>
+            <wp:docPr id="988623472" name="圖片 1"/>
+            <wp:cNvGraphicFramePr>
+              <a:graphicFrameLocks xmlns:a="http://schemas.openxmlformats.org/drawingml/2006/main" noChangeAspect="1"/>
+            </wp:cNvGraphicFramePr>
+            <a:graphic xmlns:a="http://schemas.openxmlformats.org/drawingml/2006/main">
+              <a:graphicData uri="http://schemas.openxmlformats.org/drawingml/2006/picture">
+                <pic:pic xmlns:pic="http://schemas.openxmlformats.org/drawingml/2006/picture">
+                  <pic:nvPicPr>
+                    <pic:cNvPr id="988623472" name=""/>
+                    <pic:cNvPicPr/>
+                  </pic:nvPicPr>
+                  <pic:blipFill>
+                    <a:blip r:embed="rId60"/>
+                    <a:stretch>
+                      <a:fillRect/>
+                    </a:stretch>
+                  </pic:blipFill>
+                  <pic:spPr>
+                    <a:xfrm>
+                      <a:off x="0" y="0"/>
+                      <a:ext cx="2397877" cy="3389263"/>
+                    </a:xfrm>
+                    <a:prstGeom prst="rect">
+                      <a:avLst/>
+                    </a:prstGeom>
+                  </pic:spPr>
+                </pic:pic>
+              </a:graphicData>
+            </a:graphic>
+          </wp:inline>
+        </w:drawing>
+      </w:r>
+    </w:p>
+    <w:p/>
+    <w:p/>
+    <w:p/>
+    <w:p/>
+    <w:p>
+      <w:r>
+        <w:rPr>
+          <w:rFonts w:hint="eastAsia"/>
+        </w:rPr>
+        <w:t>到</w:t>
+      </w:r>
+      <w:r>
+        <w:rPr>
+          <w:rFonts w:hint="eastAsia"/>
+        </w:rPr>
+        <w:t>supabase</w:t>
+      </w:r>
+      <w:r>
+        <w:rPr>
+          <w:rFonts w:hint="eastAsia"/>
+        </w:rPr>
+        <w:t>執行</w:t>
+      </w:r>
+    </w:p>
+    <w:p>
       <w:pPr>
         <w:rPr>
           <w:rFonts w:hint="eastAsia"/>
         </w:rPr>
       </w:pPr>
-    </w:p>
+      <w:r>
+        <w:drawing>
+          <wp:inline distT="0" distB="0" distL="0" distR="0" wp14:anchorId="086CEB2F" wp14:editId="06199400">
+            <wp:extent cx="5274310" cy="3030220"/>
+            <wp:effectExtent l="0" t="0" r="2540" b="0"/>
+            <wp:docPr id="2060416676" name="圖片 1"/>
+            <wp:cNvGraphicFramePr>
+              <a:graphicFrameLocks xmlns:a="http://schemas.openxmlformats.org/drawingml/2006/main" noChangeAspect="1"/>
+            </wp:cNvGraphicFramePr>
+            <a:graphic xmlns:a="http://schemas.openxmlformats.org/drawingml/2006/main">
+              <a:graphicData uri="http://schemas.openxmlformats.org/drawingml/2006/picture">
+                <pic:pic xmlns:pic="http://schemas.openxmlformats.org/drawingml/2006/picture">
+                  <pic:nvPicPr>
+                    <pic:cNvPr id="2060416676" name=""/>
+                    <pic:cNvPicPr/>
+                  </pic:nvPicPr>
+                  <pic:blipFill>
+                    <a:blip r:embed="rId61"/>
+                    <a:stretch>
+                      <a:fillRect/>
+                    </a:stretch>
+                  </pic:blipFill>
+                  <pic:spPr>
+                    <a:xfrm>
+                      <a:off x="0" y="0"/>
+                      <a:ext cx="5274310" cy="3030220"/>
+                    </a:xfrm>
+                    <a:prstGeom prst="rect">
+                      <a:avLst/>
+                    </a:prstGeom>
+                  </pic:spPr>
+                </pic:pic>
+              </a:graphicData>
+            </a:graphic>
+          </wp:inline>
+        </w:drawing>
+      </w:r>
+    </w:p>
+    <w:p/>
     <w:p>
       <w:pPr>
         <w:rPr>
@@ -3917,6 +4458,56 @@
     </w:sectPr>
   </w:body>
 </w:document>
+</file>
+
+<file path=word/endnotes.xml><?xml version="1.0" encoding="utf-8"?>
+<w:endnotes xmlns:wpc="http://schemas.microsoft.com/office/word/2010/wordprocessingCanvas" xmlns:cx="http://schemas.microsoft.com/office/drawing/2014/chartex" xmlns:cx1="http://schemas.microsoft.com/office/drawing/2015/9/8/chartex" xmlns:cx2="http://schemas.microsoft.com/office/drawing/2015/10/21/chartex" xmlns:cx3="http://schemas.microsoft.com/office/drawing/2016/5/9/chartex" xmlns:cx4="http://schemas.microsoft.com/office/drawing/2016/5/10/chartex" xmlns:cx5="http://schemas.microsoft.com/office/drawing/2016/5/11/chartex" xmlns:cx6="http://schemas.microsoft.com/office/drawing/2016/5/12/chartex" xmlns:cx7="http://schemas.microsoft.com/office/drawing/2016/5/13/chartex" xmlns:cx8="http://schemas.microsoft.com/office/drawing/2016/5/14/chartex" xmlns:mc="http://schemas.openxmlformats.org/markup-compatibility/2006" xmlns:aink="http://schemas.microsoft.com/office/drawing/2016/ink" xmlns:am3d="http://schemas.microsoft.com/office/drawing/2017/model3d" xmlns:o="urn:schemas-microsoft-com:office:office" xmlns:oel="http://schemas.microsoft.com/office/2019/extlst" xmlns:r="http://schemas.openxmlformats.org/officeDocument/2006/relationships" xmlns:m="http://schemas.openxmlformats.org/officeDocument/2006/math" xmlns:v="urn:schemas-microsoft-com:vml" xmlns:wp14="http://schemas.microsoft.com/office/word/2010/wordprocessingDrawing" xmlns:wp="http://schemas.openxmlformats.org/drawingml/2006/wordprocessingDrawing" xmlns:w10="urn:schemas-microsoft-com:office:word" xmlns:w="http://schemas.openxmlformats.org/wordprocessingml/2006/main" xmlns:w14="http://schemas.microsoft.com/office/word/2010/wordml" xmlns:w15="http://schemas.microsoft.com/office/word/2012/wordml" xmlns:w16cex="http://schemas.microsoft.com/office/word/2018/wordml/cex" xmlns:w16cid="http://schemas.microsoft.com/office/word/2016/wordml/cid" xmlns:w16="http://schemas.microsoft.com/office/word/2018/wordml" xmlns:w16du="http://schemas.microsoft.com/office/word/2023/wordml/word16du" xmlns:w16sdtdh="http://schemas.microsoft.com/office/word/2020/wordml/sdtdatahash" xmlns:w16sdtfl="http://schemas.microsoft.com/office/word/2024/wordml/sdtformatlock" xmlns:w16se="http://schemas.microsoft.com/office/word/2015/wordml/symex" xmlns:wpg="http://schemas.microsoft.com/office/word/2010/wordprocessingGroup" xmlns:wpi="http://schemas.microsoft.com/office/word/2010/wordprocessingInk" xmlns:wne="http://schemas.microsoft.com/office/word/2006/wordml" xmlns:wps="http://schemas.microsoft.com/office/word/2010/wordprocessingShape" mc:Ignorable="w14 w15 w16se w16cid w16 w16cex w16sdtdh w16sdtfl w16du wp14">
+  <w:endnote w:type="separator" w:id="-1">
+    <w:p>
+      <w:pPr>
+        <w:spacing w:after="0" w:line="240" w:lineRule="auto"/>
+      </w:pPr>
+      <w:r>
+        <w:separator/>
+      </w:r>
+    </w:p>
+  </w:endnote>
+  <w:endnote w:type="continuationSeparator" w:id="0">
+    <w:p>
+      <w:pPr>
+        <w:spacing w:after="0" w:line="240" w:lineRule="auto"/>
+      </w:pPr>
+      <w:r>
+        <w:continuationSeparator/>
+      </w:r>
+    </w:p>
+  </w:endnote>
+</w:endnotes>
+</file>
+
+<file path=word/footnotes.xml><?xml version="1.0" encoding="utf-8"?>
+<w:footnotes xmlns:wpc="http://schemas.microsoft.com/office/word/2010/wordprocessingCanvas" xmlns:cx="http://schemas.microsoft.com/office/drawing/2014/chartex" xmlns:cx1="http://schemas.microsoft.com/office/drawing/2015/9/8/chartex" xmlns:cx2="http://schemas.microsoft.com/office/drawing/2015/10/21/chartex" xmlns:cx3="http://schemas.microsoft.com/office/drawing/2016/5/9/chartex" xmlns:cx4="http://schemas.microsoft.com/office/drawing/2016/5/10/chartex" xmlns:cx5="http://schemas.microsoft.com/office/drawing/2016/5/11/chartex" xmlns:cx6="http://schemas.microsoft.com/office/drawing/2016/5/12/chartex" xmlns:cx7="http://schemas.microsoft.com/office/drawing/2016/5/13/chartex" xmlns:cx8="http://schemas.microsoft.com/office/drawing/2016/5/14/chartex" xmlns:mc="http://schemas.openxmlformats.org/markup-compatibility/2006" xmlns:aink="http://schemas.microsoft.com/office/drawing/2016/ink" xmlns:am3d="http://schemas.microsoft.com/office/drawing/2017/model3d" xmlns:o="urn:schemas-microsoft-com:office:office" xmlns:oel="http://schemas.microsoft.com/office/2019/extlst" xmlns:r="http://schemas.openxmlformats.org/officeDocument/2006/relationships" xmlns:m="http://schemas.openxmlformats.org/officeDocument/2006/math" xmlns:v="urn:schemas-microsoft-com:vml" xmlns:wp14="http://schemas.microsoft.com/office/word/2010/wordprocessingDrawing" xmlns:wp="http://schemas.openxmlformats.org/drawingml/2006/wordprocessingDrawing" xmlns:w10="urn:schemas-microsoft-com:office:word" xmlns:w="http://schemas.openxmlformats.org/wordprocessingml/2006/main" xmlns:w14="http://schemas.microsoft.com/office/word/2010/wordml" xmlns:w15="http://schemas.microsoft.com/office/word/2012/wordml" xmlns:w16cex="http://schemas.microsoft.com/office/word/2018/wordml/cex" xmlns:w16cid="http://schemas.microsoft.com/office/word/2016/wordml/cid" xmlns:w16="http://schemas.microsoft.com/office/word/2018/wordml" xmlns:w16du="http://schemas.microsoft.com/office/word/2023/wordml/word16du" xmlns:w16sdtdh="http://schemas.microsoft.com/office/word/2020/wordml/sdtdatahash" xmlns:w16sdtfl="http://schemas.microsoft.com/office/word/2024/wordml/sdtformatlock" xmlns:w16se="http://schemas.microsoft.com/office/word/2015/wordml/symex" xmlns:wpg="http://schemas.microsoft.com/office/word/2010/wordprocessingGroup" xmlns:wpi="http://schemas.microsoft.com/office/word/2010/wordprocessingInk" xmlns:wne="http://schemas.microsoft.com/office/word/2006/wordml" xmlns:wps="http://schemas.microsoft.com/office/word/2010/wordprocessingShape" mc:Ignorable="w14 w15 w16se w16cid w16 w16cex w16sdtdh w16sdtfl w16du wp14">
+  <w:footnote w:type="separator" w:id="-1">
+    <w:p>
+      <w:pPr>
+        <w:spacing w:after="0" w:line="240" w:lineRule="auto"/>
+      </w:pPr>
+      <w:r>
+        <w:separator/>
+      </w:r>
+    </w:p>
+  </w:footnote>
+  <w:footnote w:type="continuationSeparator" w:id="0">
+    <w:p>
+      <w:pPr>
+        <w:spacing w:after="0" w:line="240" w:lineRule="auto"/>
+      </w:pPr>
+      <w:r>
+        <w:continuationSeparator/>
+      </w:r>
+    </w:p>
+  </w:footnote>
+</w:footnotes>
 </file>
 
 <file path=word/styles.xml><?xml version="1.0" encoding="utf-8"?>
@@ -4524,6 +5115,7 @@
   <w:style w:type="character" w:default="1" w:styleId="a0">
     <w:name w:val="Default Paragraph Font"/>
     <w:uiPriority w:val="1"/>
+    <w:semiHidden/>
     <w:unhideWhenUsed/>
   </w:style>
   <w:style w:type="table" w:default="1" w:styleId="a1">
@@ -4858,6 +5450,66 @@
       <w:shd w:val="clear" w:color="auto" w:fill="E1DFDD"/>
     </w:rPr>
   </w:style>
+  <w:style w:type="paragraph" w:styleId="af0">
+    <w:name w:val="header"/>
+    <w:basedOn w:val="a"/>
+    <w:link w:val="af1"/>
+    <w:uiPriority w:val="99"/>
+    <w:unhideWhenUsed/>
+    <w:rsid w:val="00DE6A6E"/>
+    <w:pPr>
+      <w:tabs>
+        <w:tab w:val="center" w:pos="4153"/>
+        <w:tab w:val="right" w:pos="8306"/>
+      </w:tabs>
+      <w:snapToGrid w:val="0"/>
+    </w:pPr>
+    <w:rPr>
+      <w:sz w:val="20"/>
+      <w:szCs w:val="20"/>
+    </w:rPr>
+  </w:style>
+  <w:style w:type="character" w:customStyle="1" w:styleId="af1">
+    <w:name w:val="頁首 字元"/>
+    <w:basedOn w:val="a0"/>
+    <w:link w:val="af0"/>
+    <w:uiPriority w:val="99"/>
+    <w:rsid w:val="00DE6A6E"/>
+    <w:rPr>
+      <w:sz w:val="20"/>
+      <w:szCs w:val="20"/>
+    </w:rPr>
+  </w:style>
+  <w:style w:type="paragraph" w:styleId="af2">
+    <w:name w:val="footer"/>
+    <w:basedOn w:val="a"/>
+    <w:link w:val="af3"/>
+    <w:uiPriority w:val="99"/>
+    <w:unhideWhenUsed/>
+    <w:rsid w:val="00DE6A6E"/>
+    <w:pPr>
+      <w:tabs>
+        <w:tab w:val="center" w:pos="4153"/>
+        <w:tab w:val="right" w:pos="8306"/>
+      </w:tabs>
+      <w:snapToGrid w:val="0"/>
+    </w:pPr>
+    <w:rPr>
+      <w:sz w:val="20"/>
+      <w:szCs w:val="20"/>
+    </w:rPr>
+  </w:style>
+  <w:style w:type="character" w:customStyle="1" w:styleId="af3">
+    <w:name w:val="頁尾 字元"/>
+    <w:basedOn w:val="a0"/>
+    <w:link w:val="af2"/>
+    <w:uiPriority w:val="99"/>
+    <w:rsid w:val="00DE6A6E"/>
+    <w:rPr>
+      <w:sz w:val="20"/>
+      <w:szCs w:val="20"/>
+    </w:rPr>
+  </w:style>
 </w:styles>
 </file>
 

--- a/連接Clerck和supabase.docx
+++ b/連接Clerck和supabase.docx
@@ -181,12 +181,14 @@
         </w:rPr>
         <w:t>選</w:t>
       </w:r>
+      <w:proofErr w:type="spellStart"/>
       <w:r>
         <w:rPr>
           <w:rFonts w:hint="eastAsia"/>
         </w:rPr>
         <w:t>Reacct</w:t>
       </w:r>
+      <w:proofErr w:type="spellEnd"/>
     </w:p>
     <w:p>
       <w:r>
@@ -246,7 +248,15 @@
         <w:t>:</w:t>
       </w:r>
       <w:r>
-        <w:t xml:space="preserve"> npm install @clerk/react</w:t>
+        <w:t xml:space="preserve"> </w:t>
+      </w:r>
+      <w:proofErr w:type="spellStart"/>
+      <w:r>
+        <w:t>npm</w:t>
+      </w:r>
+      <w:proofErr w:type="spellEnd"/>
+      <w:r>
+        <w:t xml:space="preserve"> install @clerk/react</w:t>
       </w:r>
     </w:p>
     <w:p>
@@ -757,7 +767,15 @@
         <w:t>:</w:t>
       </w:r>
       <w:r>
-        <w:t xml:space="preserve"> npm install @clerk/localizations</w:t>
+        <w:t xml:space="preserve"> </w:t>
+      </w:r>
+      <w:proofErr w:type="spellStart"/>
+      <w:r>
+        <w:t>npm</w:t>
+      </w:r>
+      <w:proofErr w:type="spellEnd"/>
+      <w:r>
+        <w:t xml:space="preserve"> install @clerk/localizations</w:t>
       </w:r>
       <w:r>
         <w:rPr>
@@ -1136,11 +1154,19 @@
         </w:rPr>
         <w:t>已經連接</w:t>
       </w:r>
-      <w:r>
-        <w:rPr>
-          <w:rFonts w:hint="eastAsia"/>
-        </w:rPr>
-        <w:t>Github)</w:t>
+      <w:proofErr w:type="spellStart"/>
+      <w:r>
+        <w:rPr>
+          <w:rFonts w:hint="eastAsia"/>
+        </w:rPr>
+        <w:t>Github</w:t>
+      </w:r>
+      <w:proofErr w:type="spellEnd"/>
+      <w:r>
+        <w:rPr>
+          <w:rFonts w:hint="eastAsia"/>
+        </w:rPr>
+        <w:t>)</w:t>
       </w:r>
       <w:r>
         <w:rPr>
@@ -1184,24 +1210,28 @@
         </w:rPr>
         <w:t>檔案，</w:t>
       </w:r>
+      <w:proofErr w:type="spellStart"/>
       <w:r>
         <w:rPr>
           <w:rFonts w:hint="eastAsia"/>
         </w:rPr>
         <w:t>gitignore</w:t>
       </w:r>
+      <w:proofErr w:type="spellEnd"/>
       <w:r>
         <w:rPr>
           <w:rFonts w:hint="eastAsia"/>
         </w:rPr>
         <w:t>要引入才不會被推送到</w:t>
       </w:r>
+      <w:proofErr w:type="spellStart"/>
       <w:r>
         <w:rPr>
           <w:rFonts w:hint="eastAsia"/>
         </w:rPr>
         <w:t>github</w:t>
       </w:r>
+      <w:proofErr w:type="spellEnd"/>
       <w:r>
         <w:rPr>
           <w:rFonts w:hint="eastAsia"/>
@@ -1695,12 +1725,14 @@
         </w:rPr>
         <w:t>推送到</w:t>
       </w:r>
+      <w:proofErr w:type="spellStart"/>
       <w:r>
         <w:rPr>
           <w:rFonts w:hint="eastAsia"/>
         </w:rPr>
         <w:t>netlify</w:t>
       </w:r>
+      <w:proofErr w:type="spellEnd"/>
       <w:r>
         <w:rPr>
           <w:rFonts w:hint="eastAsia"/>
@@ -2046,12 +2078,14 @@
         </w:rPr>
         <w:t>貼上</w:t>
       </w:r>
+      <w:proofErr w:type="spellStart"/>
       <w:r>
         <w:rPr>
           <w:rFonts w:hint="eastAsia"/>
         </w:rPr>
         <w:t>url</w:t>
       </w:r>
+      <w:proofErr w:type="spellEnd"/>
     </w:p>
     <w:p>
       <w:pPr>
@@ -2260,24 +2294,28 @@
         <w:lastRenderedPageBreak/>
         <w:t>連接</w:t>
       </w:r>
+      <w:proofErr w:type="spellStart"/>
       <w:r>
         <w:rPr>
           <w:rFonts w:hint="eastAsia"/>
         </w:rPr>
         <w:t>supabase</w:t>
       </w:r>
+      <w:proofErr w:type="spellEnd"/>
       <w:r>
         <w:rPr>
           <w:rFonts w:hint="eastAsia"/>
         </w:rPr>
         <w:t>使用</w:t>
       </w:r>
+      <w:proofErr w:type="spellStart"/>
       <w:r>
         <w:rPr>
           <w:rFonts w:hint="eastAsia"/>
         </w:rPr>
         <w:t>github</w:t>
       </w:r>
+      <w:proofErr w:type="spellEnd"/>
       <w:r>
         <w:rPr>
           <w:rFonts w:hint="eastAsia"/>
@@ -2505,7 +2543,31 @@
     </w:p>
     <w:p>
       <w:r>
-        <w:t>create orderHistory component then the user can click one of coffee product then check the order history page , i would like to connect with supabase , create order table</w:t>
+        <w:t xml:space="preserve">create </w:t>
+      </w:r>
+      <w:proofErr w:type="spellStart"/>
+      <w:r>
+        <w:t>orderHistory</w:t>
+      </w:r>
+      <w:proofErr w:type="spellEnd"/>
+      <w:r>
+        <w:t xml:space="preserve"> component then the user can click one of coffee product then check the order history page , </w:t>
+      </w:r>
+      <w:proofErr w:type="spellStart"/>
+      <w:r>
+        <w:t>i</w:t>
+      </w:r>
+      <w:proofErr w:type="spellEnd"/>
+      <w:r>
+        <w:t xml:space="preserve"> would like to connect with </w:t>
+      </w:r>
+      <w:proofErr w:type="spellStart"/>
+      <w:r>
+        <w:t>supabase</w:t>
+      </w:r>
+      <w:proofErr w:type="spellEnd"/>
+      <w:r>
+        <w:t xml:space="preserve"> , create order table</w:t>
       </w:r>
     </w:p>
     <w:p/>
@@ -2516,24 +2578,28 @@
         </w:rPr>
         <w:t>先取得</w:t>
       </w:r>
+      <w:proofErr w:type="spellStart"/>
       <w:r>
         <w:rPr>
           <w:rFonts w:hint="eastAsia"/>
         </w:rPr>
         <w:t>supabase</w:t>
       </w:r>
+      <w:proofErr w:type="spellEnd"/>
       <w:r>
         <w:rPr>
           <w:rFonts w:hint="eastAsia"/>
         </w:rPr>
         <w:t>的</w:t>
       </w:r>
+      <w:proofErr w:type="spellStart"/>
       <w:r>
         <w:rPr>
           <w:rFonts w:hint="eastAsia"/>
         </w:rPr>
         <w:t>url</w:t>
       </w:r>
+      <w:proofErr w:type="spellEnd"/>
       <w:r>
         <w:rPr>
           <w:rFonts w:hint="eastAsia"/>
@@ -2647,8 +2713,16 @@
         <w:rPr>
           <w:rFonts w:hint="eastAsia"/>
         </w:rPr>
-        <w:t>Data api</w:t>
-      </w:r>
+        <w:t xml:space="preserve">Data </w:t>
+      </w:r>
+      <w:proofErr w:type="spellStart"/>
+      <w:r>
+        <w:rPr>
+          <w:rFonts w:hint="eastAsia"/>
+        </w:rPr>
+        <w:t>api</w:t>
+      </w:r>
+      <w:proofErr w:type="spellEnd"/>
       <w:r>
         <w:rPr>
           <w:rFonts w:hint="eastAsia"/>
@@ -2938,7 +3012,21 @@
         <w:rPr>
           <w:rFonts w:hint="eastAsia"/>
         </w:rPr>
-        <w:t>anon api keys</w:t>
+        <w:t xml:space="preserve">anon </w:t>
+      </w:r>
+      <w:proofErr w:type="spellStart"/>
+      <w:r>
+        <w:rPr>
+          <w:rFonts w:hint="eastAsia"/>
+        </w:rPr>
+        <w:t>api</w:t>
+      </w:r>
+      <w:proofErr w:type="spellEnd"/>
+      <w:r>
+        <w:rPr>
+          <w:rFonts w:hint="eastAsia"/>
+        </w:rPr>
+        <w:t xml:space="preserve"> keys</w:t>
       </w:r>
       <w:r>
         <w:rPr>
@@ -3002,12 +3090,14 @@
         </w:rPr>
         <w:t>再到</w:t>
       </w:r>
+      <w:proofErr w:type="spellStart"/>
       <w:r>
         <w:rPr>
           <w:rFonts w:hint="eastAsia"/>
         </w:rPr>
         <w:t>supabase</w:t>
       </w:r>
+      <w:proofErr w:type="spellEnd"/>
       <w:r>
         <w:rPr>
           <w:rFonts w:hint="eastAsia"/>
@@ -3072,12 +3162,14 @@
         <w:lastRenderedPageBreak/>
         <w:t>貼上</w:t>
       </w:r>
+      <w:proofErr w:type="spellStart"/>
       <w:r>
         <w:rPr>
           <w:rFonts w:hint="eastAsia"/>
         </w:rPr>
         <w:t>sql</w:t>
       </w:r>
+      <w:proofErr w:type="spellEnd"/>
       <w:r>
         <w:rPr>
           <w:rFonts w:hint="eastAsia"/>
@@ -3164,42 +3256,114 @@
     </w:p>
     <w:p>
       <w:r>
-        <w:t>  id uuid default gen_random_uuid() primary key,</w:t>
-      </w:r>
-    </w:p>
-    <w:p>
-      <w:r>
-        <w:t>  user_id text not null,</w:t>
-      </w:r>
-    </w:p>
-    <w:p>
-      <w:r>
-        <w:t>  product_id integer not null,</w:t>
-      </w:r>
-    </w:p>
-    <w:p>
-      <w:r>
-        <w:t>  product_name text not null,</w:t>
-      </w:r>
-    </w:p>
-    <w:p>
-      <w:r>
-        <w:t>  product_price text not null,</w:t>
-      </w:r>
-    </w:p>
-    <w:p>
-      <w:r>
-        <w:t>  product_image text not null,</w:t>
-      </w:r>
-    </w:p>
-    <w:p>
-      <w:r>
-        <w:t>  product_description text not null,</w:t>
-      </w:r>
-    </w:p>
-    <w:p>
-      <w:r>
-        <w:t>  created_at timestamp with time zone default now()</w:t>
+        <w:t xml:space="preserve">  id </w:t>
+      </w:r>
+      <w:proofErr w:type="spellStart"/>
+      <w:r>
+        <w:t>uuid</w:t>
+      </w:r>
+      <w:proofErr w:type="spellEnd"/>
+      <w:r>
+        <w:t xml:space="preserve"> default </w:t>
+      </w:r>
+      <w:proofErr w:type="spellStart"/>
+      <w:r>
+        <w:t>gen_random_uuid</w:t>
+      </w:r>
+      <w:proofErr w:type="spellEnd"/>
+      <w:r>
+        <w:t>() primary key,</w:t>
+      </w:r>
+    </w:p>
+    <w:p>
+      <w:r>
+        <w:t xml:space="preserve">  </w:t>
+      </w:r>
+      <w:proofErr w:type="spellStart"/>
+      <w:r>
+        <w:t>user_id</w:t>
+      </w:r>
+      <w:proofErr w:type="spellEnd"/>
+      <w:r>
+        <w:t xml:space="preserve"> text not null,</w:t>
+      </w:r>
+    </w:p>
+    <w:p>
+      <w:r>
+        <w:t xml:space="preserve">  </w:t>
+      </w:r>
+      <w:proofErr w:type="spellStart"/>
+      <w:r>
+        <w:t>product_id</w:t>
+      </w:r>
+      <w:proofErr w:type="spellEnd"/>
+      <w:r>
+        <w:t xml:space="preserve"> integer not null,</w:t>
+      </w:r>
+    </w:p>
+    <w:p>
+      <w:r>
+        <w:t xml:space="preserve">  </w:t>
+      </w:r>
+      <w:proofErr w:type="spellStart"/>
+      <w:r>
+        <w:t>product_name</w:t>
+      </w:r>
+      <w:proofErr w:type="spellEnd"/>
+      <w:r>
+        <w:t xml:space="preserve"> text not null,</w:t>
+      </w:r>
+    </w:p>
+    <w:p>
+      <w:r>
+        <w:t xml:space="preserve">  </w:t>
+      </w:r>
+      <w:proofErr w:type="spellStart"/>
+      <w:r>
+        <w:t>product_price</w:t>
+      </w:r>
+      <w:proofErr w:type="spellEnd"/>
+      <w:r>
+        <w:t xml:space="preserve"> text not null,</w:t>
+      </w:r>
+    </w:p>
+    <w:p>
+      <w:r>
+        <w:t xml:space="preserve">  </w:t>
+      </w:r>
+      <w:proofErr w:type="spellStart"/>
+      <w:r>
+        <w:t>product_image</w:t>
+      </w:r>
+      <w:proofErr w:type="spellEnd"/>
+      <w:r>
+        <w:t xml:space="preserve"> text not null,</w:t>
+      </w:r>
+    </w:p>
+    <w:p>
+      <w:r>
+        <w:t xml:space="preserve">  </w:t>
+      </w:r>
+      <w:proofErr w:type="spellStart"/>
+      <w:r>
+        <w:t>product_description</w:t>
+      </w:r>
+      <w:proofErr w:type="spellEnd"/>
+      <w:r>
+        <w:t xml:space="preserve"> text not null,</w:t>
+      </w:r>
+    </w:p>
+    <w:p>
+      <w:r>
+        <w:t xml:space="preserve">  </w:t>
+      </w:r>
+      <w:proofErr w:type="spellStart"/>
+      <w:r>
+        <w:t>created_at</w:t>
+      </w:r>
+      <w:proofErr w:type="spellEnd"/>
+      <w:r>
+        <w:t xml:space="preserve"> timestamp with time zone default now()</w:t>
       </w:r>
     </w:p>
     <w:p>
@@ -3226,7 +3390,39 @@
     </w:p>
     <w:p>
       <w:r>
-        <w:t>using (auth.uid()::text = user_id OR user_id = user_id)</w:t>
+        <w:t>using (</w:t>
+      </w:r>
+      <w:proofErr w:type="spellStart"/>
+      <w:r>
+        <w:t>auth.uid</w:t>
+      </w:r>
+      <w:proofErr w:type="spellEnd"/>
+      <w:r>
+        <w:t xml:space="preserve">()::text = </w:t>
+      </w:r>
+      <w:proofErr w:type="spellStart"/>
+      <w:r>
+        <w:t>user_id</w:t>
+      </w:r>
+      <w:proofErr w:type="spellEnd"/>
+      <w:r>
+        <w:t xml:space="preserve"> OR </w:t>
+      </w:r>
+      <w:proofErr w:type="spellStart"/>
+      <w:r>
+        <w:t>user_id</w:t>
+      </w:r>
+      <w:proofErr w:type="spellEnd"/>
+      <w:r>
+        <w:t xml:space="preserve"> = </w:t>
+      </w:r>
+      <w:proofErr w:type="spellStart"/>
+      <w:r>
+        <w:t>user_id</w:t>
+      </w:r>
+      <w:proofErr w:type="spellEnd"/>
+      <w:r>
+        <w:t>)</w:t>
       </w:r>
     </w:p>
     <w:p>
@@ -3612,12 +3808,14 @@
         </w:rPr>
         <w:t>在</w:t>
       </w:r>
+      <w:proofErr w:type="spellStart"/>
       <w:r>
         <w:rPr>
           <w:rFonts w:hint="eastAsia"/>
         </w:rPr>
         <w:t>supabase</w:t>
       </w:r>
+      <w:proofErr w:type="spellEnd"/>
       <w:r>
         <w:rPr>
           <w:rFonts w:hint="eastAsia"/>
@@ -3939,12 +4137,14 @@
         </w:rPr>
         <w:t>上傳到</w:t>
       </w:r>
+      <w:proofErr w:type="spellStart"/>
       <w:r>
         <w:rPr>
           <w:rFonts w:hint="eastAsia"/>
         </w:rPr>
         <w:t>netlify</w:t>
       </w:r>
+      <w:proofErr w:type="spellEnd"/>
       <w:r>
         <w:rPr>
           <w:rFonts w:hint="eastAsia"/>
@@ -3975,12 +4175,14 @@
         </w:rPr>
         <w:t>檔案關於</w:t>
       </w:r>
+      <w:proofErr w:type="spellStart"/>
       <w:r>
         <w:rPr>
           <w:rFonts w:hint="eastAsia"/>
         </w:rPr>
         <w:t>supabase</w:t>
       </w:r>
+      <w:proofErr w:type="spellEnd"/>
       <w:r>
         <w:rPr>
           <w:rFonts w:hint="eastAsia"/>
@@ -4300,6 +4502,9 @@
         </mc:AlternateContent>
       </w:r>
       <w:r>
+        <w:rPr>
+          <w:noProof/>
+        </w:rPr>
         <w:drawing>
           <wp:inline distT="0" distB="0" distL="0" distR="0" wp14:anchorId="1BEC04E0" wp14:editId="49191901">
             <wp:extent cx="2628354" cy="3388360"/>
@@ -4337,6 +4542,9 @@
         </w:drawing>
       </w:r>
       <w:r>
+        <w:rPr>
+          <w:noProof/>
+        </w:rPr>
         <w:drawing>
           <wp:inline distT="0" distB="0" distL="0" distR="0" wp14:anchorId="08CFFD05" wp14:editId="270EFDB8">
             <wp:extent cx="2390775" cy="3379225"/>
@@ -4385,12 +4593,14 @@
         </w:rPr>
         <w:t>到</w:t>
       </w:r>
+      <w:proofErr w:type="spellStart"/>
       <w:r>
         <w:rPr>
           <w:rFonts w:hint="eastAsia"/>
         </w:rPr>
         <w:t>supabase</w:t>
       </w:r>
+      <w:proofErr w:type="spellEnd"/>
       <w:r>
         <w:rPr>
           <w:rFonts w:hint="eastAsia"/>
@@ -4399,12 +4609,10 @@
       </w:r>
     </w:p>
     <w:p>
-      <w:pPr>
-        <w:rPr>
-          <w:rFonts w:hint="eastAsia"/>
-        </w:rPr>
-      </w:pPr>
-      <w:r>
+      <w:r>
+        <w:rPr>
+          <w:noProof/>
+        </w:rPr>
         <w:drawing>
           <wp:inline distT="0" distB="0" distL="0" distR="0" wp14:anchorId="086CEB2F" wp14:editId="06199400">
             <wp:extent cx="5274310" cy="3030220"/>
@@ -4444,12 +4652,138 @@
     </w:p>
     <w:p/>
     <w:p>
+      <w:r>
+        <w:rPr>
+          <w:rFonts w:hint="eastAsia"/>
+        </w:rPr>
+        <w:t>建立產品加入到購物車的功能</w:t>
+      </w:r>
+    </w:p>
+    <w:p>
+      <w:r>
+        <w:drawing>
+          <wp:inline distT="0" distB="0" distL="0" distR="0" wp14:anchorId="606A5AA2" wp14:editId="6B23D2D7">
+            <wp:extent cx="4391638" cy="1876687"/>
+            <wp:effectExtent l="0" t="0" r="9525" b="9525"/>
+            <wp:docPr id="1874340480" name="圖片 1"/>
+            <wp:cNvGraphicFramePr>
+              <a:graphicFrameLocks xmlns:a="http://schemas.openxmlformats.org/drawingml/2006/main" noChangeAspect="1"/>
+            </wp:cNvGraphicFramePr>
+            <a:graphic xmlns:a="http://schemas.openxmlformats.org/drawingml/2006/main">
+              <a:graphicData uri="http://schemas.openxmlformats.org/drawingml/2006/picture">
+                <pic:pic xmlns:pic="http://schemas.openxmlformats.org/drawingml/2006/picture">
+                  <pic:nvPicPr>
+                    <pic:cNvPr id="1874340480" name=""/>
+                    <pic:cNvPicPr/>
+                  </pic:nvPicPr>
+                  <pic:blipFill>
+                    <a:blip r:embed="rId62"/>
+                    <a:stretch>
+                      <a:fillRect/>
+                    </a:stretch>
+                  </pic:blipFill>
+                  <pic:spPr>
+                    <a:xfrm>
+                      <a:off x="0" y="0"/>
+                      <a:ext cx="4391638" cy="1876687"/>
+                    </a:xfrm>
+                    <a:prstGeom prst="rect">
+                      <a:avLst/>
+                    </a:prstGeom>
+                  </pic:spPr>
+                </pic:pic>
+              </a:graphicData>
+            </a:graphic>
+          </wp:inline>
+        </w:drawing>
+      </w:r>
+    </w:p>
+    <w:p>
+      <w:proofErr w:type="spellStart"/>
+      <w:r>
+        <w:t>S</w:t>
+      </w:r>
+      <w:r>
+        <w:rPr>
+          <w:rFonts w:hint="eastAsia"/>
+        </w:rPr>
+        <w:t>upabase</w:t>
+      </w:r>
+      <w:proofErr w:type="spellEnd"/>
+      <w:r>
+        <w:rPr>
+          <w:rFonts w:hint="eastAsia"/>
+        </w:rPr>
+        <w:t>的</w:t>
+      </w:r>
+      <w:r>
+        <w:rPr>
+          <w:rFonts w:hint="eastAsia"/>
+        </w:rPr>
+        <w:t>SQL Editor</w:t>
+      </w:r>
+      <w:r>
+        <w:rPr>
+          <w:rFonts w:hint="eastAsia"/>
+        </w:rPr>
+        <w:t>建立購物車的</w:t>
+      </w:r>
+      <w:r>
+        <w:rPr>
+          <w:rFonts w:hint="eastAsia"/>
+        </w:rPr>
+        <w:t>table</w:t>
+      </w:r>
+    </w:p>
+    <w:p>
+      <w:r>
+        <w:drawing>
+          <wp:inline distT="0" distB="0" distL="0" distR="0" wp14:anchorId="57F7591E" wp14:editId="506E0549">
+            <wp:extent cx="5274310" cy="1491615"/>
+            <wp:effectExtent l="0" t="0" r="2540" b="0"/>
+            <wp:docPr id="346664784" name="圖片 1"/>
+            <wp:cNvGraphicFramePr>
+              <a:graphicFrameLocks xmlns:a="http://schemas.openxmlformats.org/drawingml/2006/main" noChangeAspect="1"/>
+            </wp:cNvGraphicFramePr>
+            <a:graphic xmlns:a="http://schemas.openxmlformats.org/drawingml/2006/main">
+              <a:graphicData uri="http://schemas.openxmlformats.org/drawingml/2006/picture">
+                <pic:pic xmlns:pic="http://schemas.openxmlformats.org/drawingml/2006/picture">
+                  <pic:nvPicPr>
+                    <pic:cNvPr id="346664784" name=""/>
+                    <pic:cNvPicPr/>
+                  </pic:nvPicPr>
+                  <pic:blipFill>
+                    <a:blip r:embed="rId63"/>
+                    <a:stretch>
+                      <a:fillRect/>
+                    </a:stretch>
+                  </pic:blipFill>
+                  <pic:spPr>
+                    <a:xfrm>
+                      <a:off x="0" y="0"/>
+                      <a:ext cx="5274310" cy="1491615"/>
+                    </a:xfrm>
+                    <a:prstGeom prst="rect">
+                      <a:avLst/>
+                    </a:prstGeom>
+                  </pic:spPr>
+                </pic:pic>
+              </a:graphicData>
+            </a:graphic>
+          </wp:inline>
+        </w:drawing>
+      </w:r>
+    </w:p>
+    <w:p/>
+    <w:p>
       <w:pPr>
         <w:rPr>
           <w:rFonts w:hint="eastAsia"/>
         </w:rPr>
       </w:pPr>
     </w:p>
+    <w:p/>
+    <w:p/>
     <w:sectPr>
       <w:pgSz w:w="11906" w:h="16838"/>
       <w:pgMar w:top="1440" w:right="1800" w:bottom="1440" w:left="1800" w:header="851" w:footer="992" w:gutter="0"/>

--- a/連接Clerck和supabase.docx
+++ b/連接Clerck和supabase.docx
@@ -181,14 +181,12 @@
         </w:rPr>
         <w:t>選</w:t>
       </w:r>
-      <w:proofErr w:type="spellStart"/>
       <w:r>
         <w:rPr>
           <w:rFonts w:hint="eastAsia"/>
         </w:rPr>
         <w:t>Reacct</w:t>
       </w:r>
-      <w:proofErr w:type="spellEnd"/>
     </w:p>
     <w:p>
       <w:r>
@@ -248,15 +246,7 @@
         <w:t>:</w:t>
       </w:r>
       <w:r>
-        <w:t xml:space="preserve"> </w:t>
-      </w:r>
-      <w:proofErr w:type="spellStart"/>
-      <w:r>
-        <w:t>npm</w:t>
-      </w:r>
-      <w:proofErr w:type="spellEnd"/>
-      <w:r>
-        <w:t xml:space="preserve"> install @clerk/react</w:t>
+        <w:t xml:space="preserve"> npm install @clerk/react</w:t>
       </w:r>
     </w:p>
     <w:p>
@@ -767,15 +757,7 @@
         <w:t>:</w:t>
       </w:r>
       <w:r>
-        <w:t xml:space="preserve"> </w:t>
-      </w:r>
-      <w:proofErr w:type="spellStart"/>
-      <w:r>
-        <w:t>npm</w:t>
-      </w:r>
-      <w:proofErr w:type="spellEnd"/>
-      <w:r>
-        <w:t xml:space="preserve"> install @clerk/localizations</w:t>
+        <w:t xml:space="preserve"> npm install @clerk/localizations</w:t>
       </w:r>
       <w:r>
         <w:rPr>
@@ -1154,19 +1136,11 @@
         </w:rPr>
         <w:t>已經連接</w:t>
       </w:r>
-      <w:proofErr w:type="spellStart"/>
-      <w:r>
-        <w:rPr>
-          <w:rFonts w:hint="eastAsia"/>
-        </w:rPr>
-        <w:t>Github</w:t>
-      </w:r>
-      <w:proofErr w:type="spellEnd"/>
-      <w:r>
-        <w:rPr>
-          <w:rFonts w:hint="eastAsia"/>
-        </w:rPr>
-        <w:t>)</w:t>
+      <w:r>
+        <w:rPr>
+          <w:rFonts w:hint="eastAsia"/>
+        </w:rPr>
+        <w:t>Github)</w:t>
       </w:r>
       <w:r>
         <w:rPr>
@@ -1210,28 +1184,24 @@
         </w:rPr>
         <w:t>檔案，</w:t>
       </w:r>
-      <w:proofErr w:type="spellStart"/>
       <w:r>
         <w:rPr>
           <w:rFonts w:hint="eastAsia"/>
         </w:rPr>
         <w:t>gitignore</w:t>
       </w:r>
-      <w:proofErr w:type="spellEnd"/>
       <w:r>
         <w:rPr>
           <w:rFonts w:hint="eastAsia"/>
         </w:rPr>
         <w:t>要引入才不會被推送到</w:t>
       </w:r>
-      <w:proofErr w:type="spellStart"/>
       <w:r>
         <w:rPr>
           <w:rFonts w:hint="eastAsia"/>
         </w:rPr>
         <w:t>github</w:t>
       </w:r>
-      <w:proofErr w:type="spellEnd"/>
       <w:r>
         <w:rPr>
           <w:rFonts w:hint="eastAsia"/>
@@ -1725,14 +1695,12 @@
         </w:rPr>
         <w:t>推送到</w:t>
       </w:r>
-      <w:proofErr w:type="spellStart"/>
       <w:r>
         <w:rPr>
           <w:rFonts w:hint="eastAsia"/>
         </w:rPr>
         <w:t>netlify</w:t>
       </w:r>
-      <w:proofErr w:type="spellEnd"/>
       <w:r>
         <w:rPr>
           <w:rFonts w:hint="eastAsia"/>
@@ -2078,14 +2046,12 @@
         </w:rPr>
         <w:t>貼上</w:t>
       </w:r>
-      <w:proofErr w:type="spellStart"/>
       <w:r>
         <w:rPr>
           <w:rFonts w:hint="eastAsia"/>
         </w:rPr>
         <w:t>url</w:t>
       </w:r>
-      <w:proofErr w:type="spellEnd"/>
     </w:p>
     <w:p>
       <w:pPr>
@@ -2294,28 +2260,24 @@
         <w:lastRenderedPageBreak/>
         <w:t>連接</w:t>
       </w:r>
-      <w:proofErr w:type="spellStart"/>
       <w:r>
         <w:rPr>
           <w:rFonts w:hint="eastAsia"/>
         </w:rPr>
         <w:t>supabase</w:t>
       </w:r>
-      <w:proofErr w:type="spellEnd"/>
       <w:r>
         <w:rPr>
           <w:rFonts w:hint="eastAsia"/>
         </w:rPr>
         <w:t>使用</w:t>
       </w:r>
-      <w:proofErr w:type="spellStart"/>
       <w:r>
         <w:rPr>
           <w:rFonts w:hint="eastAsia"/>
         </w:rPr>
         <w:t>github</w:t>
       </w:r>
-      <w:proofErr w:type="spellEnd"/>
       <w:r>
         <w:rPr>
           <w:rFonts w:hint="eastAsia"/>
@@ -2543,63 +2505,35 @@
     </w:p>
     <w:p>
       <w:r>
-        <w:t xml:space="preserve">create </w:t>
-      </w:r>
-      <w:proofErr w:type="spellStart"/>
-      <w:r>
-        <w:t>orderHistory</w:t>
-      </w:r>
-      <w:proofErr w:type="spellEnd"/>
-      <w:r>
-        <w:t xml:space="preserve"> component then the user can click one of coffee product then check the order history page , </w:t>
-      </w:r>
-      <w:proofErr w:type="spellStart"/>
-      <w:r>
-        <w:t>i</w:t>
-      </w:r>
-      <w:proofErr w:type="spellEnd"/>
-      <w:r>
-        <w:t xml:space="preserve"> would like to connect with </w:t>
-      </w:r>
-      <w:proofErr w:type="spellStart"/>
-      <w:r>
+        <w:t>create orderHistory component then the user can click one of coffee product then check the order history page , i would like to connect with supabase , create order table</w:t>
+      </w:r>
+    </w:p>
+    <w:p/>
+    <w:p>
+      <w:r>
+        <w:rPr>
+          <w:rFonts w:hint="eastAsia"/>
+        </w:rPr>
+        <w:t>先取得</w:t>
+      </w:r>
+      <w:r>
+        <w:rPr>
+          <w:rFonts w:hint="eastAsia"/>
+        </w:rPr>
         <w:t>supabase</w:t>
       </w:r>
-      <w:proofErr w:type="spellEnd"/>
-      <w:r>
-        <w:t xml:space="preserve"> , create order table</w:t>
-      </w:r>
-    </w:p>
-    <w:p/>
-    <w:p>
-      <w:r>
-        <w:rPr>
-          <w:rFonts w:hint="eastAsia"/>
-        </w:rPr>
-        <w:t>先取得</w:t>
-      </w:r>
-      <w:proofErr w:type="spellStart"/>
-      <w:r>
-        <w:rPr>
-          <w:rFonts w:hint="eastAsia"/>
-        </w:rPr>
-        <w:t>supabase</w:t>
-      </w:r>
-      <w:proofErr w:type="spellEnd"/>
       <w:r>
         <w:rPr>
           <w:rFonts w:hint="eastAsia"/>
         </w:rPr>
         <w:t>的</w:t>
       </w:r>
-      <w:proofErr w:type="spellStart"/>
       <w:r>
         <w:rPr>
           <w:rFonts w:hint="eastAsia"/>
         </w:rPr>
         <w:t>url</w:t>
       </w:r>
-      <w:proofErr w:type="spellEnd"/>
       <w:r>
         <w:rPr>
           <w:rFonts w:hint="eastAsia"/>
@@ -2713,16 +2647,8 @@
         <w:rPr>
           <w:rFonts w:hint="eastAsia"/>
         </w:rPr>
-        <w:t xml:space="preserve">Data </w:t>
-      </w:r>
-      <w:proofErr w:type="spellStart"/>
-      <w:r>
-        <w:rPr>
-          <w:rFonts w:hint="eastAsia"/>
-        </w:rPr>
-        <w:t>api</w:t>
-      </w:r>
-      <w:proofErr w:type="spellEnd"/>
+        <w:t>Data api</w:t>
+      </w:r>
       <w:r>
         <w:rPr>
           <w:rFonts w:hint="eastAsia"/>
@@ -3012,21 +2938,7 @@
         <w:rPr>
           <w:rFonts w:hint="eastAsia"/>
         </w:rPr>
-        <w:t xml:space="preserve">anon </w:t>
-      </w:r>
-      <w:proofErr w:type="spellStart"/>
-      <w:r>
-        <w:rPr>
-          <w:rFonts w:hint="eastAsia"/>
-        </w:rPr>
-        <w:t>api</w:t>
-      </w:r>
-      <w:proofErr w:type="spellEnd"/>
-      <w:r>
-        <w:rPr>
-          <w:rFonts w:hint="eastAsia"/>
-        </w:rPr>
-        <w:t xml:space="preserve"> keys</w:t>
+        <w:t>anon api keys</w:t>
       </w:r>
       <w:r>
         <w:rPr>
@@ -3090,14 +3002,12 @@
         </w:rPr>
         <w:t>再到</w:t>
       </w:r>
-      <w:proofErr w:type="spellStart"/>
       <w:r>
         <w:rPr>
           <w:rFonts w:hint="eastAsia"/>
         </w:rPr>
         <w:t>supabase</w:t>
       </w:r>
-      <w:proofErr w:type="spellEnd"/>
       <w:r>
         <w:rPr>
           <w:rFonts w:hint="eastAsia"/>
@@ -3162,14 +3072,12 @@
         <w:lastRenderedPageBreak/>
         <w:t>貼上</w:t>
       </w:r>
-      <w:proofErr w:type="spellStart"/>
       <w:r>
         <w:rPr>
           <w:rFonts w:hint="eastAsia"/>
         </w:rPr>
         <w:t>sql</w:t>
       </w:r>
-      <w:proofErr w:type="spellEnd"/>
       <w:r>
         <w:rPr>
           <w:rFonts w:hint="eastAsia"/>
@@ -3256,114 +3164,42 @@
     </w:p>
     <w:p>
       <w:r>
-        <w:t xml:space="preserve">  id </w:t>
-      </w:r>
-      <w:proofErr w:type="spellStart"/>
-      <w:r>
-        <w:t>uuid</w:t>
-      </w:r>
-      <w:proofErr w:type="spellEnd"/>
-      <w:r>
-        <w:t xml:space="preserve"> default </w:t>
-      </w:r>
-      <w:proofErr w:type="spellStart"/>
-      <w:r>
-        <w:t>gen_random_uuid</w:t>
-      </w:r>
-      <w:proofErr w:type="spellEnd"/>
-      <w:r>
-        <w:t>() primary key,</w:t>
-      </w:r>
-    </w:p>
-    <w:p>
-      <w:r>
-        <w:t xml:space="preserve">  </w:t>
-      </w:r>
-      <w:proofErr w:type="spellStart"/>
-      <w:r>
-        <w:t>user_id</w:t>
-      </w:r>
-      <w:proofErr w:type="spellEnd"/>
-      <w:r>
-        <w:t xml:space="preserve"> text not null,</w:t>
-      </w:r>
-    </w:p>
-    <w:p>
-      <w:r>
-        <w:t xml:space="preserve">  </w:t>
-      </w:r>
-      <w:proofErr w:type="spellStart"/>
-      <w:r>
-        <w:t>product_id</w:t>
-      </w:r>
-      <w:proofErr w:type="spellEnd"/>
-      <w:r>
-        <w:t xml:space="preserve"> integer not null,</w:t>
-      </w:r>
-    </w:p>
-    <w:p>
-      <w:r>
-        <w:t xml:space="preserve">  </w:t>
-      </w:r>
-      <w:proofErr w:type="spellStart"/>
-      <w:r>
-        <w:t>product_name</w:t>
-      </w:r>
-      <w:proofErr w:type="spellEnd"/>
-      <w:r>
-        <w:t xml:space="preserve"> text not null,</w:t>
-      </w:r>
-    </w:p>
-    <w:p>
-      <w:r>
-        <w:t xml:space="preserve">  </w:t>
-      </w:r>
-      <w:proofErr w:type="spellStart"/>
-      <w:r>
-        <w:t>product_price</w:t>
-      </w:r>
-      <w:proofErr w:type="spellEnd"/>
-      <w:r>
-        <w:t xml:space="preserve"> text not null,</w:t>
-      </w:r>
-    </w:p>
-    <w:p>
-      <w:r>
-        <w:t xml:space="preserve">  </w:t>
-      </w:r>
-      <w:proofErr w:type="spellStart"/>
-      <w:r>
-        <w:t>product_image</w:t>
-      </w:r>
-      <w:proofErr w:type="spellEnd"/>
-      <w:r>
-        <w:t xml:space="preserve"> text not null,</w:t>
-      </w:r>
-    </w:p>
-    <w:p>
-      <w:r>
-        <w:t xml:space="preserve">  </w:t>
-      </w:r>
-      <w:proofErr w:type="spellStart"/>
-      <w:r>
-        <w:t>product_description</w:t>
-      </w:r>
-      <w:proofErr w:type="spellEnd"/>
-      <w:r>
-        <w:t xml:space="preserve"> text not null,</w:t>
-      </w:r>
-    </w:p>
-    <w:p>
-      <w:r>
-        <w:t xml:space="preserve">  </w:t>
-      </w:r>
-      <w:proofErr w:type="spellStart"/>
-      <w:r>
-        <w:t>created_at</w:t>
-      </w:r>
-      <w:proofErr w:type="spellEnd"/>
-      <w:r>
-        <w:t xml:space="preserve"> timestamp with time zone default now()</w:t>
+        <w:t>  id uuid default gen_random_uuid() primary key,</w:t>
+      </w:r>
+    </w:p>
+    <w:p>
+      <w:r>
+        <w:t>  user_id text not null,</w:t>
+      </w:r>
+    </w:p>
+    <w:p>
+      <w:r>
+        <w:t>  product_id integer not null,</w:t>
+      </w:r>
+    </w:p>
+    <w:p>
+      <w:r>
+        <w:t>  product_name text not null,</w:t>
+      </w:r>
+    </w:p>
+    <w:p>
+      <w:r>
+        <w:t>  product_price text not null,</w:t>
+      </w:r>
+    </w:p>
+    <w:p>
+      <w:r>
+        <w:t>  product_image text not null,</w:t>
+      </w:r>
+    </w:p>
+    <w:p>
+      <w:r>
+        <w:t>  product_description text not null,</w:t>
+      </w:r>
+    </w:p>
+    <w:p>
+      <w:r>
+        <w:t>  created_at timestamp with time zone default now()</w:t>
       </w:r>
     </w:p>
     <w:p>
@@ -3390,39 +3226,7 @@
     </w:p>
     <w:p>
       <w:r>
-        <w:t>using (</w:t>
-      </w:r>
-      <w:proofErr w:type="spellStart"/>
-      <w:r>
-        <w:t>auth.uid</w:t>
-      </w:r>
-      <w:proofErr w:type="spellEnd"/>
-      <w:r>
-        <w:t xml:space="preserve">()::text = </w:t>
-      </w:r>
-      <w:proofErr w:type="spellStart"/>
-      <w:r>
-        <w:t>user_id</w:t>
-      </w:r>
-      <w:proofErr w:type="spellEnd"/>
-      <w:r>
-        <w:t xml:space="preserve"> OR </w:t>
-      </w:r>
-      <w:proofErr w:type="spellStart"/>
-      <w:r>
-        <w:t>user_id</w:t>
-      </w:r>
-      <w:proofErr w:type="spellEnd"/>
-      <w:r>
-        <w:t xml:space="preserve"> = </w:t>
-      </w:r>
-      <w:proofErr w:type="spellStart"/>
-      <w:r>
-        <w:t>user_id</w:t>
-      </w:r>
-      <w:proofErr w:type="spellEnd"/>
-      <w:r>
-        <w:t>)</w:t>
+        <w:t>using (auth.uid()::text = user_id OR user_id = user_id)</w:t>
       </w:r>
     </w:p>
     <w:p>
@@ -3808,14 +3612,12 @@
         </w:rPr>
         <w:t>在</w:t>
       </w:r>
-      <w:proofErr w:type="spellStart"/>
       <w:r>
         <w:rPr>
           <w:rFonts w:hint="eastAsia"/>
         </w:rPr>
         <w:t>supabase</w:t>
       </w:r>
-      <w:proofErr w:type="spellEnd"/>
       <w:r>
         <w:rPr>
           <w:rFonts w:hint="eastAsia"/>
@@ -4137,14 +3939,12 @@
         </w:rPr>
         <w:t>上傳到</w:t>
       </w:r>
-      <w:proofErr w:type="spellStart"/>
       <w:r>
         <w:rPr>
           <w:rFonts w:hint="eastAsia"/>
         </w:rPr>
         <w:t>netlify</w:t>
       </w:r>
-      <w:proofErr w:type="spellEnd"/>
       <w:r>
         <w:rPr>
           <w:rFonts w:hint="eastAsia"/>
@@ -4175,14 +3975,12 @@
         </w:rPr>
         <w:t>檔案關於</w:t>
       </w:r>
-      <w:proofErr w:type="spellStart"/>
       <w:r>
         <w:rPr>
           <w:rFonts w:hint="eastAsia"/>
         </w:rPr>
         <w:t>supabase</w:t>
       </w:r>
-      <w:proofErr w:type="spellEnd"/>
       <w:r>
         <w:rPr>
           <w:rFonts w:hint="eastAsia"/>
@@ -4593,14 +4391,12 @@
         </w:rPr>
         <w:t>到</w:t>
       </w:r>
-      <w:proofErr w:type="spellStart"/>
       <w:r>
         <w:rPr>
           <w:rFonts w:hint="eastAsia"/>
         </w:rPr>
         <w:t>supabase</w:t>
       </w:r>
-      <w:proofErr w:type="spellEnd"/>
       <w:r>
         <w:rPr>
           <w:rFonts w:hint="eastAsia"/>
@@ -4661,6 +4457,9 @@
     </w:p>
     <w:p>
       <w:r>
+        <w:rPr>
+          <w:noProof/>
+        </w:rPr>
         <w:drawing>
           <wp:inline distT="0" distB="0" distL="0" distR="0" wp14:anchorId="606A5AA2" wp14:editId="6B23D2D7">
             <wp:extent cx="4391638" cy="1876687"/>
@@ -4699,7 +4498,6 @@
       </w:r>
     </w:p>
     <w:p>
-      <w:proofErr w:type="spellStart"/>
       <w:r>
         <w:t>S</w:t>
       </w:r>
@@ -4709,7 +4507,6 @@
         </w:rPr>
         <w:t>upabase</w:t>
       </w:r>
-      <w:proofErr w:type="spellEnd"/>
       <w:r>
         <w:rPr>
           <w:rFonts w:hint="eastAsia"/>
@@ -4737,6 +4534,9 @@
     </w:p>
     <w:p>
       <w:r>
+        <w:rPr>
+          <w:noProof/>
+        </w:rPr>
         <w:drawing>
           <wp:inline distT="0" distB="0" distL="0" distR="0" wp14:anchorId="57F7591E" wp14:editId="506E0549">
             <wp:extent cx="5274310" cy="1491615"/>
@@ -4774,14 +4574,413 @@
         </w:drawing>
       </w:r>
     </w:p>
+    <w:p>
+      <w:r>
+        <w:lastRenderedPageBreak/>
+        <w:t>S</w:t>
+      </w:r>
+      <w:r>
+        <w:rPr>
+          <w:rFonts w:hint="eastAsia"/>
+        </w:rPr>
+        <w:t>upabase</w:t>
+      </w:r>
+      <w:r>
+        <w:rPr>
+          <w:rFonts w:hint="eastAsia"/>
+        </w:rPr>
+        <w:t>新增</w:t>
+      </w:r>
+      <w:r>
+        <w:rPr>
+          <w:rFonts w:hint="eastAsia"/>
+        </w:rPr>
+        <w:t>comment</w:t>
+      </w:r>
+      <w:r>
+        <w:rPr>
+          <w:rFonts w:hint="eastAsia"/>
+        </w:rPr>
+        <w:t>的</w:t>
+      </w:r>
+      <w:r>
+        <w:rPr>
+          <w:rFonts w:hint="eastAsia"/>
+        </w:rPr>
+        <w:t>table</w:t>
+      </w:r>
+      <w:r>
+        <w:rPr>
+          <w:rFonts w:hint="eastAsia"/>
+        </w:rPr>
+        <w:t>表格</w:t>
+      </w:r>
+    </w:p>
+    <w:p>
+      <w:r>
+        <w:drawing>
+          <wp:inline distT="0" distB="0" distL="0" distR="0" wp14:anchorId="2ED820F3" wp14:editId="5BA8B8A6">
+            <wp:extent cx="5274310" cy="2316480"/>
+            <wp:effectExtent l="0" t="0" r="2540" b="7620"/>
+            <wp:docPr id="1504885487" name="圖片 1"/>
+            <wp:cNvGraphicFramePr>
+              <a:graphicFrameLocks xmlns:a="http://schemas.openxmlformats.org/drawingml/2006/main" noChangeAspect="1"/>
+            </wp:cNvGraphicFramePr>
+            <a:graphic xmlns:a="http://schemas.openxmlformats.org/drawingml/2006/main">
+              <a:graphicData uri="http://schemas.openxmlformats.org/drawingml/2006/picture">
+                <pic:pic xmlns:pic="http://schemas.openxmlformats.org/drawingml/2006/picture">
+                  <pic:nvPicPr>
+                    <pic:cNvPr id="1504885487" name=""/>
+                    <pic:cNvPicPr/>
+                  </pic:nvPicPr>
+                  <pic:blipFill>
+                    <a:blip r:embed="rId64"/>
+                    <a:stretch>
+                      <a:fillRect/>
+                    </a:stretch>
+                  </pic:blipFill>
+                  <pic:spPr>
+                    <a:xfrm>
+                      <a:off x="0" y="0"/>
+                      <a:ext cx="5274310" cy="2316480"/>
+                    </a:xfrm>
+                    <a:prstGeom prst="rect">
+                      <a:avLst/>
+                    </a:prstGeom>
+                  </pic:spPr>
+                </pic:pic>
+              </a:graphicData>
+            </a:graphic>
+          </wp:inline>
+        </w:drawing>
+      </w:r>
+    </w:p>
+    <w:p>
+      <w:r>
+        <w:rPr>
+          <w:rFonts w:hint="eastAsia"/>
+        </w:rPr>
+        <w:t>完整程式碼</w:t>
+      </w:r>
+      <w:r>
+        <w:rPr>
+          <w:rFonts w:hint="eastAsia"/>
+        </w:rPr>
+        <w:t>:</w:t>
+      </w:r>
+    </w:p>
+    <w:p>
+      <w:r>
+        <w:t>create table if not exists comments (</w:t>
+      </w:r>
+    </w:p>
+    <w:p>
+      <w:r>
+        <w:t>  id uuid default gen_random_uuid() primary key,</w:t>
+      </w:r>
+    </w:p>
+    <w:p>
+      <w:r>
+        <w:t>  user_id text not null,</w:t>
+      </w:r>
+    </w:p>
+    <w:p>
+      <w:r>
+        <w:t>  user_name text not null,</w:t>
+      </w:r>
+    </w:p>
+    <w:p>
+      <w:r>
+        <w:t>  product_id integer not null,</w:t>
+      </w:r>
+    </w:p>
+    <w:p>
+      <w:r>
+        <w:t>  product_name text not null,</w:t>
+      </w:r>
+    </w:p>
+    <w:p>
+      <w:r>
+        <w:t>  rating integer not null default 5,</w:t>
+      </w:r>
+    </w:p>
+    <w:p>
+      <w:r>
+        <w:t>  comment_text text not null,</w:t>
+      </w:r>
+    </w:p>
+    <w:p>
+      <w:r>
+        <w:t>  created_at timestamp with time zone default now()</w:t>
+      </w:r>
+    </w:p>
+    <w:p>
+      <w:r>
+        <w:t>);</w:t>
+      </w:r>
+    </w:p>
     <w:p/>
     <w:p>
+      <w:r>
+        <w:t>alter table public.comments enable row level security;</w:t>
+      </w:r>
+    </w:p>
+    <w:p/>
+    <w:p>
+      <w:r>
+        <w:t>create policy "Allow all"</w:t>
+      </w:r>
+    </w:p>
+    <w:p>
+      <w:r>
+        <w:t>on public.comments</w:t>
+      </w:r>
+    </w:p>
+    <w:p>
+      <w:r>
+        <w:lastRenderedPageBreak/>
+        <w:t>for all</w:t>
+      </w:r>
+    </w:p>
+    <w:p>
+      <w:r>
+        <w:t>using (true)</w:t>
+      </w:r>
+    </w:p>
+    <w:p>
+      <w:r>
+        <w:t>with check (true);</w:t>
+      </w:r>
+    </w:p>
+    <w:p>
       <w:pPr>
         <w:rPr>
           <w:rFonts w:hint="eastAsia"/>
         </w:rPr>
       </w:pPr>
-    </w:p>
+      <w:r>
+        <w:rPr>
+          <w:rFonts w:hint="eastAsia"/>
+        </w:rPr>
+        <w:t>前端建立</w:t>
+      </w:r>
+      <w:r>
+        <w:rPr>
+          <w:rFonts w:hint="eastAsia"/>
+        </w:rPr>
+        <w:t>CommentModal</w:t>
+      </w:r>
+      <w:r>
+        <w:rPr>
+          <w:rFonts w:hint="eastAsia"/>
+        </w:rPr>
+        <w:t>組件</w:t>
+      </w:r>
+    </w:p>
+    <w:p>
+      <w:r>
+        <w:drawing>
+          <wp:inline distT="0" distB="0" distL="0" distR="0" wp14:anchorId="62C5201E" wp14:editId="272FC681">
+            <wp:extent cx="5274310" cy="2548255"/>
+            <wp:effectExtent l="0" t="0" r="2540" b="4445"/>
+            <wp:docPr id="308730877" name="圖片 1"/>
+            <wp:cNvGraphicFramePr>
+              <a:graphicFrameLocks xmlns:a="http://schemas.openxmlformats.org/drawingml/2006/main" noChangeAspect="1"/>
+            </wp:cNvGraphicFramePr>
+            <a:graphic xmlns:a="http://schemas.openxmlformats.org/drawingml/2006/main">
+              <a:graphicData uri="http://schemas.openxmlformats.org/drawingml/2006/picture">
+                <pic:pic xmlns:pic="http://schemas.openxmlformats.org/drawingml/2006/picture">
+                  <pic:nvPicPr>
+                    <pic:cNvPr id="308730877" name=""/>
+                    <pic:cNvPicPr/>
+                  </pic:nvPicPr>
+                  <pic:blipFill>
+                    <a:blip r:embed="rId65"/>
+                    <a:stretch>
+                      <a:fillRect/>
+                    </a:stretch>
+                  </pic:blipFill>
+                  <pic:spPr>
+                    <a:xfrm>
+                      <a:off x="0" y="0"/>
+                      <a:ext cx="5274310" cy="2548255"/>
+                    </a:xfrm>
+                    <a:prstGeom prst="rect">
+                      <a:avLst/>
+                    </a:prstGeom>
+                  </pic:spPr>
+                </pic:pic>
+              </a:graphicData>
+            </a:graphic>
+          </wp:inline>
+        </w:drawing>
+      </w:r>
+    </w:p>
+    <w:p>
+      <w:r>
+        <w:rPr>
+          <w:rFonts w:hint="eastAsia"/>
+        </w:rPr>
+        <w:t>測試</w:t>
+      </w:r>
+      <w:r>
+        <w:rPr>
+          <w:rFonts w:hint="eastAsia"/>
+        </w:rPr>
+        <w:t>:</w:t>
+      </w:r>
+      <w:r>
+        <w:rPr>
+          <w:rFonts w:hint="eastAsia"/>
+        </w:rPr>
+        <w:t>加入會員後點留下評論</w:t>
+      </w:r>
+    </w:p>
+    <w:p>
+      <w:pPr>
+        <w:jc w:val="center"/>
+      </w:pPr>
+      <w:r>
+        <w:drawing>
+          <wp:inline distT="0" distB="0" distL="0" distR="0" wp14:anchorId="1270AA75" wp14:editId="1DE247DB">
+            <wp:extent cx="4772025" cy="2019300"/>
+            <wp:effectExtent l="0" t="0" r="9525" b="0"/>
+            <wp:docPr id="599701555" name="圖片 1"/>
+            <wp:cNvGraphicFramePr>
+              <a:graphicFrameLocks xmlns:a="http://schemas.openxmlformats.org/drawingml/2006/main" noChangeAspect="1"/>
+            </wp:cNvGraphicFramePr>
+            <a:graphic xmlns:a="http://schemas.openxmlformats.org/drawingml/2006/main">
+              <a:graphicData uri="http://schemas.openxmlformats.org/drawingml/2006/picture">
+                <pic:pic xmlns:pic="http://schemas.openxmlformats.org/drawingml/2006/picture">
+                  <pic:nvPicPr>
+                    <pic:cNvPr id="599701555" name=""/>
+                    <pic:cNvPicPr/>
+                  </pic:nvPicPr>
+                  <pic:blipFill>
+                    <a:blip r:embed="rId66"/>
+                    <a:stretch>
+                      <a:fillRect/>
+                    </a:stretch>
+                  </pic:blipFill>
+                  <pic:spPr>
+                    <a:xfrm>
+                      <a:off x="0" y="0"/>
+                      <a:ext cx="4774743" cy="2020450"/>
+                    </a:xfrm>
+                    <a:prstGeom prst="rect">
+                      <a:avLst/>
+                    </a:prstGeom>
+                  </pic:spPr>
+                </pic:pic>
+              </a:graphicData>
+            </a:graphic>
+          </wp:inline>
+        </w:drawing>
+      </w:r>
+      <w:r>
+        <w:lastRenderedPageBreak/>
+        <w:drawing>
+          <wp:inline distT="0" distB="0" distL="0" distR="0" wp14:anchorId="2DB13146" wp14:editId="68A8F9B4">
+            <wp:extent cx="5274310" cy="3453130"/>
+            <wp:effectExtent l="0" t="0" r="2540" b="0"/>
+            <wp:docPr id="1583125853" name="圖片 1"/>
+            <wp:cNvGraphicFramePr>
+              <a:graphicFrameLocks xmlns:a="http://schemas.openxmlformats.org/drawingml/2006/main" noChangeAspect="1"/>
+            </wp:cNvGraphicFramePr>
+            <a:graphic xmlns:a="http://schemas.openxmlformats.org/drawingml/2006/main">
+              <a:graphicData uri="http://schemas.openxmlformats.org/drawingml/2006/picture">
+                <pic:pic xmlns:pic="http://schemas.openxmlformats.org/drawingml/2006/picture">
+                  <pic:nvPicPr>
+                    <pic:cNvPr id="1583125853" name=""/>
+                    <pic:cNvPicPr/>
+                  </pic:nvPicPr>
+                  <pic:blipFill>
+                    <a:blip r:embed="rId67"/>
+                    <a:stretch>
+                      <a:fillRect/>
+                    </a:stretch>
+                  </pic:blipFill>
+                  <pic:spPr>
+                    <a:xfrm>
+                      <a:off x="0" y="0"/>
+                      <a:ext cx="5274310" cy="3453130"/>
+                    </a:xfrm>
+                    <a:prstGeom prst="rect">
+                      <a:avLst/>
+                    </a:prstGeom>
+                  </pic:spPr>
+                </pic:pic>
+              </a:graphicData>
+            </a:graphic>
+          </wp:inline>
+        </w:drawing>
+      </w:r>
+    </w:p>
+    <w:p>
+      <w:pPr>
+        <w:jc w:val="center"/>
+        <w:rPr>
+          <w:rFonts w:hint="eastAsia"/>
+        </w:rPr>
+      </w:pPr>
+      <w:r>
+        <w:rPr>
+          <w:rFonts w:hint="eastAsia"/>
+        </w:rPr>
+        <w:t>ProductDetail Page</w:t>
+      </w:r>
+      <w:r>
+        <w:rPr>
+          <w:rFonts w:hint="eastAsia"/>
+        </w:rPr>
+        <w:t>新增評論成功</w:t>
+      </w:r>
+    </w:p>
+    <w:p>
+      <w:pPr>
+        <w:rPr>
+          <w:rFonts w:hint="eastAsia"/>
+        </w:rPr>
+      </w:pPr>
+      <w:r>
+        <w:drawing>
+          <wp:inline distT="0" distB="0" distL="0" distR="0" wp14:anchorId="638497D4" wp14:editId="4403A169">
+            <wp:extent cx="5274310" cy="2348230"/>
+            <wp:effectExtent l="0" t="0" r="2540" b="0"/>
+            <wp:docPr id="1146766441" name="圖片 1"/>
+            <wp:cNvGraphicFramePr>
+              <a:graphicFrameLocks xmlns:a="http://schemas.openxmlformats.org/drawingml/2006/main" noChangeAspect="1"/>
+            </wp:cNvGraphicFramePr>
+            <a:graphic xmlns:a="http://schemas.openxmlformats.org/drawingml/2006/main">
+              <a:graphicData uri="http://schemas.openxmlformats.org/drawingml/2006/picture">
+                <pic:pic xmlns:pic="http://schemas.openxmlformats.org/drawingml/2006/picture">
+                  <pic:nvPicPr>
+                    <pic:cNvPr id="1146766441" name=""/>
+                    <pic:cNvPicPr/>
+                  </pic:nvPicPr>
+                  <pic:blipFill>
+                    <a:blip r:embed="rId68"/>
+                    <a:stretch>
+                      <a:fillRect/>
+                    </a:stretch>
+                  </pic:blipFill>
+                  <pic:spPr>
+                    <a:xfrm>
+                      <a:off x="0" y="0"/>
+                      <a:ext cx="5277378" cy="2349596"/>
+                    </a:xfrm>
+                    <a:prstGeom prst="rect">
+                      <a:avLst/>
+                    </a:prstGeom>
+                  </pic:spPr>
+                </pic:pic>
+              </a:graphicData>
+            </a:graphic>
+          </wp:inline>
+        </w:drawing>
+      </w:r>
+    </w:p>
+    <w:p/>
     <w:p/>
     <w:p/>
     <w:sectPr>
@@ -5449,7 +5648,6 @@
   <w:style w:type="character" w:default="1" w:styleId="a0">
     <w:name w:val="Default Paragraph Font"/>
     <w:uiPriority w:val="1"/>
-    <w:semiHidden/>
     <w:unhideWhenUsed/>
   </w:style>
   <w:style w:type="table" w:default="1" w:styleId="a1">
